--- a/documentacion/Probador Virtual Inteligente - Carpeta de Proyecto (mejorada).docx
+++ b/documentacion/Probador Virtual Inteligente - Carpeta de Proyecto (mejorada).docx
@@ -13,7 +13,7 @@
           <w:noProof/>
         </w:rPr>
         <w:drawing>
-          <wp:inline distT="0" distB="0" distL="0" distR="0" wp14:anchorId="72CE147C" wp14:editId="72CE147D">
+          <wp:inline distT="0" distB="0" distL="0" distR="0" wp14:anchorId="30B447D8" wp14:editId="0F34F932">
             <wp:extent cx="1428750" cy="1428750"/>
             <wp:effectExtent l="0" t="0" r="0" b="0"/>
             <wp:docPr id="1" name="Imagen 1"/>
@@ -159,12 +159,6 @@
         <w:gridCol w:w="6360"/>
       </w:tblGrid>
       <w:tr>
-        <w:tblPrEx>
-          <w:tblCellMar>
-            <w:top w:w="0" w:type="dxa"/>
-            <w:bottom w:w="0" w:type="dxa"/>
-          </w:tblCellMar>
-        </w:tblPrEx>
         <w:trPr>
           <w:cantSplit/>
           <w:tblHeader/>
@@ -227,12 +221,6 @@
         </w:tc>
       </w:tr>
       <w:tr>
-        <w:tblPrEx>
-          <w:tblCellMar>
-            <w:top w:w="0" w:type="dxa"/>
-            <w:bottom w:w="0" w:type="dxa"/>
-          </w:tblCellMar>
-        </w:tblPrEx>
         <w:trPr>
           <w:cantSplit/>
         </w:trPr>
@@ -288,12 +276,6 @@
         </w:tc>
       </w:tr>
       <w:tr>
-        <w:tblPrEx>
-          <w:tblCellMar>
-            <w:top w:w="0" w:type="dxa"/>
-            <w:bottom w:w="0" w:type="dxa"/>
-          </w:tblCellMar>
-        </w:tblPrEx>
         <w:trPr>
           <w:cantSplit/>
         </w:trPr>
@@ -349,12 +331,6 @@
         </w:tc>
       </w:tr>
       <w:tr>
-        <w:tblPrEx>
-          <w:tblCellMar>
-            <w:top w:w="0" w:type="dxa"/>
-            <w:bottom w:w="0" w:type="dxa"/>
-          </w:tblCellMar>
-        </w:tblPrEx>
         <w:trPr>
           <w:cantSplit/>
         </w:trPr>
@@ -410,12 +386,6 @@
         </w:tc>
       </w:tr>
       <w:tr>
-        <w:tblPrEx>
-          <w:tblCellMar>
-            <w:top w:w="0" w:type="dxa"/>
-            <w:bottom w:w="0" w:type="dxa"/>
-          </w:tblCellMar>
-        </w:tblPrEx>
         <w:trPr>
           <w:cantSplit/>
         </w:trPr>
@@ -471,12 +441,6 @@
         </w:tc>
       </w:tr>
       <w:tr>
-        <w:tblPrEx>
-          <w:tblCellMar>
-            <w:top w:w="0" w:type="dxa"/>
-            <w:bottom w:w="0" w:type="dxa"/>
-          </w:tblCellMar>
-        </w:tblPrEx>
         <w:trPr>
           <w:cantSplit/>
         </w:trPr>
@@ -532,12 +496,6 @@
         </w:tc>
       </w:tr>
       <w:tr>
-        <w:tblPrEx>
-          <w:tblCellMar>
-            <w:top w:w="0" w:type="dxa"/>
-            <w:bottom w:w="0" w:type="dxa"/>
-          </w:tblCellMar>
-        </w:tblPrEx>
         <w:trPr>
           <w:cantSplit/>
         </w:trPr>
@@ -586,14 +544,7 @@
                 <w:sz w:val="20"/>
                 <w:szCs w:val="20"/>
               </w:rPr>
-              <w:t>Rojas Arce, Mateo · Inteligencia A</w:t>
-            </w:r>
-            <w:r>
-              <w:rPr>
-                <w:sz w:val="20"/>
-                <w:szCs w:val="20"/>
-              </w:rPr>
-              <w:t>rtificial</w:t>
+              <w:t>Rojas Arce, Mateo · Inteligencia Artificial</w:t>
             </w:r>
           </w:p>
           <w:p>
@@ -623,12 +574,6 @@
         </w:tc>
       </w:tr>
       <w:tr>
-        <w:tblPrEx>
-          <w:tblCellMar>
-            <w:top w:w="0" w:type="dxa"/>
-            <w:bottom w:w="0" w:type="dxa"/>
-          </w:tblCellMar>
-        </w:tblPrEx>
         <w:trPr>
           <w:cantSplit/>
         </w:trPr>
@@ -684,12 +629,6 @@
         </w:tc>
       </w:tr>
       <w:tr>
-        <w:tblPrEx>
-          <w:tblCellMar>
-            <w:top w:w="0" w:type="dxa"/>
-            <w:bottom w:w="0" w:type="dxa"/>
-          </w:tblCellMar>
-        </w:tblPrEx>
         <w:trPr>
           <w:cantSplit/>
         </w:trPr>
@@ -788,7 +727,7 @@
           <w:r>
             <w:fldChar w:fldCharType="separate"/>
           </w:r>
-          <w:hyperlink w:anchor="_Toc243819825" w:history="1">
+          <w:hyperlink w:anchor="_Toc243910256" w:history="1">
             <w:r>
               <w:rPr>
                 <w:rStyle w:val="Hipervnculo"/>
@@ -812,7 +751,7 @@
               <w:rPr>
                 <w:noProof/>
               </w:rPr>
-              <w:instrText xml:space="preserve"> PAGEREF _Toc243819825 \h </w:instrText>
+              <w:instrText xml:space="preserve"> PAGEREF _Toc243910256 \h </w:instrText>
             </w:r>
             <w:r>
               <w:rPr>
@@ -851,7 +790,7 @@
               <w:color w:val="auto"/>
             </w:rPr>
           </w:pPr>
-          <w:hyperlink w:anchor="_Toc243819826" w:history="1">
+          <w:hyperlink w:anchor="_Toc243910257" w:history="1">
             <w:r>
               <w:rPr>
                 <w:rStyle w:val="Hipervnculo"/>
@@ -875,7 +814,7 @@
               <w:rPr>
                 <w:noProof/>
               </w:rPr>
-              <w:instrText xml:space="preserve"> PAGEREF _Toc243819826 \h </w:instrText>
+              <w:instrText xml:space="preserve"> PAGEREF _Toc243910257 \h </w:instrText>
             </w:r>
             <w:r>
               <w:rPr>
@@ -914,7 +853,7 @@
               <w:color w:val="auto"/>
             </w:rPr>
           </w:pPr>
-          <w:hyperlink w:anchor="_Toc243819827" w:history="1">
+          <w:hyperlink w:anchor="_Toc243910258" w:history="1">
             <w:r>
               <w:rPr>
                 <w:rStyle w:val="Hipervnculo"/>
@@ -938,7 +877,7 @@
               <w:rPr>
                 <w:noProof/>
               </w:rPr>
-              <w:instrText xml:space="preserve"> PAGEREF _Toc243819827 \h </w:instrText>
+              <w:instrText xml:space="preserve"> PAGEREF _Toc243910258 \h </w:instrText>
             </w:r>
             <w:r>
               <w:rPr>
@@ -977,7 +916,7 @@
               <w:color w:val="auto"/>
             </w:rPr>
           </w:pPr>
-          <w:hyperlink w:anchor="_Toc243819828" w:history="1">
+          <w:hyperlink w:anchor="_Toc243910259" w:history="1">
             <w:r>
               <w:rPr>
                 <w:rStyle w:val="Hipervnculo"/>
@@ -1001,7 +940,7 @@
               <w:rPr>
                 <w:noProof/>
               </w:rPr>
-              <w:instrText xml:space="preserve"> PAGEREF _Toc243819828 \h </w:instrText>
+              <w:instrText xml:space="preserve"> PAGEREF _Toc243910259 \h </w:instrText>
             </w:r>
             <w:r>
               <w:rPr>
@@ -1040,7 +979,7 @@
               <w:color w:val="auto"/>
             </w:rPr>
           </w:pPr>
-          <w:hyperlink w:anchor="_Toc243819829" w:history="1">
+          <w:hyperlink w:anchor="_Toc243910260" w:history="1">
             <w:r>
               <w:rPr>
                 <w:rStyle w:val="Hipervnculo"/>
@@ -1064,7 +1003,7 @@
               <w:rPr>
                 <w:noProof/>
               </w:rPr>
-              <w:instrText xml:space="preserve"> PAGEREF _Toc243819829 \h </w:instrText>
+              <w:instrText xml:space="preserve"> PAGEREF _Toc243910260 \h </w:instrText>
             </w:r>
             <w:r>
               <w:rPr>
@@ -1103,7 +1042,7 @@
               <w:color w:val="auto"/>
             </w:rPr>
           </w:pPr>
-          <w:hyperlink w:anchor="_Toc243819830" w:history="1">
+          <w:hyperlink w:anchor="_Toc243910261" w:history="1">
             <w:r>
               <w:rPr>
                 <w:rStyle w:val="Hipervnculo"/>
@@ -1127,7 +1066,7 @@
               <w:rPr>
                 <w:noProof/>
               </w:rPr>
-              <w:instrText xml:space="preserve"> PAGEREF _Toc243819830 \h </w:instrText>
+              <w:instrText xml:space="preserve"> PAGEREF _Toc243910261 \h </w:instrText>
             </w:r>
             <w:r>
               <w:rPr>
@@ -1166,7 +1105,7 @@
               <w:color w:val="auto"/>
             </w:rPr>
           </w:pPr>
-          <w:hyperlink w:anchor="_Toc243819831" w:history="1">
+          <w:hyperlink w:anchor="_Toc243910262" w:history="1">
             <w:r>
               <w:rPr>
                 <w:rStyle w:val="Hipervnculo"/>
@@ -1190,7 +1129,7 @@
               <w:rPr>
                 <w:noProof/>
               </w:rPr>
-              <w:instrText xml:space="preserve"> PAGEREF _Toc243819831 \h </w:instrText>
+              <w:instrText xml:space="preserve"> PAGEREF _Toc243910262 \h </w:instrText>
             </w:r>
             <w:r>
               <w:rPr>
@@ -1229,7 +1168,7 @@
               <w:color w:val="auto"/>
             </w:rPr>
           </w:pPr>
-          <w:hyperlink w:anchor="_Toc243819832" w:history="1">
+          <w:hyperlink w:anchor="_Toc243910263" w:history="1">
             <w:r>
               <w:rPr>
                 <w:rStyle w:val="Hipervnculo"/>
@@ -1253,7 +1192,7 @@
               <w:rPr>
                 <w:noProof/>
               </w:rPr>
-              <w:instrText xml:space="preserve"> PAGEREF _Toc243819832 \h </w:instrText>
+              <w:instrText xml:space="preserve"> PAGEREF _Toc243910263 \h </w:instrText>
             </w:r>
             <w:r>
               <w:rPr>
@@ -1292,7 +1231,7 @@
               <w:color w:val="auto"/>
             </w:rPr>
           </w:pPr>
-          <w:hyperlink w:anchor="_Toc243819833" w:history="1">
+          <w:hyperlink w:anchor="_Toc243910264" w:history="1">
             <w:r>
               <w:rPr>
                 <w:rStyle w:val="Hipervnculo"/>
@@ -1316,7 +1255,7 @@
               <w:rPr>
                 <w:noProof/>
               </w:rPr>
-              <w:instrText xml:space="preserve"> PAGEREF _Toc243819833 \h </w:instrText>
+              <w:instrText xml:space="preserve"> PAGEREF _Toc243910264 \h </w:instrText>
             </w:r>
             <w:r>
               <w:rPr>
@@ -1355,7 +1294,7 @@
               <w:color w:val="auto"/>
             </w:rPr>
           </w:pPr>
-          <w:hyperlink w:anchor="_Toc243819834" w:history="1">
+          <w:hyperlink w:anchor="_Toc243910265" w:history="1">
             <w:r>
               <w:rPr>
                 <w:rStyle w:val="Hipervnculo"/>
@@ -1379,7 +1318,7 @@
               <w:rPr>
                 <w:noProof/>
               </w:rPr>
-              <w:instrText xml:space="preserve"> PAGEREF _Toc243819834 \h </w:instrText>
+              <w:instrText xml:space="preserve"> PAGEREF _Toc243910265 \h </w:instrText>
             </w:r>
             <w:r>
               <w:rPr>
@@ -1418,7 +1357,7 @@
               <w:color w:val="auto"/>
             </w:rPr>
           </w:pPr>
-          <w:hyperlink w:anchor="_Toc243819835" w:history="1">
+          <w:hyperlink w:anchor="_Toc243910266" w:history="1">
             <w:r>
               <w:rPr>
                 <w:rStyle w:val="Hipervnculo"/>
@@ -1442,7 +1381,7 @@
               <w:rPr>
                 <w:noProof/>
               </w:rPr>
-              <w:instrText xml:space="preserve"> PAGEREF _Toc243819835 \h </w:instrText>
+              <w:instrText xml:space="preserve"> PAGEREF _Toc243910266 \h </w:instrText>
             </w:r>
             <w:r>
               <w:rPr>
@@ -1481,7 +1420,7 @@
               <w:color w:val="auto"/>
             </w:rPr>
           </w:pPr>
-          <w:hyperlink w:anchor="_Toc243819836" w:history="1">
+          <w:hyperlink w:anchor="_Toc243910267" w:history="1">
             <w:r>
               <w:rPr>
                 <w:rStyle w:val="Hipervnculo"/>
@@ -1505,7 +1444,7 @@
               <w:rPr>
                 <w:noProof/>
               </w:rPr>
-              <w:instrText xml:space="preserve"> PAGEREF _Toc243819836 \h </w:instrText>
+              <w:instrText xml:space="preserve"> PAGEREF _Toc243910267 \h </w:instrText>
             </w:r>
             <w:r>
               <w:rPr>
@@ -1544,7 +1483,7 @@
               <w:color w:val="auto"/>
             </w:rPr>
           </w:pPr>
-          <w:hyperlink w:anchor="_Toc243819837" w:history="1">
+          <w:hyperlink w:anchor="_Toc243910268" w:history="1">
             <w:r>
               <w:rPr>
                 <w:rStyle w:val="Hipervnculo"/>
@@ -1568,7 +1507,7 @@
               <w:rPr>
                 <w:noProof/>
               </w:rPr>
-              <w:instrText xml:space="preserve"> PAGEREF _Toc243819837 \h </w:instrText>
+              <w:instrText xml:space="preserve"> PAGEREF _Toc243910268 \h </w:instrText>
             </w:r>
             <w:r>
               <w:rPr>
@@ -1607,7 +1546,7 @@
               <w:color w:val="auto"/>
             </w:rPr>
           </w:pPr>
-          <w:hyperlink w:anchor="_Toc243819838" w:history="1">
+          <w:hyperlink w:anchor="_Toc243910269" w:history="1">
             <w:r>
               <w:rPr>
                 <w:rStyle w:val="Hipervnculo"/>
@@ -1631,7 +1570,7 @@
               <w:rPr>
                 <w:noProof/>
               </w:rPr>
-              <w:instrText xml:space="preserve"> PAGEREF _Toc243819838 \h </w:instrText>
+              <w:instrText xml:space="preserve"> PAGEREF _Toc243910269 \h </w:instrText>
             </w:r>
             <w:r>
               <w:rPr>
@@ -1670,7 +1609,7 @@
               <w:color w:val="auto"/>
             </w:rPr>
           </w:pPr>
-          <w:hyperlink w:anchor="_Toc243819839" w:history="1">
+          <w:hyperlink w:anchor="_Toc243910270" w:history="1">
             <w:r>
               <w:rPr>
                 <w:rStyle w:val="Hipervnculo"/>
@@ -1694,7 +1633,7 @@
               <w:rPr>
                 <w:noProof/>
               </w:rPr>
-              <w:instrText xml:space="preserve"> PAGEREF _Toc243819839 \h </w:instrText>
+              <w:instrText xml:space="preserve"> PAGEREF _Toc243910270 \h </w:instrText>
             </w:r>
             <w:r>
               <w:rPr>
@@ -1733,7 +1672,7 @@
               <w:color w:val="auto"/>
             </w:rPr>
           </w:pPr>
-          <w:hyperlink w:anchor="_Toc243819840" w:history="1">
+          <w:hyperlink w:anchor="_Toc243910271" w:history="1">
             <w:r>
               <w:rPr>
                 <w:rStyle w:val="Hipervnculo"/>
@@ -1757,7 +1696,7 @@
               <w:rPr>
                 <w:noProof/>
               </w:rPr>
-              <w:instrText xml:space="preserve"> PAGEREF _Toc243819840 \h </w:instrText>
+              <w:instrText xml:space="preserve"> PAGEREF _Toc243910271 \h </w:instrText>
             </w:r>
             <w:r>
               <w:rPr>
@@ -1796,7 +1735,7 @@
               <w:color w:val="auto"/>
             </w:rPr>
           </w:pPr>
-          <w:hyperlink w:anchor="_Toc243819841" w:history="1">
+          <w:hyperlink w:anchor="_Toc243910272" w:history="1">
             <w:r>
               <w:rPr>
                 <w:rStyle w:val="Hipervnculo"/>
@@ -1820,7 +1759,7 @@
               <w:rPr>
                 <w:noProof/>
               </w:rPr>
-              <w:instrText xml:space="preserve"> PAGEREF _Toc243819841 \h </w:instrText>
+              <w:instrText xml:space="preserve"> PAGEREF _Toc243910272 \h </w:instrText>
             </w:r>
             <w:r>
               <w:rPr>
@@ -1859,7 +1798,7 @@
               <w:color w:val="auto"/>
             </w:rPr>
           </w:pPr>
-          <w:hyperlink w:anchor="_Toc243819842" w:history="1">
+          <w:hyperlink w:anchor="_Toc243910273" w:history="1">
             <w:r>
               <w:rPr>
                 <w:rStyle w:val="Hipervnculo"/>
@@ -1883,7 +1822,7 @@
               <w:rPr>
                 <w:noProof/>
               </w:rPr>
-              <w:instrText xml:space="preserve"> PAGEREF _Toc243819842 \h </w:instrText>
+              <w:instrText xml:space="preserve"> PAGEREF _Toc243910273 \h </w:instrText>
             </w:r>
             <w:r>
               <w:rPr>
@@ -1922,7 +1861,7 @@
               <w:color w:val="auto"/>
             </w:rPr>
           </w:pPr>
-          <w:hyperlink w:anchor="_Toc243819843" w:history="1">
+          <w:hyperlink w:anchor="_Toc243910274" w:history="1">
             <w:r>
               <w:rPr>
                 <w:rStyle w:val="Hipervnculo"/>
@@ -1946,7 +1885,7 @@
               <w:rPr>
                 <w:noProof/>
               </w:rPr>
-              <w:instrText xml:space="preserve"> PAGEREF _Toc243819843 \h </w:instrText>
+              <w:instrText xml:space="preserve"> PAGEREF _Toc243910274 \h </w:instrText>
             </w:r>
             <w:r>
               <w:rPr>
@@ -1985,7 +1924,7 @@
               <w:color w:val="auto"/>
             </w:rPr>
           </w:pPr>
-          <w:hyperlink w:anchor="_Toc243819844" w:history="1">
+          <w:hyperlink w:anchor="_Toc243910275" w:history="1">
             <w:r>
               <w:rPr>
                 <w:rStyle w:val="Hipervnculo"/>
@@ -2009,7 +1948,7 @@
               <w:rPr>
                 <w:noProof/>
               </w:rPr>
-              <w:instrText xml:space="preserve"> PAGEREF _Toc243819844 \h </w:instrText>
+              <w:instrText xml:space="preserve"> PAGEREF _Toc243910275 \h </w:instrText>
             </w:r>
             <w:r>
               <w:rPr>
@@ -2048,7 +1987,7 @@
               <w:color w:val="auto"/>
             </w:rPr>
           </w:pPr>
-          <w:hyperlink w:anchor="_Toc243819845" w:history="1">
+          <w:hyperlink w:anchor="_Toc243910276" w:history="1">
             <w:r>
               <w:rPr>
                 <w:rStyle w:val="Hipervnculo"/>
@@ -2072,7 +2011,7 @@
               <w:rPr>
                 <w:noProof/>
               </w:rPr>
-              <w:instrText xml:space="preserve"> PAGEREF _Toc243819845 \h </w:instrText>
+              <w:instrText xml:space="preserve"> PAGEREF _Toc243910276 \h </w:instrText>
             </w:r>
             <w:r>
               <w:rPr>
@@ -2111,7 +2050,7 @@
               <w:color w:val="auto"/>
             </w:rPr>
           </w:pPr>
-          <w:hyperlink w:anchor="_Toc243819846" w:history="1">
+          <w:hyperlink w:anchor="_Toc243910277" w:history="1">
             <w:r>
               <w:rPr>
                 <w:rStyle w:val="Hipervnculo"/>
@@ -2135,7 +2074,7 @@
               <w:rPr>
                 <w:noProof/>
               </w:rPr>
-              <w:instrText xml:space="preserve"> PAGEREF _Toc243819846 \h </w:instrText>
+              <w:instrText xml:space="preserve"> PAGEREF _Toc243910277 \h </w:instrText>
             </w:r>
             <w:r>
               <w:rPr>
@@ -2174,7 +2113,7 @@
               <w:color w:val="auto"/>
             </w:rPr>
           </w:pPr>
-          <w:hyperlink w:anchor="_Toc243819847" w:history="1">
+          <w:hyperlink w:anchor="_Toc243910278" w:history="1">
             <w:r>
               <w:rPr>
                 <w:rStyle w:val="Hipervnculo"/>
@@ -2198,7 +2137,7 @@
               <w:rPr>
                 <w:noProof/>
               </w:rPr>
-              <w:instrText xml:space="preserve"> PAGEREF _Toc243819847 \h </w:instrText>
+              <w:instrText xml:space="preserve"> PAGEREF _Toc243910278 \h </w:instrText>
             </w:r>
             <w:r>
               <w:rPr>
@@ -2237,7 +2176,7 @@
               <w:color w:val="auto"/>
             </w:rPr>
           </w:pPr>
-          <w:hyperlink w:anchor="_Toc243819848" w:history="1">
+          <w:hyperlink w:anchor="_Toc243910279" w:history="1">
             <w:r>
               <w:rPr>
                 <w:rStyle w:val="Hipervnculo"/>
@@ -2261,7 +2200,7 @@
               <w:rPr>
                 <w:noProof/>
               </w:rPr>
-              <w:instrText xml:space="preserve"> PAGEREF _Toc243819848 \h </w:instrText>
+              <w:instrText xml:space="preserve"> PAGEREF _Toc243910279 \h </w:instrText>
             </w:r>
             <w:r>
               <w:rPr>
@@ -2300,7 +2239,7 @@
               <w:color w:val="auto"/>
             </w:rPr>
           </w:pPr>
-          <w:hyperlink w:anchor="_Toc243819849" w:history="1">
+          <w:hyperlink w:anchor="_Toc243910280" w:history="1">
             <w:r>
               <w:rPr>
                 <w:rStyle w:val="Hipervnculo"/>
@@ -2324,7 +2263,7 @@
               <w:rPr>
                 <w:noProof/>
               </w:rPr>
-              <w:instrText xml:space="preserve"> PAGEREF _Toc243819849 \h </w:instrText>
+              <w:instrText xml:space="preserve"> PAGEREF _Toc243910280 \h </w:instrText>
             </w:r>
             <w:r>
               <w:rPr>
@@ -2363,7 +2302,7 @@
               <w:color w:val="auto"/>
             </w:rPr>
           </w:pPr>
-          <w:hyperlink w:anchor="_Toc243819850" w:history="1">
+          <w:hyperlink w:anchor="_Toc243910281" w:history="1">
             <w:r>
               <w:rPr>
                 <w:rStyle w:val="Hipervnculo"/>
@@ -2387,7 +2326,7 @@
               <w:rPr>
                 <w:noProof/>
               </w:rPr>
-              <w:instrText xml:space="preserve"> PAGEREF _Toc243819850 \h </w:instrText>
+              <w:instrText xml:space="preserve"> PAGEREF _Toc243910281 \h </w:instrText>
             </w:r>
             <w:r>
               <w:rPr>
@@ -2426,7 +2365,7 @@
               <w:color w:val="auto"/>
             </w:rPr>
           </w:pPr>
-          <w:hyperlink w:anchor="_Toc243819851" w:history="1">
+          <w:hyperlink w:anchor="_Toc243910282" w:history="1">
             <w:r>
               <w:rPr>
                 <w:rStyle w:val="Hipervnculo"/>
@@ -2450,7 +2389,7 @@
               <w:rPr>
                 <w:noProof/>
               </w:rPr>
-              <w:instrText xml:space="preserve"> PAGEREF _Toc243819851 \h </w:instrText>
+              <w:instrText xml:space="preserve"> PAGEREF _Toc243910282 \h </w:instrText>
             </w:r>
             <w:r>
               <w:rPr>
@@ -2489,7 +2428,7 @@
               <w:color w:val="auto"/>
             </w:rPr>
           </w:pPr>
-          <w:hyperlink w:anchor="_Toc243819852" w:history="1">
+          <w:hyperlink w:anchor="_Toc243910283" w:history="1">
             <w:r>
               <w:rPr>
                 <w:rStyle w:val="Hipervnculo"/>
@@ -2513,7 +2452,7 @@
               <w:rPr>
                 <w:noProof/>
               </w:rPr>
-              <w:instrText xml:space="preserve"> PAGEREF _Toc243819852 \h </w:instrText>
+              <w:instrText xml:space="preserve"> PAGEREF _Toc243910283 \h </w:instrText>
             </w:r>
             <w:r>
               <w:rPr>
@@ -2552,7 +2491,7 @@
               <w:color w:val="auto"/>
             </w:rPr>
           </w:pPr>
-          <w:hyperlink w:anchor="_Toc243819853" w:history="1">
+          <w:hyperlink w:anchor="_Toc243910284" w:history="1">
             <w:r>
               <w:rPr>
                 <w:rStyle w:val="Hipervnculo"/>
@@ -2576,7 +2515,7 @@
               <w:rPr>
                 <w:noProof/>
               </w:rPr>
-              <w:instrText xml:space="preserve"> PAGEREF _Toc243819853 \h </w:instrText>
+              <w:instrText xml:space="preserve"> PAGEREF _Toc243910284 \h </w:instrText>
             </w:r>
             <w:r>
               <w:rPr>
@@ -2615,7 +2554,7 @@
               <w:color w:val="auto"/>
             </w:rPr>
           </w:pPr>
-          <w:hyperlink w:anchor="_Toc243819854" w:history="1">
+          <w:hyperlink w:anchor="_Toc243910285" w:history="1">
             <w:r>
               <w:rPr>
                 <w:rStyle w:val="Hipervnculo"/>
@@ -2639,7 +2578,7 @@
               <w:rPr>
                 <w:noProof/>
               </w:rPr>
-              <w:instrText xml:space="preserve"> PAGEREF _Toc243819854 \h </w:instrText>
+              <w:instrText xml:space="preserve"> PAGEREF _Toc243910285 \h </w:instrText>
             </w:r>
             <w:r>
               <w:rPr>
@@ -2678,7 +2617,7 @@
               <w:color w:val="auto"/>
             </w:rPr>
           </w:pPr>
-          <w:hyperlink w:anchor="_Toc243819855" w:history="1">
+          <w:hyperlink w:anchor="_Toc243910286" w:history="1">
             <w:r>
               <w:rPr>
                 <w:rStyle w:val="Hipervnculo"/>
@@ -2702,7 +2641,7 @@
               <w:rPr>
                 <w:noProof/>
               </w:rPr>
-              <w:instrText xml:space="preserve"> PAGEREF _Toc243819855 \h </w:instrText>
+              <w:instrText xml:space="preserve"> PAGEREF _Toc243910286 \h </w:instrText>
             </w:r>
             <w:r>
               <w:rPr>
@@ -2741,7 +2680,7 @@
               <w:color w:val="auto"/>
             </w:rPr>
           </w:pPr>
-          <w:hyperlink w:anchor="_Toc243819856" w:history="1">
+          <w:hyperlink w:anchor="_Toc243910287" w:history="1">
             <w:r>
               <w:rPr>
                 <w:rStyle w:val="Hipervnculo"/>
@@ -2765,7 +2704,7 @@
               <w:rPr>
                 <w:noProof/>
               </w:rPr>
-              <w:instrText xml:space="preserve"> PAGEREF _Toc243819856 \h </w:instrText>
+              <w:instrText xml:space="preserve"> PAGEREF _Toc243910287 \h </w:instrText>
             </w:r>
             <w:r>
               <w:rPr>
@@ -2804,7 +2743,7 @@
               <w:color w:val="auto"/>
             </w:rPr>
           </w:pPr>
-          <w:hyperlink w:anchor="_Toc243819857" w:history="1">
+          <w:hyperlink w:anchor="_Toc243910288" w:history="1">
             <w:r>
               <w:rPr>
                 <w:rStyle w:val="Hipervnculo"/>
@@ -2828,7 +2767,7 @@
               <w:rPr>
                 <w:noProof/>
               </w:rPr>
-              <w:instrText xml:space="preserve"> PAGEREF _Toc243819857 \h </w:instrText>
+              <w:instrText xml:space="preserve"> PAGEREF _Toc243910288 \h </w:instrText>
             </w:r>
             <w:r>
               <w:rPr>
@@ -2867,7 +2806,7 @@
               <w:color w:val="auto"/>
             </w:rPr>
           </w:pPr>
-          <w:hyperlink w:anchor="_Toc243819858" w:history="1">
+          <w:hyperlink w:anchor="_Toc243910289" w:history="1">
             <w:r>
               <w:rPr>
                 <w:rStyle w:val="Hipervnculo"/>
@@ -2891,7 +2830,7 @@
               <w:rPr>
                 <w:noProof/>
               </w:rPr>
-              <w:instrText xml:space="preserve"> PAGEREF _Toc243819858 \h </w:instrText>
+              <w:instrText xml:space="preserve"> PAGEREF _Toc243910289 \h </w:instrText>
             </w:r>
             <w:r>
               <w:rPr>
@@ -2930,7 +2869,7 @@
               <w:color w:val="auto"/>
             </w:rPr>
           </w:pPr>
-          <w:hyperlink w:anchor="_Toc243819859" w:history="1">
+          <w:hyperlink w:anchor="_Toc243910290" w:history="1">
             <w:r>
               <w:rPr>
                 <w:rStyle w:val="Hipervnculo"/>
@@ -2954,7 +2893,7 @@
               <w:rPr>
                 <w:noProof/>
               </w:rPr>
-              <w:instrText xml:space="preserve"> PAGEREF _Toc243819859 \h </w:instrText>
+              <w:instrText xml:space="preserve"> PAGEREF _Toc243910290 \h </w:instrText>
             </w:r>
             <w:r>
               <w:rPr>
@@ -2993,7 +2932,7 @@
               <w:color w:val="auto"/>
             </w:rPr>
           </w:pPr>
-          <w:hyperlink w:anchor="_Toc243819860" w:history="1">
+          <w:hyperlink w:anchor="_Toc243910291" w:history="1">
             <w:r>
               <w:rPr>
                 <w:rStyle w:val="Hipervnculo"/>
@@ -3017,7 +2956,7 @@
               <w:rPr>
                 <w:noProof/>
               </w:rPr>
-              <w:instrText xml:space="preserve"> PAGEREF _Toc243819860 \h </w:instrText>
+              <w:instrText xml:space="preserve"> PAGEREF _Toc243910291 \h </w:instrText>
             </w:r>
             <w:r>
               <w:rPr>
@@ -3056,7 +2995,7 @@
               <w:color w:val="auto"/>
             </w:rPr>
           </w:pPr>
-          <w:hyperlink w:anchor="_Toc243819861" w:history="1">
+          <w:hyperlink w:anchor="_Toc243910292" w:history="1">
             <w:r>
               <w:rPr>
                 <w:rStyle w:val="Hipervnculo"/>
@@ -3080,7 +3019,7 @@
               <w:rPr>
                 <w:noProof/>
               </w:rPr>
-              <w:instrText xml:space="preserve"> PAGEREF _Toc243819861 \h </w:instrText>
+              <w:instrText xml:space="preserve"> PAGEREF _Toc243910292 \h </w:instrText>
             </w:r>
             <w:r>
               <w:rPr>
@@ -3119,7 +3058,7 @@
               <w:color w:val="auto"/>
             </w:rPr>
           </w:pPr>
-          <w:hyperlink w:anchor="_Toc243819862" w:history="1">
+          <w:hyperlink w:anchor="_Toc243910293" w:history="1">
             <w:r>
               <w:rPr>
                 <w:rStyle w:val="Hipervnculo"/>
@@ -3143,7 +3082,7 @@
               <w:rPr>
                 <w:noProof/>
               </w:rPr>
-              <w:instrText xml:space="preserve"> PAGEREF _Toc243819862 \h </w:instrText>
+              <w:instrText xml:space="preserve"> PAGEREF _Toc243910293 \h </w:instrText>
             </w:r>
             <w:r>
               <w:rPr>
@@ -3182,7 +3121,7 @@
               <w:color w:val="auto"/>
             </w:rPr>
           </w:pPr>
-          <w:hyperlink w:anchor="_Toc243819863" w:history="1">
+          <w:hyperlink w:anchor="_Toc243910294" w:history="1">
             <w:r>
               <w:rPr>
                 <w:rStyle w:val="Hipervnculo"/>
@@ -3206,7 +3145,7 @@
               <w:rPr>
                 <w:noProof/>
               </w:rPr>
-              <w:instrText xml:space="preserve"> PAGEREF _Toc243819863 \h </w:instrText>
+              <w:instrText xml:space="preserve"> PAGEREF _Toc243910294 \h </w:instrText>
             </w:r>
             <w:r>
               <w:rPr>
@@ -3245,13 +3184,13 @@
               <w:color w:val="auto"/>
             </w:rPr>
           </w:pPr>
-          <w:hyperlink w:anchor="_Toc243819864" w:history="1">
+          <w:hyperlink w:anchor="_Toc243910295" w:history="1">
             <w:r>
               <w:rPr>
                 <w:rStyle w:val="Hipervnculo"/>
                 <w:noProof/>
               </w:rPr>
-              <w:t>21.6 Para completar</w:t>
+              <w:t>21.6 Boceto de la pantalla para la tienda</w:t>
             </w:r>
             <w:r>
               <w:rPr>
@@ -3269,7 +3208,7 @@
               <w:rPr>
                 <w:noProof/>
               </w:rPr>
-              <w:instrText xml:space="preserve"> PAGEREF _Toc243819864 \h </w:instrText>
+              <w:instrText xml:space="preserve"> PAGEREF _Toc243910295 \h </w:instrText>
             </w:r>
             <w:r>
               <w:rPr>
@@ -3286,7 +3225,133 @@
               <w:rPr>
                 <w:noProof/>
               </w:rPr>
-              <w:t>29</w:t>
+              <w:t>30</w:t>
+            </w:r>
+            <w:r>
+              <w:rPr>
+                <w:noProof/>
+              </w:rPr>
+              <w:fldChar w:fldCharType="end"/>
+            </w:r>
+          </w:hyperlink>
+        </w:p>
+        <w:p>
+          <w:pPr>
+            <w:pStyle w:val="TDC2"/>
+            <w:tabs>
+              <w:tab w:val="right" w:leader="dot" w:pos="9350"/>
+            </w:tabs>
+            <w:rPr>
+              <w:rFonts w:asciiTheme="minorHAnsi" w:eastAsiaTheme="minorEastAsia" w:hAnsiTheme="minorHAnsi" w:cstheme="minorBidi"/>
+              <w:noProof/>
+              <w:color w:val="auto"/>
+            </w:rPr>
+          </w:pPr>
+          <w:hyperlink w:anchor="_Toc243910296" w:history="1">
+            <w:r>
+              <w:rPr>
+                <w:rStyle w:val="Hipervnculo"/>
+                <w:noProof/>
+              </w:rPr>
+              <w:t>21.7 Fragmentos clave del código</w:t>
+            </w:r>
+            <w:r>
+              <w:rPr>
+                <w:noProof/>
+              </w:rPr>
+              <w:tab/>
+            </w:r>
+            <w:r>
+              <w:rPr>
+                <w:noProof/>
+              </w:rPr>
+              <w:fldChar w:fldCharType="begin"/>
+            </w:r>
+            <w:r>
+              <w:rPr>
+                <w:noProof/>
+              </w:rPr>
+              <w:instrText xml:space="preserve"> PAGEREF _Toc243910296 \h </w:instrText>
+            </w:r>
+            <w:r>
+              <w:rPr>
+                <w:noProof/>
+              </w:rPr>
+            </w:r>
+            <w:r>
+              <w:rPr>
+                <w:noProof/>
+              </w:rPr>
+              <w:fldChar w:fldCharType="separate"/>
+            </w:r>
+            <w:r>
+              <w:rPr>
+                <w:noProof/>
+              </w:rPr>
+              <w:t>30</w:t>
+            </w:r>
+            <w:r>
+              <w:rPr>
+                <w:noProof/>
+              </w:rPr>
+              <w:fldChar w:fldCharType="end"/>
+            </w:r>
+          </w:hyperlink>
+        </w:p>
+        <w:p>
+          <w:pPr>
+            <w:pStyle w:val="TDC2"/>
+            <w:tabs>
+              <w:tab w:val="right" w:leader="dot" w:pos="9350"/>
+            </w:tabs>
+            <w:rPr>
+              <w:rFonts w:asciiTheme="minorHAnsi" w:eastAsiaTheme="minorEastAsia" w:hAnsiTheme="minorHAnsi" w:cstheme="minorBidi"/>
+              <w:noProof/>
+              <w:color w:val="auto"/>
+            </w:rPr>
+          </w:pPr>
+          <w:hyperlink w:anchor="_Toc243910297" w:history="1">
+            <w:r>
+              <w:rPr>
+                <w:rStyle w:val="Hipervnculo"/>
+                <w:noProof/>
+              </w:rPr>
+              <w:t>21.8 Para completar</w:t>
+            </w:r>
+            <w:r>
+              <w:rPr>
+                <w:noProof/>
+              </w:rPr>
+              <w:tab/>
+            </w:r>
+            <w:r>
+              <w:rPr>
+                <w:noProof/>
+              </w:rPr>
+              <w:fldChar w:fldCharType="begin"/>
+            </w:r>
+            <w:r>
+              <w:rPr>
+                <w:noProof/>
+              </w:rPr>
+              <w:instrText xml:space="preserve"> PAGEREF _Toc243910297 \h </w:instrText>
+            </w:r>
+            <w:r>
+              <w:rPr>
+                <w:noProof/>
+              </w:rPr>
+            </w:r>
+            <w:r>
+              <w:rPr>
+                <w:noProof/>
+              </w:rPr>
+              <w:fldChar w:fldCharType="separate"/>
+            </w:r>
+            <w:r>
+              <w:rPr>
+                <w:noProof/>
+              </w:rPr>
+              <w:t>31</w:t>
             </w:r>
             <w:r>
               <w:rPr>
@@ -3308,7 +3373,7 @@
         <w:pStyle w:val="Ttulo1"/>
         <w:pageBreakBefore/>
       </w:pPr>
-      <w:bookmarkStart w:id="0" w:name="_Toc243819825"/>
+      <w:bookmarkStart w:id="0" w:name="_Toc243910256"/>
       <w:r>
         <w:lastRenderedPageBreak/>
         <w:t>1. Introducción</w:t>
@@ -3338,13 +3403,7 @@
         <w:spacing w:after="140"/>
       </w:pPr>
       <w:r>
-        <w:t>La prenda no se pega e</w:t>
-      </w:r>
-      <w:r>
-        <w:t>ncima como una figura plana: el sistema mide la silueta de cada persona (hombros, pecho, cintura y cadera) y adapta la prenda a esa figura y al talle elegido. Los logos y estampados se mantienen intactos, la tela envuelve el torso con efecto 3D y se ilumin</w:t>
-      </w:r>
-      <w:r>
-        <w:t>a con la luz real del lugar.</w:t>
+        <w:t>La prenda no se pega encima como una figura plana: el sistema mide la silueta de cada persona (hombros, pecho, cintura y cadera) y adapta la prenda a esa figura y al talle elegido. Los logos y estampados se mantienen intactos, la tela envuelve el torso con efecto 3D y se ilumina con la luz real del lugar.</w:t>
       </w:r>
     </w:p>
     <w:p>
@@ -3362,10 +3421,7 @@
         <w:t>tienda</w:t>
       </w:r>
       <w:r>
-        <w:t>: un catálogo de 14 prendas reales guardado en una base de datos MySQL, con colores, talles, códigos de producto (SKU) y stock. El cliente puede comprar, registrarse y acumular beneficios como c</w:t>
-      </w:r>
-      <w:r>
-        <w:t>liente fiel.</w:t>
+        <w:t>: un catálogo de 14 prendas reales guardado en una base de datos MySQL, con colores, talles, códigos de producto (SKU) y stock. El cliente puede comprar, registrarse y acumular beneficios como cliente fiel.</w:t>
       </w:r>
     </w:p>
     <w:p>
@@ -3381,10 +3437,7 @@
         <w:spacing w:after="140"/>
       </w:pPr>
       <w:r>
-        <w:t>El desarrollo empezó en Antigravity, un entorno de pr</w:t>
-      </w:r>
-      <w:r>
-        <w:t>ogramación con asistencia de inteligencia artificial, y continuó con Claude (de Anthropic), primero dentro de Antigravity y luego en Claude Code, su aplicación de programación.</w:t>
+        <w:t>El desarrollo empezó en Antigravity, un entorno de programación con asistencia de inteligencia artificial, y continuó con Claude (de Anthropic), primero dentro de Antigravity y luego en Claude Code, su aplicación de programación.</w:t>
       </w:r>
     </w:p>
     <w:p>
@@ -3392,7 +3445,7 @@
         <w:pStyle w:val="Ttulo1"/>
         <w:pageBreakBefore/>
       </w:pPr>
-      <w:bookmarkStart w:id="1" w:name="_Toc243819826"/>
+      <w:bookmarkStart w:id="1" w:name="_Toc243910257"/>
       <w:r>
         <w:lastRenderedPageBreak/>
         <w:t>2. Origen</w:t>
@@ -3404,10 +3457,7 @@
         <w:spacing w:after="140"/>
       </w:pPr>
       <w:r>
-        <w:t>La idea nació de una experiencia común: ir a una tienda, llevar mucha</w:t>
-      </w:r>
-      <w:r>
-        <w:t>s prendas al vestidor y terminar cansada de sacarse y ponerse ropa. Muchas veces la persona se va sin comprar, o compra en línea y después tiene que devolver porque la prenda no le quedaba como esperaba.</w:t>
+        <w:t>La idea nació de una experiencia común: ir a una tienda, llevar muchas prendas al vestidor y terminar cansada de sacarse y ponerse ropa. Muchas veces la persona se va sin comprar, o compra en línea y después tiene que devolver porque la prenda no le quedaba como esperaba.</w:t>
       </w:r>
     </w:p>
     <w:p>
@@ -3422,14 +3472,7 @@
           <w:b/>
           <w:bCs/>
         </w:rPr>
-        <w:t>¿se puede usar la intelig</w:t>
-      </w:r>
-      <w:r>
-        <w:rPr>
-          <w:b/>
-          <w:bCs/>
-        </w:rPr>
-        <w:t>encia artificial para ver cómo queda la ropa sin tener que probársela?</w:t>
+        <w:t>¿se puede usar la inteligencia artificial para ver cómo queda la ropa sin tener que probársela?</w:t>
       </w:r>
       <w:r>
         <w:t xml:space="preserve"> Así nació el Probador Virtual Inteligente, como proyecto integrador de la materia Inteligencia Artificial.</w:t>
@@ -3440,7 +3483,7 @@
         <w:pStyle w:val="Ttulo1"/>
         <w:pageBreakBefore/>
       </w:pPr>
-      <w:bookmarkStart w:id="2" w:name="_Toc243819827"/>
+      <w:bookmarkStart w:id="2" w:name="_Toc243910258"/>
       <w:r>
         <w:lastRenderedPageBreak/>
         <w:t>3. División en capítulos</w:t>
@@ -3452,10 +3495,7 @@
         <w:spacing w:after="140"/>
       </w:pPr>
       <w:r>
-        <w:t>La carpeta está organizada en cinco capítulos, del pr</w:t>
-      </w:r>
-      <w:r>
-        <w:t>oblema a la solución construida.</w:t>
+        <w:t>La carpeta está organizada en cinco capítulos, del problema a la solución construida.</w:t>
       </w:r>
     </w:p>
     <w:tbl>
@@ -3481,12 +3521,6 @@
         <w:gridCol w:w="5860"/>
       </w:tblGrid>
       <w:tr>
-        <w:tblPrEx>
-          <w:tblCellMar>
-            <w:top w:w="0" w:type="dxa"/>
-            <w:bottom w:w="0" w:type="dxa"/>
-          </w:tblCellMar>
-        </w:tblPrEx>
         <w:trPr>
           <w:cantSplit/>
           <w:tblHeader/>
@@ -3577,12 +3611,6 @@
         </w:tc>
       </w:tr>
       <w:tr>
-        <w:tblPrEx>
-          <w:tblCellMar>
-            <w:top w:w="0" w:type="dxa"/>
-            <w:bottom w:w="0" w:type="dxa"/>
-          </w:tblCellMar>
-        </w:tblPrEx>
         <w:trPr>
           <w:cantSplit/>
         </w:trPr>
@@ -3663,12 +3691,6 @@
         </w:tc>
       </w:tr>
       <w:tr>
-        <w:tblPrEx>
-          <w:tblCellMar>
-            <w:top w:w="0" w:type="dxa"/>
-            <w:bottom w:w="0" w:type="dxa"/>
-          </w:tblCellMar>
-        </w:tblPrEx>
         <w:trPr>
           <w:cantSplit/>
         </w:trPr>
@@ -3749,12 +3771,6 @@
         </w:tc>
       </w:tr>
       <w:tr>
-        <w:tblPrEx>
-          <w:tblCellMar>
-            <w:top w:w="0" w:type="dxa"/>
-            <w:bottom w:w="0" w:type="dxa"/>
-          </w:tblCellMar>
-        </w:tblPrEx>
         <w:trPr>
           <w:cantSplit/>
         </w:trPr>
@@ -3835,12 +3851,6 @@
         </w:tc>
       </w:tr>
       <w:tr>
-        <w:tblPrEx>
-          <w:tblCellMar>
-            <w:top w:w="0" w:type="dxa"/>
-            <w:bottom w:w="0" w:type="dxa"/>
-          </w:tblCellMar>
-        </w:tblPrEx>
         <w:trPr>
           <w:cantSplit/>
         </w:trPr>
@@ -3921,12 +3931,6 @@
         </w:tc>
       </w:tr>
       <w:tr>
-        <w:tblPrEx>
-          <w:tblCellMar>
-            <w:top w:w="0" w:type="dxa"/>
-            <w:bottom w:w="0" w:type="dxa"/>
-          </w:tblCellMar>
-        </w:tblPrEx>
         <w:trPr>
           <w:cantSplit/>
         </w:trPr>
@@ -4009,7 +4013,7 @@
         <w:pStyle w:val="Ttulo1"/>
         <w:pageBreakBefore/>
       </w:pPr>
-      <w:bookmarkStart w:id="3" w:name="_Toc243819828"/>
+      <w:bookmarkStart w:id="3" w:name="_Toc243910259"/>
       <w:r>
         <w:lastRenderedPageBreak/>
         <w:t>4. Identificación del problema y soluciones</w:t>
@@ -4041,10 +4045,7 @@
         <w:spacing w:after="80"/>
       </w:pPr>
       <w:r>
-        <w:t>En la tienda, el c</w:t>
-      </w:r>
-      <w:r>
-        <w:t>liente se saca y se pone la ropa una y otra vez; ese desgaste hace que muchas personas abandonen la compra.</w:t>
+        <w:t>En la tienda, el cliente se saca y se pone la ropa una y otra vez; ese desgaste hace que muchas personas abandonen la compra.</w:t>
       </w:r>
     </w:p>
     <w:p>
@@ -4070,10 +4071,7 @@
         <w:spacing w:after="80"/>
       </w:pPr>
       <w:r>
-        <w:t>En línea, no se puede ver cómo queda la prenda en el propio cuerpo</w:t>
-      </w:r>
-      <w:r>
-        <w:t>, y eso genera devoluciones por talle.</w:t>
+        <w:t>En línea, no se puede ver cómo queda la prenda en el propio cuerpo, y eso genera devoluciones por talle.</w:t>
       </w:r>
     </w:p>
     <w:p>
@@ -4101,10 +4099,7 @@
         <w:t>Solución propuesta:</w:t>
       </w:r>
       <w:r>
-        <w:t xml:space="preserve"> una pantalla con cámara en la tienda (y la misma tecnología en la computadora) donde el cliente elige prenda</w:t>
-      </w:r>
-      <w:r>
-        <w:t>, color y talle, se ve vestido al instante y, si le gusta, la compra en el momento.</w:t>
+        <w:t xml:space="preserve"> una pantalla con cámara en la tienda (y la misma tecnología en la computadora) donde el cliente elige prenda, color y talle, se ve vestido al instante y, si le gusta, la compra en el momento.</w:t>
       </w:r>
     </w:p>
     <w:tbl>
@@ -4129,12 +4124,6 @@
         <w:gridCol w:w="5160"/>
       </w:tblGrid>
       <w:tr>
-        <w:tblPrEx>
-          <w:tblCellMar>
-            <w:top w:w="0" w:type="dxa"/>
-            <w:bottom w:w="0" w:type="dxa"/>
-          </w:tblCellMar>
-        </w:tblPrEx>
         <w:trPr>
           <w:cantSplit/>
           <w:tblHeader/>
@@ -4197,12 +4186,6 @@
         </w:tc>
       </w:tr>
       <w:tr>
-        <w:tblPrEx>
-          <w:tblCellMar>
-            <w:top w:w="0" w:type="dxa"/>
-            <w:bottom w:w="0" w:type="dxa"/>
-          </w:tblCellMar>
-        </w:tblPrEx>
         <w:trPr>
           <w:cantSplit/>
         </w:trPr>
@@ -4258,12 +4241,6 @@
         </w:tc>
       </w:tr>
       <w:tr>
-        <w:tblPrEx>
-          <w:tblCellMar>
-            <w:top w:w="0" w:type="dxa"/>
-            <w:bottom w:w="0" w:type="dxa"/>
-          </w:tblCellMar>
-        </w:tblPrEx>
         <w:trPr>
           <w:cantSplit/>
         </w:trPr>
@@ -4319,12 +4296,6 @@
         </w:tc>
       </w:tr>
       <w:tr>
-        <w:tblPrEx>
-          <w:tblCellMar>
-            <w:top w:w="0" w:type="dxa"/>
-            <w:bottom w:w="0" w:type="dxa"/>
-          </w:tblCellMar>
-        </w:tblPrEx>
         <w:trPr>
           <w:cantSplit/>
         </w:trPr>
@@ -4380,12 +4351,6 @@
         </w:tc>
       </w:tr>
       <w:tr>
-        <w:tblPrEx>
-          <w:tblCellMar>
-            <w:top w:w="0" w:type="dxa"/>
-            <w:bottom w:w="0" w:type="dxa"/>
-          </w:tblCellMar>
-        </w:tblPrEx>
         <w:trPr>
           <w:cantSplit/>
         </w:trPr>
@@ -4441,12 +4406,6 @@
         </w:tc>
       </w:tr>
       <w:tr>
-        <w:tblPrEx>
-          <w:tblCellMar>
-            <w:top w:w="0" w:type="dxa"/>
-            <w:bottom w:w="0" w:type="dxa"/>
-          </w:tblCellMar>
-        </w:tblPrEx>
         <w:trPr>
           <w:cantSplit/>
         </w:trPr>
@@ -4494,14 +4453,7 @@
                 <w:sz w:val="20"/>
                 <w:szCs w:val="20"/>
               </w:rPr>
-              <w:t>Cada color y talle muestra las un</w:t>
-            </w:r>
-            <w:r>
-              <w:rPr>
-                <w:sz w:val="20"/>
-                <w:szCs w:val="20"/>
-              </w:rPr>
-              <w:t>idades disponibles</w:t>
+              <w:t>Cada color y talle muestra las unidades disponibles</w:t>
             </w:r>
           </w:p>
         </w:tc>
@@ -4520,7 +4472,7 @@
         <w:pStyle w:val="Ttulo1"/>
         <w:pageBreakBefore/>
       </w:pPr>
-      <w:bookmarkStart w:id="4" w:name="_Toc243819829"/>
+      <w:bookmarkStart w:id="4" w:name="_Toc243910260"/>
       <w:r>
         <w:lastRenderedPageBreak/>
         <w:t>5. Objetivos generales y específicos</w:t>
@@ -4564,10 +4516,7 @@
         <w:spacing w:after="80"/>
       </w:pPr>
       <w:r>
-        <w:t>Detect</w:t>
-      </w:r>
-      <w:r>
-        <w:t>ar el cuerpo del usuario y sus puntos clave (hombros, codos, cadera) con MediaPipe.</w:t>
+        <w:t>Detectar el cuerpo del usuario y sus puntos clave (hombros, codos, cadera) con MediaPipe.</w:t>
       </w:r>
     </w:p>
     <w:p>
@@ -4593,10 +4542,7 @@
         <w:spacing w:after="80"/>
       </w:pPr>
       <w:r>
-        <w:t xml:space="preserve">Mantener intactos los logos y estampados aunque la tela se estire para </w:t>
-      </w:r>
-      <w:r>
-        <w:t>seguir el cuerpo.</w:t>
+        <w:t>Mantener intactos los logos y estampados aunque la tela se estire para seguir el cuerpo.</w:t>
       </w:r>
     </w:p>
     <w:p>
@@ -4635,10 +4581,7 @@
         <w:spacing w:after="80"/>
       </w:pPr>
       <w:r>
-        <w:t xml:space="preserve">Registrar compras que descuenten el stock </w:t>
-      </w:r>
-      <w:r>
-        <w:t>y administrar clientes con un programa de fidelidad.</w:t>
+        <w:t>Registrar compras que descuenten el stock y administrar clientes con un programa de fidelidad.</w:t>
       </w:r>
     </w:p>
     <w:p>
@@ -4659,7 +4602,7 @@
         <w:pStyle w:val="Ttulo1"/>
         <w:pageBreakBefore/>
       </w:pPr>
-      <w:bookmarkStart w:id="5" w:name="_Toc243819830"/>
+      <w:bookmarkStart w:id="5" w:name="_Toc243910261"/>
       <w:r>
         <w:lastRenderedPageBreak/>
         <w:t>6. Comparación con soluciones existentes (benchmarking)</w:t>
@@ -4671,10 +4614,7 @@
         <w:spacing w:after="140"/>
       </w:pPr>
       <w:r>
-        <w:t>Ya existen probadores virtuales, pero la mayoría son de grandes marcas, pagos o so</w:t>
-      </w:r>
-      <w:r>
-        <w:t>lo en línea. Este proyecto apunta a algo de bajo costo, usable en tiendas chicas y conectado al stock real.</w:t>
+        <w:t>Ya existen probadores virtuales, pero la mayoría son de grandes marcas, pagos o solo en línea. Este proyecto apunta a algo de bajo costo, usable en tiendas chicas y conectado al stock real.</w:t>
       </w:r>
     </w:p>
     <w:tbl>
@@ -4701,12 +4641,6 @@
         <w:gridCol w:w="2660"/>
       </w:tblGrid>
       <w:tr>
-        <w:tblPrEx>
-          <w:tblCellMar>
-            <w:top w:w="0" w:type="dxa"/>
-            <w:bottom w:w="0" w:type="dxa"/>
-          </w:tblCellMar>
-        </w:tblPrEx>
         <w:trPr>
           <w:cantSplit/>
           <w:tblHeader/>
@@ -4825,12 +4759,6 @@
         </w:tc>
       </w:tr>
       <w:tr>
-        <w:tblPrEx>
-          <w:tblCellMar>
-            <w:top w:w="0" w:type="dxa"/>
-            <w:bottom w:w="0" w:type="dxa"/>
-          </w:tblCellMar>
-        </w:tblPrEx>
         <w:trPr>
           <w:cantSplit/>
         </w:trPr>
@@ -4936,12 +4864,6 @@
         </w:tc>
       </w:tr>
       <w:tr>
-        <w:tblPrEx>
-          <w:tblCellMar>
-            <w:top w:w="0" w:type="dxa"/>
-            <w:bottom w:w="0" w:type="dxa"/>
-          </w:tblCellMar>
-        </w:tblPrEx>
         <w:trPr>
           <w:cantSplit/>
         </w:trPr>
@@ -5047,12 +4969,6 @@
         </w:tc>
       </w:tr>
       <w:tr>
-        <w:tblPrEx>
-          <w:tblCellMar>
-            <w:top w:w="0" w:type="dxa"/>
-            <w:bottom w:w="0" w:type="dxa"/>
-          </w:tblCellMar>
-        </w:tblPrEx>
         <w:trPr>
           <w:cantSplit/>
         </w:trPr>
@@ -5158,12 +5074,6 @@
         </w:tc>
       </w:tr>
       <w:tr>
-        <w:tblPrEx>
-          <w:tblCellMar>
-            <w:top w:w="0" w:type="dxa"/>
-            <w:bottom w:w="0" w:type="dxa"/>
-          </w:tblCellMar>
-        </w:tblPrEx>
         <w:trPr>
           <w:cantSplit/>
         </w:trPr>
@@ -5269,12 +5179,6 @@
         </w:tc>
       </w:tr>
       <w:tr>
-        <w:tblPrEx>
-          <w:tblCellMar>
-            <w:top w:w="0" w:type="dxa"/>
-            <w:bottom w:w="0" w:type="dxa"/>
-          </w:tblCellMar>
-        </w:tblPrEx>
         <w:trPr>
           <w:cantSplit/>
         </w:trPr>
@@ -5396,7 +5300,7 @@
         <w:pStyle w:val="Ttulo1"/>
         <w:pageBreakBefore/>
       </w:pPr>
-      <w:bookmarkStart w:id="6" w:name="_Toc243819831"/>
+      <w:bookmarkStart w:id="6" w:name="_Toc243910262"/>
       <w:r>
         <w:lastRenderedPageBreak/>
         <w:t>7. Análisis de viabilidad y factibilidad</w:t>
@@ -5435,12 +5339,6 @@
         <w:gridCol w:w="1700"/>
       </w:tblGrid>
       <w:tr>
-        <w:tblPrEx>
-          <w:tblCellMar>
-            <w:top w:w="0" w:type="dxa"/>
-            <w:bottom w:w="0" w:type="dxa"/>
-          </w:tblCellMar>
-        </w:tblPrEx>
         <w:trPr>
           <w:cantSplit/>
           <w:tblHeader/>
@@ -5469,8 +5367,27 @@
                 <w:sz w:val="20"/>
                 <w:szCs w:val="20"/>
               </w:rPr>
-              <w:t>T</w:t>
-            </w:r>
+              <w:t>Tipo</w:t>
+            </w:r>
+          </w:p>
+        </w:tc>
+        <w:tc>
+          <w:tcPr>
+            <w:tcW w:w="2200" w:type="dxa"/>
+            <w:shd w:val="clear" w:color="auto" w:fill="F2F2F2"/>
+            <w:tcMar>
+              <w:top w:w="80" w:type="dxa"/>
+              <w:left w:w="110" w:type="dxa"/>
+              <w:bottom w:w="80" w:type="dxa"/>
+              <w:right w:w="110" w:type="dxa"/>
+            </w:tcMar>
+            <w:vAlign w:val="center"/>
+          </w:tcPr>
+          <w:p>
+            <w:pPr>
+              <w:keepNext/>
+              <w:spacing w:after="40"/>
+            </w:pPr>
             <w:r>
               <w:rPr>
                 <w:b/>
@@ -5478,13 +5395,13 @@
                 <w:sz w:val="20"/>
                 <w:szCs w:val="20"/>
               </w:rPr>
-              <w:t>ipo</w:t>
-            </w:r>
-          </w:p>
-        </w:tc>
-        <w:tc>
-          <w:tcPr>
-            <w:tcW w:w="2200" w:type="dxa"/>
+              <w:t>Pregunta</w:t>
+            </w:r>
+          </w:p>
+        </w:tc>
+        <w:tc>
+          <w:tcPr>
+            <w:tcW w:w="3960" w:type="dxa"/>
             <w:shd w:val="clear" w:color="auto" w:fill="F2F2F2"/>
             <w:tcMar>
               <w:top w:w="80" w:type="dxa"/>
@@ -5506,13 +5423,13 @@
                 <w:sz w:val="20"/>
                 <w:szCs w:val="20"/>
               </w:rPr>
-              <w:t>Pregunta</w:t>
-            </w:r>
-          </w:p>
-        </w:tc>
-        <w:tc>
-          <w:tcPr>
-            <w:tcW w:w="3960" w:type="dxa"/>
+              <w:t>Análisis</w:t>
+            </w:r>
+          </w:p>
+        </w:tc>
+        <w:tc>
+          <w:tcPr>
+            <w:tcW w:w="1700" w:type="dxa"/>
             <w:shd w:val="clear" w:color="auto" w:fill="F2F2F2"/>
             <w:tcMar>
               <w:top w:w="80" w:type="dxa"/>
@@ -5534,46 +5451,12 @@
                 <w:sz w:val="20"/>
                 <w:szCs w:val="20"/>
               </w:rPr>
-              <w:t>Análisis</w:t>
-            </w:r>
-          </w:p>
-        </w:tc>
-        <w:tc>
-          <w:tcPr>
-            <w:tcW w:w="1700" w:type="dxa"/>
-            <w:shd w:val="clear" w:color="auto" w:fill="F2F2F2"/>
-            <w:tcMar>
-              <w:top w:w="80" w:type="dxa"/>
-              <w:left w:w="110" w:type="dxa"/>
-              <w:bottom w:w="80" w:type="dxa"/>
-              <w:right w:w="110" w:type="dxa"/>
-            </w:tcMar>
-            <w:vAlign w:val="center"/>
-          </w:tcPr>
-          <w:p>
-            <w:pPr>
-              <w:keepNext/>
-              <w:spacing w:after="40"/>
-            </w:pPr>
-            <w:r>
-              <w:rPr>
-                <w:b/>
-                <w:bCs/>
-                <w:sz w:val="20"/>
-                <w:szCs w:val="20"/>
-              </w:rPr>
               <w:t>¿Es factible?</w:t>
             </w:r>
           </w:p>
         </w:tc>
       </w:tr>
       <w:tr>
-        <w:tblPrEx>
-          <w:tblCellMar>
-            <w:top w:w="0" w:type="dxa"/>
-            <w:bottom w:w="0" w:type="dxa"/>
-          </w:tblCellMar>
-        </w:tblPrEx>
         <w:trPr>
           <w:cantSplit/>
         </w:trPr>
@@ -5679,12 +5562,6 @@
         </w:tc>
       </w:tr>
       <w:tr>
-        <w:tblPrEx>
-          <w:tblCellMar>
-            <w:top w:w="0" w:type="dxa"/>
-            <w:bottom w:w="0" w:type="dxa"/>
-          </w:tblCellMar>
-        </w:tblPrEx>
         <w:trPr>
           <w:cantSplit/>
         </w:trPr>
@@ -5790,12 +5667,6 @@
         </w:tc>
       </w:tr>
       <w:tr>
-        <w:tblPrEx>
-          <w:tblCellMar>
-            <w:top w:w="0" w:type="dxa"/>
-            <w:bottom w:w="0" w:type="dxa"/>
-          </w:tblCellMar>
-        </w:tblPrEx>
         <w:trPr>
           <w:cantSplit/>
         </w:trPr>
@@ -5870,14 +5741,7 @@
                 <w:sz w:val="20"/>
                 <w:szCs w:val="20"/>
               </w:rPr>
-              <w:t>No guarda fotos ni video; los datos de clientes se guardan con su consentimiento (Ley 25.326). Las biblio</w:t>
-            </w:r>
-            <w:r>
-              <w:rPr>
-                <w:sz w:val="20"/>
-                <w:szCs w:val="20"/>
-              </w:rPr>
-              <w:t>tecas tienen licencias libres. Las fotos y marcas de las prendas son de uso educativo (ver sección 15)</w:t>
+              <w:t>No guarda fotos ni video; los datos de clientes se guardan con su consentimiento (Ley 25.326). Las bibliotecas tienen licencias libres. Las fotos y marcas de las prendas son de uso educativo (ver sección 15)</w:t>
             </w:r>
           </w:p>
         </w:tc>
@@ -5908,12 +5772,6 @@
         </w:tc>
       </w:tr>
       <w:tr>
-        <w:tblPrEx>
-          <w:tblCellMar>
-            <w:top w:w="0" w:type="dxa"/>
-            <w:bottom w:w="0" w:type="dxa"/>
-          </w:tblCellMar>
-        </w:tblPrEx>
         <w:trPr>
           <w:cantSplit/>
         </w:trPr>
@@ -5985,14 +5843,7 @@
                 <w:sz w:val="20"/>
                 <w:szCs w:val="20"/>
               </w:rPr>
-              <w:t>Interfaz simple: elegir la prenda, pararse frente a la cámara y tocar un botón para v</w:t>
-            </w:r>
-            <w:r>
-              <w:rPr>
-                <w:sz w:val="20"/>
-                <w:szCs w:val="20"/>
-              </w:rPr>
-              <w:t>olver o comprar</w:t>
+              <w:t>Interfaz simple: elegir la prenda, pararse frente a la cámara y tocar un botón para volver o comprar</w:t>
             </w:r>
           </w:p>
         </w:tc>
@@ -6027,7 +5878,7 @@
         <w:pStyle w:val="Ttulo1"/>
         <w:pageBreakBefore/>
       </w:pPr>
-      <w:bookmarkStart w:id="7" w:name="_Toc243819832"/>
+      <w:bookmarkStart w:id="7" w:name="_Toc243910263"/>
       <w:r>
         <w:lastRenderedPageBreak/>
         <w:t>8. Identificación de necesidades: requerimientos</w:t>
@@ -6047,7 +5898,7 @@
         <w:pStyle w:val="Ttulo2"/>
         <w:keepNext/>
       </w:pPr>
-      <w:bookmarkStart w:id="8" w:name="_Toc243819833"/>
+      <w:bookmarkStart w:id="8" w:name="_Toc243910264"/>
       <w:r>
         <w:t>8.1 Requerimientos funcionales</w:t>
       </w:r>
@@ -6076,12 +5927,6 @@
         <w:gridCol w:w="6360"/>
       </w:tblGrid>
       <w:tr>
-        <w:tblPrEx>
-          <w:tblCellMar>
-            <w:top w:w="0" w:type="dxa"/>
-            <w:bottom w:w="0" w:type="dxa"/>
-          </w:tblCellMar>
-        </w:tblPrEx>
         <w:trPr>
           <w:cantSplit/>
           <w:tblHeader/>
@@ -6169,12 +6014,6 @@
         </w:tc>
       </w:tr>
       <w:tr>
-        <w:tblPrEx>
-          <w:tblCellMar>
-            <w:top w:w="0" w:type="dxa"/>
-            <w:bottom w:w="0" w:type="dxa"/>
-          </w:tblCellMar>
-        </w:tblPrEx>
         <w:trPr>
           <w:cantSplit/>
         </w:trPr>
@@ -6252,12 +6091,6 @@
         </w:tc>
       </w:tr>
       <w:tr>
-        <w:tblPrEx>
-          <w:tblCellMar>
-            <w:top w:w="0" w:type="dxa"/>
-            <w:bottom w:w="0" w:type="dxa"/>
-          </w:tblCellMar>
-        </w:tblPrEx>
         <w:trPr>
           <w:cantSplit/>
         </w:trPr>
@@ -6335,12 +6168,6 @@
         </w:tc>
       </w:tr>
       <w:tr>
-        <w:tblPrEx>
-          <w:tblCellMar>
-            <w:top w:w="0" w:type="dxa"/>
-            <w:bottom w:w="0" w:type="dxa"/>
-          </w:tblCellMar>
-        </w:tblPrEx>
         <w:trPr>
           <w:cantSplit/>
         </w:trPr>
@@ -6418,12 +6245,6 @@
         </w:tc>
       </w:tr>
       <w:tr>
-        <w:tblPrEx>
-          <w:tblCellMar>
-            <w:top w:w="0" w:type="dxa"/>
-            <w:bottom w:w="0" w:type="dxa"/>
-          </w:tblCellMar>
-        </w:tblPrEx>
         <w:trPr>
           <w:cantSplit/>
         </w:trPr>
@@ -6495,25 +6316,12 @@
                 <w:sz w:val="20"/>
                 <w:szCs w:val="20"/>
               </w:rPr>
-              <w:t>Como cliente, quiero</w:t>
-            </w:r>
-            <w:r>
-              <w:rPr>
-                <w:sz w:val="20"/>
-                <w:szCs w:val="20"/>
-              </w:rPr>
-              <w:t xml:space="preserve"> seleccionar mi talle y ver sus medidas, para ver la prenda en la medida correcta</w:t>
+              <w:t>Como cliente, quiero seleccionar mi talle y ver sus medidas, para ver la prenda en la medida correcta</w:t>
             </w:r>
           </w:p>
         </w:tc>
       </w:tr>
       <w:tr>
-        <w:tblPrEx>
-          <w:tblCellMar>
-            <w:top w:w="0" w:type="dxa"/>
-            <w:bottom w:w="0" w:type="dxa"/>
-          </w:tblCellMar>
-        </w:tblPrEx>
         <w:trPr>
           <w:cantSplit/>
         </w:trPr>
@@ -6591,12 +6399,6 @@
         </w:tc>
       </w:tr>
       <w:tr>
-        <w:tblPrEx>
-          <w:tblCellMar>
-            <w:top w:w="0" w:type="dxa"/>
-            <w:bottom w:w="0" w:type="dxa"/>
-          </w:tblCellMar>
-        </w:tblPrEx>
         <w:trPr>
           <w:cantSplit/>
         </w:trPr>
@@ -6674,12 +6476,6 @@
         </w:tc>
       </w:tr>
       <w:tr>
-        <w:tblPrEx>
-          <w:tblCellMar>
-            <w:top w:w="0" w:type="dxa"/>
-            <w:bottom w:w="0" w:type="dxa"/>
-          </w:tblCellMar>
-        </w:tblPrEx>
         <w:trPr>
           <w:cantSplit/>
         </w:trPr>
@@ -6757,12 +6553,6 @@
         </w:tc>
       </w:tr>
       <w:tr>
-        <w:tblPrEx>
-          <w:tblCellMar>
-            <w:top w:w="0" w:type="dxa"/>
-            <w:bottom w:w="0" w:type="dxa"/>
-          </w:tblCellMar>
-        </w:tblPrEx>
         <w:trPr>
           <w:cantSplit/>
         </w:trPr>
@@ -6834,25 +6624,12 @@
                 <w:sz w:val="20"/>
                 <w:szCs w:val="20"/>
               </w:rPr>
-              <w:t xml:space="preserve">Como cliente, quiero comprar </w:t>
-            </w:r>
-            <w:r>
-              <w:rPr>
-                <w:sz w:val="20"/>
-                <w:szCs w:val="20"/>
-              </w:rPr>
-              <w:t>la prenda en el color y talle elegidos, para llevármela</w:t>
+              <w:t>Como cliente, quiero comprar la prenda en el color y talle elegidos, para llevármela</w:t>
             </w:r>
           </w:p>
         </w:tc>
       </w:tr>
       <w:tr>
-        <w:tblPrEx>
-          <w:tblCellMar>
-            <w:top w:w="0" w:type="dxa"/>
-            <w:bottom w:w="0" w:type="dxa"/>
-          </w:tblCellMar>
-        </w:tblPrEx>
         <w:trPr>
           <w:cantSplit/>
         </w:trPr>
@@ -6930,12 +6707,6 @@
         </w:tc>
       </w:tr>
       <w:tr>
-        <w:tblPrEx>
-          <w:tblCellMar>
-            <w:top w:w="0" w:type="dxa"/>
-            <w:bottom w:w="0" w:type="dxa"/>
-          </w:tblCellMar>
-        </w:tblPrEx>
         <w:trPr>
           <w:cantSplit/>
         </w:trPr>
@@ -7013,12 +6784,6 @@
         </w:tc>
       </w:tr>
       <w:tr>
-        <w:tblPrEx>
-          <w:tblCellMar>
-            <w:top w:w="0" w:type="dxa"/>
-            <w:bottom w:w="0" w:type="dxa"/>
-          </w:tblCellMar>
-        </w:tblPrEx>
         <w:trPr>
           <w:cantSplit/>
         </w:trPr>
@@ -7096,12 +6861,6 @@
         </w:tc>
       </w:tr>
       <w:tr>
-        <w:tblPrEx>
-          <w:tblCellMar>
-            <w:top w:w="0" w:type="dxa"/>
-            <w:bottom w:w="0" w:type="dxa"/>
-          </w:tblCellMar>
-        </w:tblPrEx>
         <w:trPr>
           <w:cantSplit/>
         </w:trPr>
@@ -7173,14 +6932,7 @@
                 <w:sz w:val="20"/>
                 <w:szCs w:val="20"/>
               </w:rPr>
-              <w:t>Como dueña de la tienda, quiero ag</w:t>
-            </w:r>
-            <w:r>
-              <w:rPr>
-                <w:sz w:val="20"/>
-                <w:szCs w:val="20"/>
-              </w:rPr>
-              <w:t>regar prendas nuevas desde sus fotos, para mantener el catálogo actualizado</w:t>
+              <w:t>Como dueña de la tienda, quiero agregar prendas nuevas desde sus fotos, para mantener el catálogo actualizado</w:t>
             </w:r>
           </w:p>
         </w:tc>
@@ -7191,7 +6943,7 @@
         <w:pStyle w:val="Ttulo2"/>
         <w:keepNext/>
       </w:pPr>
-      <w:bookmarkStart w:id="9" w:name="_Toc243819834"/>
+      <w:bookmarkStart w:id="9" w:name="_Toc243910265"/>
       <w:r>
         <w:lastRenderedPageBreak/>
         <w:t>8.2 Requerimientos no funcionales</w:t>
@@ -7221,12 +6973,6 @@
         <w:gridCol w:w="6360"/>
       </w:tblGrid>
       <w:tr>
-        <w:tblPrEx>
-          <w:tblCellMar>
-            <w:top w:w="0" w:type="dxa"/>
-            <w:bottom w:w="0" w:type="dxa"/>
-          </w:tblCellMar>
-        </w:tblPrEx>
         <w:trPr>
           <w:cantSplit/>
           <w:tblHeader/>
@@ -7317,12 +7063,6 @@
         </w:tc>
       </w:tr>
       <w:tr>
-        <w:tblPrEx>
-          <w:tblCellMar>
-            <w:top w:w="0" w:type="dxa"/>
-            <w:bottom w:w="0" w:type="dxa"/>
-          </w:tblCellMar>
-        </w:tblPrEx>
         <w:trPr>
           <w:cantSplit/>
         </w:trPr>
@@ -7403,12 +7143,6 @@
         </w:tc>
       </w:tr>
       <w:tr>
-        <w:tblPrEx>
-          <w:tblCellMar>
-            <w:top w:w="0" w:type="dxa"/>
-            <w:bottom w:w="0" w:type="dxa"/>
-          </w:tblCellMar>
-        </w:tblPrEx>
         <w:trPr>
           <w:cantSplit/>
         </w:trPr>
@@ -7489,12 +7223,6 @@
         </w:tc>
       </w:tr>
       <w:tr>
-        <w:tblPrEx>
-          <w:tblCellMar>
-            <w:top w:w="0" w:type="dxa"/>
-            <w:bottom w:w="0" w:type="dxa"/>
-          </w:tblCellMar>
-        </w:tblPrEx>
         <w:trPr>
           <w:cantSplit/>
         </w:trPr>
@@ -7575,12 +7303,6 @@
         </w:tc>
       </w:tr>
       <w:tr>
-        <w:tblPrEx>
-          <w:tblCellMar>
-            <w:top w:w="0" w:type="dxa"/>
-            <w:bottom w:w="0" w:type="dxa"/>
-          </w:tblCellMar>
-        </w:tblPrEx>
         <w:trPr>
           <w:cantSplit/>
         </w:trPr>
@@ -7661,12 +7383,6 @@
         </w:tc>
       </w:tr>
       <w:tr>
-        <w:tblPrEx>
-          <w:tblCellMar>
-            <w:top w:w="0" w:type="dxa"/>
-            <w:bottom w:w="0" w:type="dxa"/>
-          </w:tblCellMar>
-        </w:tblPrEx>
         <w:trPr>
           <w:cantSplit/>
         </w:trPr>
@@ -7741,25 +7457,12 @@
                 <w:sz w:val="20"/>
                 <w:szCs w:val="20"/>
               </w:rPr>
-              <w:t>No se guardan imág</w:t>
-            </w:r>
-            <w:r>
-              <w:rPr>
-                <w:sz w:val="20"/>
-                <w:szCs w:val="20"/>
-              </w:rPr>
-              <w:t>enes ni video; los datos de clientes solo con su consentimiento</w:t>
+              <w:t>No se guardan imágenes ni video; los datos de clientes solo con su consentimiento</w:t>
             </w:r>
           </w:p>
         </w:tc>
       </w:tr>
       <w:tr>
-        <w:tblPrEx>
-          <w:tblCellMar>
-            <w:top w:w="0" w:type="dxa"/>
-            <w:bottom w:w="0" w:type="dxa"/>
-          </w:tblCellMar>
-        </w:tblPrEx>
         <w:trPr>
           <w:cantSplit/>
         </w:trPr>
@@ -7840,12 +7543,6 @@
         </w:tc>
       </w:tr>
       <w:tr>
-        <w:tblPrEx>
-          <w:tblCellMar>
-            <w:top w:w="0" w:type="dxa"/>
-            <w:bottom w:w="0" w:type="dxa"/>
-          </w:tblCellMar>
-        </w:tblPrEx>
         <w:trPr>
           <w:cantSplit/>
         </w:trPr>
@@ -7926,12 +7623,6 @@
         </w:tc>
       </w:tr>
       <w:tr>
-        <w:tblPrEx>
-          <w:tblCellMar>
-            <w:top w:w="0" w:type="dxa"/>
-            <w:bottom w:w="0" w:type="dxa"/>
-          </w:tblCellMar>
-        </w:tblPrEx>
         <w:trPr>
           <w:cantSplit/>
         </w:trPr>
@@ -8012,12 +7703,6 @@
         </w:tc>
       </w:tr>
       <w:tr>
-        <w:tblPrEx>
-          <w:tblCellMar>
-            <w:top w:w="0" w:type="dxa"/>
-            <w:bottom w:w="0" w:type="dxa"/>
-          </w:tblCellMar>
-        </w:tblPrEx>
         <w:trPr>
           <w:cantSplit/>
         </w:trPr>
@@ -8100,7 +7785,7 @@
         <w:pStyle w:val="Ttulo1"/>
         <w:pageBreakBefore/>
       </w:pPr>
-      <w:bookmarkStart w:id="10" w:name="_Toc243819835"/>
+      <w:bookmarkStart w:id="10" w:name="_Toc243910266"/>
       <w:r>
         <w:lastRenderedPageBreak/>
         <w:t>9. Herramientas: ¿para qué las usamos?</w:t>
@@ -8130,12 +7815,6 @@
         <w:gridCol w:w="4860"/>
       </w:tblGrid>
       <w:tr>
-        <w:tblPrEx>
-          <w:tblCellMar>
-            <w:top w:w="0" w:type="dxa"/>
-            <w:bottom w:w="0" w:type="dxa"/>
-          </w:tblCellMar>
-        </w:tblPrEx>
         <w:trPr>
           <w:cantSplit/>
           <w:tblHeader/>
@@ -8223,12 +7902,6 @@
         </w:tc>
       </w:tr>
       <w:tr>
-        <w:tblPrEx>
-          <w:tblCellMar>
-            <w:top w:w="0" w:type="dxa"/>
-            <w:bottom w:w="0" w:type="dxa"/>
-          </w:tblCellMar>
-        </w:tblPrEx>
         <w:trPr>
           <w:cantSplit/>
         </w:trPr>
@@ -8306,12 +7979,6 @@
         </w:tc>
       </w:tr>
       <w:tr>
-        <w:tblPrEx>
-          <w:tblCellMar>
-            <w:top w:w="0" w:type="dxa"/>
-            <w:bottom w:w="0" w:type="dxa"/>
-          </w:tblCellMar>
-        </w:tblPrEx>
         <w:trPr>
           <w:cantSplit/>
         </w:trPr>
@@ -8389,12 +8056,6 @@
         </w:tc>
       </w:tr>
       <w:tr>
-        <w:tblPrEx>
-          <w:tblCellMar>
-            <w:top w:w="0" w:type="dxa"/>
-            <w:bottom w:w="0" w:type="dxa"/>
-          </w:tblCellMar>
-        </w:tblPrEx>
         <w:trPr>
           <w:cantSplit/>
         </w:trPr>
@@ -8472,12 +8133,6 @@
         </w:tc>
       </w:tr>
       <w:tr>
-        <w:tblPrEx>
-          <w:tblCellMar>
-            <w:top w:w="0" w:type="dxa"/>
-            <w:bottom w:w="0" w:type="dxa"/>
-          </w:tblCellMar>
-        </w:tblPrEx>
         <w:trPr>
           <w:cantSplit/>
         </w:trPr>
@@ -8525,14 +8180,7 @@
                 <w:sz w:val="20"/>
                 <w:szCs w:val="20"/>
               </w:rPr>
-              <w:t>Biblioteca de visión por co</w:t>
-            </w:r>
-            <w:r>
-              <w:rPr>
-                <w:sz w:val="20"/>
-                <w:szCs w:val="20"/>
-              </w:rPr>
-              <w:t>mputadora (Google)</w:t>
+              <w:t>Biblioteca de visión por computadora (Google)</w:t>
             </w:r>
           </w:p>
         </w:tc>
@@ -8562,12 +8210,6 @@
         </w:tc>
       </w:tr>
       <w:tr>
-        <w:tblPrEx>
-          <w:tblCellMar>
-            <w:top w:w="0" w:type="dxa"/>
-            <w:bottom w:w="0" w:type="dxa"/>
-          </w:tblCellMar>
-        </w:tblPrEx>
         <w:trPr>
           <w:cantSplit/>
         </w:trPr>
@@ -8645,12 +8287,6 @@
         </w:tc>
       </w:tr>
       <w:tr>
-        <w:tblPrEx>
-          <w:tblCellMar>
-            <w:top w:w="0" w:type="dxa"/>
-            <w:bottom w:w="0" w:type="dxa"/>
-          </w:tblCellMar>
-        </w:tblPrEx>
         <w:trPr>
           <w:cantSplit/>
         </w:trPr>
@@ -8728,12 +8364,6 @@
         </w:tc>
       </w:tr>
       <w:tr>
-        <w:tblPrEx>
-          <w:tblCellMar>
-            <w:top w:w="0" w:type="dxa"/>
-            <w:bottom w:w="0" w:type="dxa"/>
-          </w:tblCellMar>
-        </w:tblPrEx>
         <w:trPr>
           <w:cantSplit/>
         </w:trPr>
@@ -8811,12 +8441,6 @@
         </w:tc>
       </w:tr>
       <w:tr>
-        <w:tblPrEx>
-          <w:tblCellMar>
-            <w:top w:w="0" w:type="dxa"/>
-            <w:bottom w:w="0" w:type="dxa"/>
-          </w:tblCellMar>
-        </w:tblPrEx>
         <w:trPr>
           <w:cantSplit/>
         </w:trPr>
@@ -8864,14 +8488,7 @@
                 <w:sz w:val="20"/>
                 <w:szCs w:val="20"/>
               </w:rPr>
-              <w:t>Co</w:t>
-            </w:r>
-            <w:r>
-              <w:rPr>
-                <w:sz w:val="20"/>
-                <w:szCs w:val="20"/>
-              </w:rPr>
-              <w:t>nector</w:t>
+              <w:t>Conector</w:t>
             </w:r>
           </w:p>
         </w:tc>
@@ -8901,12 +8518,6 @@
         </w:tc>
       </w:tr>
       <w:tr>
-        <w:tblPrEx>
-          <w:tblCellMar>
-            <w:top w:w="0" w:type="dxa"/>
-            <w:bottom w:w="0" w:type="dxa"/>
-          </w:tblCellMar>
-        </w:tblPrEx>
         <w:trPr>
           <w:cantSplit/>
         </w:trPr>
@@ -8984,12 +8595,6 @@
         </w:tc>
       </w:tr>
       <w:tr>
-        <w:tblPrEx>
-          <w:tblCellMar>
-            <w:top w:w="0" w:type="dxa"/>
-            <w:bottom w:w="0" w:type="dxa"/>
-          </w:tblCellMar>
-        </w:tblPrEx>
         <w:trPr>
           <w:cantSplit/>
         </w:trPr>
@@ -9067,12 +8672,6 @@
         </w:tc>
       </w:tr>
       <w:tr>
-        <w:tblPrEx>
-          <w:tblCellMar>
-            <w:top w:w="0" w:type="dxa"/>
-            <w:bottom w:w="0" w:type="dxa"/>
-          </w:tblCellMar>
-        </w:tblPrEx>
         <w:trPr>
           <w:cantSplit/>
         </w:trPr>
@@ -9155,10 +8754,7 @@
         <w:spacing w:after="140"/>
       </w:pPr>
       <w:r>
-        <w:t>El ciclo de trabajo fue: describir lo que se quería, dejar que la IA propusiera el código, probarlo</w:t>
-      </w:r>
-      <w:r>
-        <w:t xml:space="preserve"> con la cámara o con pruebas automáticas, detectar errores y pedir correcciones.</w:t>
+        <w:t>El ciclo de trabajo fue: describir lo que se quería, dejar que la IA propusiera el código, probarlo con la cámara o con pruebas automáticas, detectar errores y pedir correcciones.</w:t>
       </w:r>
     </w:p>
     <w:p>
@@ -9166,7 +8762,7 @@
         <w:pStyle w:val="Ttulo1"/>
         <w:pageBreakBefore/>
       </w:pPr>
-      <w:bookmarkStart w:id="11" w:name="_Toc243819836"/>
+      <w:bookmarkStart w:id="11" w:name="_Toc243910267"/>
       <w:r>
         <w:lastRenderedPageBreak/>
         <w:t>10. ¿Cuánto costaría el proyecto?</w:t>
@@ -9196,7 +8792,7 @@
         <w:pStyle w:val="Ttulo2"/>
         <w:keepNext/>
       </w:pPr>
-      <w:bookmarkStart w:id="12" w:name="_Toc243819837"/>
+      <w:bookmarkStart w:id="12" w:name="_Toc243910268"/>
       <w:r>
         <w:t>10.1 Aplicaciones y software</w:t>
       </w:r>
@@ -9224,12 +8820,6 @@
         <w:gridCol w:w="5160"/>
       </w:tblGrid>
       <w:tr>
-        <w:tblPrEx>
-          <w:tblCellMar>
-            <w:top w:w="0" w:type="dxa"/>
-            <w:bottom w:w="0" w:type="dxa"/>
-          </w:tblCellMar>
-        </w:tblPrEx>
         <w:trPr>
           <w:cantSplit/>
           <w:tblHeader/>
@@ -9292,12 +8882,6 @@
         </w:tc>
       </w:tr>
       <w:tr>
-        <w:tblPrEx>
-          <w:tblCellMar>
-            <w:top w:w="0" w:type="dxa"/>
-            <w:bottom w:w="0" w:type="dxa"/>
-          </w:tblCellMar>
-        </w:tblPrEx>
         <w:trPr>
           <w:cantSplit/>
         </w:trPr>
@@ -9353,12 +8937,6 @@
         </w:tc>
       </w:tr>
       <w:tr>
-        <w:tblPrEx>
-          <w:tblCellMar>
-            <w:top w:w="0" w:type="dxa"/>
-            <w:bottom w:w="0" w:type="dxa"/>
-          </w:tblCellMar>
-        </w:tblPrEx>
         <w:trPr>
           <w:cantSplit/>
         </w:trPr>
@@ -9414,12 +8992,6 @@
         </w:tc>
       </w:tr>
       <w:tr>
-        <w:tblPrEx>
-          <w:tblCellMar>
-            <w:top w:w="0" w:type="dxa"/>
-            <w:bottom w:w="0" w:type="dxa"/>
-          </w:tblCellMar>
-        </w:tblPrEx>
         <w:trPr>
           <w:cantSplit/>
         </w:trPr>
@@ -9475,12 +9047,6 @@
         </w:tc>
       </w:tr>
       <w:tr>
-        <w:tblPrEx>
-          <w:tblCellMar>
-            <w:top w:w="0" w:type="dxa"/>
-            <w:bottom w:w="0" w:type="dxa"/>
-          </w:tblCellMar>
-        </w:tblPrEx>
         <w:trPr>
           <w:cantSplit/>
         </w:trPr>
@@ -9539,7 +9105,7 @@
         <w:pStyle w:val="Ttulo2"/>
         <w:keepNext/>
       </w:pPr>
-      <w:bookmarkStart w:id="13" w:name="_Toc243819838"/>
+      <w:bookmarkStart w:id="13" w:name="_Toc243910269"/>
       <w:r>
         <w:t>10.2 Equipo para una tienda física</w:t>
       </w:r>
@@ -9568,12 +9134,6 @@
         <w:gridCol w:w="2760"/>
       </w:tblGrid>
       <w:tr>
-        <w:tblPrEx>
-          <w:tblCellMar>
-            <w:top w:w="0" w:type="dxa"/>
-            <w:bottom w:w="0" w:type="dxa"/>
-          </w:tblCellMar>
-        </w:tblPrEx>
         <w:trPr>
           <w:cantSplit/>
           <w:tblHeader/>
@@ -9664,12 +9224,6 @@
         </w:tc>
       </w:tr>
       <w:tr>
-        <w:tblPrEx>
-          <w:tblCellMar>
-            <w:top w:w="0" w:type="dxa"/>
-            <w:bottom w:w="0" w:type="dxa"/>
-          </w:tblCellMar>
-        </w:tblPrEx>
         <w:trPr>
           <w:cantSplit/>
         </w:trPr>
@@ -9750,12 +9304,6 @@
         </w:tc>
       </w:tr>
       <w:tr>
-        <w:tblPrEx>
-          <w:tblCellMar>
-            <w:top w:w="0" w:type="dxa"/>
-            <w:bottom w:w="0" w:type="dxa"/>
-          </w:tblCellMar>
-        </w:tblPrEx>
         <w:trPr>
           <w:cantSplit/>
         </w:trPr>
@@ -9836,12 +9384,6 @@
         </w:tc>
       </w:tr>
       <w:tr>
-        <w:tblPrEx>
-          <w:tblCellMar>
-            <w:top w:w="0" w:type="dxa"/>
-            <w:bottom w:w="0" w:type="dxa"/>
-          </w:tblCellMar>
-        </w:tblPrEx>
         <w:trPr>
           <w:cantSplit/>
         </w:trPr>
@@ -9922,12 +9464,6 @@
         </w:tc>
       </w:tr>
       <w:tr>
-        <w:tblPrEx>
-          <w:tblCellMar>
-            <w:top w:w="0" w:type="dxa"/>
-            <w:bottom w:w="0" w:type="dxa"/>
-          </w:tblCellMar>
-        </w:tblPrEx>
         <w:trPr>
           <w:cantSplit/>
         </w:trPr>
@@ -10008,12 +9544,6 @@
         </w:tc>
       </w:tr>
       <w:tr>
-        <w:tblPrEx>
-          <w:tblCellMar>
-            <w:top w:w="0" w:type="dxa"/>
-            <w:bottom w:w="0" w:type="dxa"/>
-          </w:tblCellMar>
-        </w:tblPrEx>
         <w:trPr>
           <w:cantSplit/>
         </w:trPr>
@@ -10101,7 +9631,7 @@
         <w:pStyle w:val="Ttulo1"/>
         <w:pageBreakBefore/>
       </w:pPr>
-      <w:bookmarkStart w:id="14" w:name="_Toc243819839"/>
+      <w:bookmarkStart w:id="14" w:name="_Toc243910270"/>
       <w:r>
         <w:lastRenderedPageBreak/>
         <w:t>11. Metodología aplicada y evolución</w:t>
@@ -10123,10 +9653,7 @@
         <w:t>metodología iterativa</w:t>
       </w:r>
       <w:r>
-        <w:t>: construir una parte, probarla, medir, corregir y recién después avanzar. Cada me</w:t>
-      </w:r>
-      <w:r>
-        <w:t>jora se comprobó con imágenes de prueba y con pruebas automáticas, y se guardó como una versión en Git.</w:t>
+        <w:t>: construir una parte, probarla, medir, corregir y recién después avanzar. Cada mejora se comprobó con imágenes de prueba y con pruebas automáticas, y se guardó como una versión en Git.</w:t>
       </w:r>
     </w:p>
     <w:tbl>
@@ -10151,12 +9678,6 @@
         <w:gridCol w:w="6560"/>
       </w:tblGrid>
       <w:tr>
-        <w:tblPrEx>
-          <w:tblCellMar>
-            <w:top w:w="0" w:type="dxa"/>
-            <w:bottom w:w="0" w:type="dxa"/>
-          </w:tblCellMar>
-        </w:tblPrEx>
         <w:trPr>
           <w:cantSplit/>
           <w:tblHeader/>
@@ -10217,12 +9738,6 @@
         </w:tc>
       </w:tr>
       <w:tr>
-        <w:tblPrEx>
-          <w:tblCellMar>
-            <w:top w:w="0" w:type="dxa"/>
-            <w:bottom w:w="0" w:type="dxa"/>
-          </w:tblCellMar>
-        </w:tblPrEx>
         <w:trPr>
           <w:cantSplit/>
         </w:trPr>
@@ -10276,12 +9791,6 @@
         </w:tc>
       </w:tr>
       <w:tr>
-        <w:tblPrEx>
-          <w:tblCellMar>
-            <w:top w:w="0" w:type="dxa"/>
-            <w:bottom w:w="0" w:type="dxa"/>
-          </w:tblCellMar>
-        </w:tblPrEx>
         <w:trPr>
           <w:cantSplit/>
         </w:trPr>
@@ -10335,12 +9844,6 @@
         </w:tc>
       </w:tr>
       <w:tr>
-        <w:tblPrEx>
-          <w:tblCellMar>
-            <w:top w:w="0" w:type="dxa"/>
-            <w:bottom w:w="0" w:type="dxa"/>
-          </w:tblCellMar>
-        </w:tblPrEx>
         <w:trPr>
           <w:cantSplit/>
         </w:trPr>
@@ -10394,12 +9897,6 @@
         </w:tc>
       </w:tr>
       <w:tr>
-        <w:tblPrEx>
-          <w:tblCellMar>
-            <w:top w:w="0" w:type="dxa"/>
-            <w:bottom w:w="0" w:type="dxa"/>
-          </w:tblCellMar>
-        </w:tblPrEx>
         <w:trPr>
           <w:cantSplit/>
         </w:trPr>
@@ -10447,25 +9944,12 @@
                 <w:sz w:val="20"/>
                 <w:szCs w:val="20"/>
               </w:rPr>
-              <w:t xml:space="preserve">El catálogo pasó a MySQL; se diseñaron las </w:t>
-            </w:r>
-            <w:r>
-              <w:rPr>
-                <w:sz w:val="20"/>
-                <w:szCs w:val="20"/>
-              </w:rPr>
-              <w:t>tablas de prendas, talles, colores e inventario</w:t>
+              <w:t>El catálogo pasó a MySQL; se diseñaron las tablas de prendas, talles, colores e inventario</w:t>
             </w:r>
           </w:p>
         </w:tc>
       </w:tr>
       <w:tr>
-        <w:tblPrEx>
-          <w:tblCellMar>
-            <w:top w:w="0" w:type="dxa"/>
-            <w:bottom w:w="0" w:type="dxa"/>
-          </w:tblCellMar>
-        </w:tblPrEx>
         <w:trPr>
           <w:cantSplit/>
         </w:trPr>
@@ -10519,12 +10003,6 @@
         </w:tc>
       </w:tr>
       <w:tr>
-        <w:tblPrEx>
-          <w:tblCellMar>
-            <w:top w:w="0" w:type="dxa"/>
-            <w:bottom w:w="0" w:type="dxa"/>
-          </w:tblCellMar>
-        </w:tblPrEx>
         <w:trPr>
           <w:cantSplit/>
         </w:trPr>
@@ -10578,12 +10056,6 @@
         </w:tc>
       </w:tr>
       <w:tr>
-        <w:tblPrEx>
-          <w:tblCellMar>
-            <w:top w:w="0" w:type="dxa"/>
-            <w:bottom w:w="0" w:type="dxa"/>
-          </w:tblCellMar>
-        </w:tblPrEx>
         <w:trPr>
           <w:cantSplit/>
         </w:trPr>
@@ -10637,12 +10109,6 @@
         </w:tc>
       </w:tr>
       <w:tr>
-        <w:tblPrEx>
-          <w:tblCellMar>
-            <w:top w:w="0" w:type="dxa"/>
-            <w:bottom w:w="0" w:type="dxa"/>
-          </w:tblCellMar>
-        </w:tblPrEx>
         <w:trPr>
           <w:cantSplit/>
         </w:trPr>
@@ -10696,12 +10162,6 @@
         </w:tc>
       </w:tr>
       <w:tr>
-        <w:tblPrEx>
-          <w:tblCellMar>
-            <w:top w:w="0" w:type="dxa"/>
-            <w:bottom w:w="0" w:type="dxa"/>
-          </w:tblCellMar>
-        </w:tblPrEx>
         <w:trPr>
           <w:cantSplit/>
         </w:trPr>
@@ -10755,12 +10215,6 @@
         </w:tc>
       </w:tr>
       <w:tr>
-        <w:tblPrEx>
-          <w:tblCellMar>
-            <w:top w:w="0" w:type="dxa"/>
-            <w:bottom w:w="0" w:type="dxa"/>
-          </w:tblCellMar>
-        </w:tblPrEx>
         <w:trPr>
           <w:cantSplit/>
         </w:trPr>
@@ -10808,14 +10262,67 @@
                 <w:sz w:val="20"/>
                 <w:szCs w:val="20"/>
               </w:rPr>
-              <w:t>24 pruebas automáticas y un historial de vers</w:t>
-            </w:r>
-            <w:r>
-              <w:rPr>
-                <w:sz w:val="20"/>
-                <w:szCs w:val="20"/>
-              </w:rPr>
-              <w:t>iones con Git</w:t>
+              <w:t>25 pruebas automáticas y un historial de versiones con Git</w:t>
+            </w:r>
+          </w:p>
+        </w:tc>
+      </w:tr>
+      <w:tr>
+        <w:trPr>
+          <w:cantSplit/>
+        </w:trPr>
+        <w:tc>
+          <w:tcPr>
+            <w:tcW w:w="2800" w:type="dxa"/>
+            <w:tcMar>
+              <w:top w:w="80" w:type="dxa"/>
+              <w:left w:w="110" w:type="dxa"/>
+              <w:bottom w:w="80" w:type="dxa"/>
+              <w:right w:w="110" w:type="dxa"/>
+            </w:tcMar>
+            <w:vAlign w:val="center"/>
+          </w:tcPr>
+          <w:p>
+            <w:pPr>
+              <w:spacing w:after="40"/>
+            </w:pPr>
+            <w:r>
+              <w:rPr>
+                <w:sz w:val="20"/>
+                <w:szCs w:val="20"/>
+              </w:rPr>
+              <w:t>11. Uso con la cámara real</w:t>
+            </w:r>
+          </w:p>
+        </w:tc>
+        <w:tc>
+          <w:tcPr>
+            <w:tcW w:w="6560" w:type="dxa"/>
+            <w:tcMar>
+              <w:top w:w="80" w:type="dxa"/>
+              <w:left w:w="110" w:type="dxa"/>
+              <w:bottom w:w="80" w:type="dxa"/>
+              <w:right w:w="110" w:type="dxa"/>
+            </w:tcMar>
+            <w:vAlign w:val="center"/>
+          </w:tcPr>
+          <w:p>
+            <w:pPr>
+              <w:spacing w:after="40"/>
+            </w:pPr>
+            <w:r>
+              <w:rPr>
+                <w:sz w:val="20"/>
+                <w:szCs w:val="20"/>
+              </w:rPr>
+              <w:t>Cuello que se adapta a cada persona, cadera que no tuerce la prend</w:t>
+            </w:r>
+            <w:r>
+              <w:rPr>
+                <w:sz w:val="20"/>
+                <w:szCs w:val="20"/>
+              </w:rPr>
+              <w:t>a, guía de encuadre y modo diagnóstico (tecla I); la cámara abre más rápido y el programa no se cuelga al cerrarla</w:t>
             </w:r>
           </w:p>
         </w:tc>
@@ -10826,7 +10333,7 @@
         <w:pStyle w:val="Ttulo1"/>
         <w:pageBreakBefore/>
       </w:pPr>
-      <w:bookmarkStart w:id="15" w:name="_Toc243819840"/>
+      <w:bookmarkStart w:id="15" w:name="_Toc243910271"/>
       <w:r>
         <w:lastRenderedPageBreak/>
         <w:t>12. Funcionamiento del sistema</w:t>
@@ -10852,7 +10359,7 @@
           <w:noProof/>
         </w:rPr>
         <w:drawing>
-          <wp:inline distT="0" distB="0" distL="0" distR="0" wp14:anchorId="72CE147E" wp14:editId="72CE147F">
+          <wp:inline distT="0" distB="0" distL="0" distR="0" wp14:anchorId="7E48B0D4" wp14:editId="45B4A1A9">
             <wp:extent cx="5715000" cy="3524250"/>
             <wp:effectExtent l="0" t="0" r="0" b="0"/>
             <wp:docPr id="2" name="Imagen 2"/>
@@ -10904,17 +10411,7 @@
           <w:sz w:val="18"/>
           <w:szCs w:val="18"/>
         </w:rPr>
-        <w:t>Figura 1. Recorrido de</w:t>
-      </w:r>
-      <w:r>
-        <w:rPr>
-          <w:i/>
-          <w:iCs/>
-          <w:color w:val="595959"/>
-          <w:sz w:val="18"/>
-          <w:szCs w:val="18"/>
-        </w:rPr>
-        <w:t xml:space="preserve"> cada cuadro del video, de la cámara a la pantalla.</w:t>
+        <w:t>Figura 1. Recorrido de cada cuadro del video, de la cámara a la pantalla.</w:t>
       </w:r>
     </w:p>
     <w:p>
@@ -10922,7 +10419,7 @@
         <w:pStyle w:val="Ttulo2"/>
         <w:keepNext/>
       </w:pPr>
-      <w:bookmarkStart w:id="16" w:name="_Toc243819841"/>
+      <w:bookmarkStart w:id="16" w:name="_Toc243910272"/>
       <w:r>
         <w:t>12.1 Técnicas clave</w:t>
       </w:r>
@@ -10959,12 +10456,6 @@
         <w:gridCol w:w="3760"/>
       </w:tblGrid>
       <w:tr>
-        <w:tblPrEx>
-          <w:tblCellMar>
-            <w:top w:w="0" w:type="dxa"/>
-            <w:bottom w:w="0" w:type="dxa"/>
-          </w:tblCellMar>
-        </w:tblPrEx>
         <w:trPr>
           <w:cantSplit/>
           <w:tblHeader/>
@@ -10993,7 +10484,6 @@
                 <w:sz w:val="20"/>
                 <w:szCs w:val="20"/>
               </w:rPr>
-              <w:lastRenderedPageBreak/>
               <w:t>Técnica</w:t>
             </w:r>
           </w:p>
@@ -11056,12 +10546,6 @@
         </w:tc>
       </w:tr>
       <w:tr>
-        <w:tblPrEx>
-          <w:tblCellMar>
-            <w:top w:w="0" w:type="dxa"/>
-            <w:bottom w:w="0" w:type="dxa"/>
-          </w:tblCellMar>
-        </w:tblPrEx>
         <w:trPr>
           <w:cantSplit/>
         </w:trPr>
@@ -11078,7 +10562,6 @@
           </w:tcPr>
           <w:p>
             <w:pPr>
-              <w:keepNext/>
               <w:spacing w:after="40"/>
             </w:pPr>
             <w:r>
@@ -11103,7 +10586,6 @@
           </w:tcPr>
           <w:p>
             <w:pPr>
-              <w:keepNext/>
               <w:spacing w:after="40"/>
             </w:pPr>
             <w:r>
@@ -11128,7 +10610,6 @@
           </w:tcPr>
           <w:p>
             <w:pPr>
-              <w:keepNext/>
               <w:spacing w:after="40"/>
             </w:pPr>
             <w:r>
@@ -11142,12 +10623,6 @@
         </w:tc>
       </w:tr>
       <w:tr>
-        <w:tblPrEx>
-          <w:tblCellMar>
-            <w:top w:w="0" w:type="dxa"/>
-            <w:bottom w:w="0" w:type="dxa"/>
-          </w:tblCellMar>
-        </w:tblPrEx>
         <w:trPr>
           <w:cantSplit/>
         </w:trPr>
@@ -11164,7 +10639,6 @@
           </w:tcPr>
           <w:p>
             <w:pPr>
-              <w:keepNext/>
               <w:spacing w:after="40"/>
             </w:pPr>
             <w:r>
@@ -11189,7 +10663,6 @@
           </w:tcPr>
           <w:p>
             <w:pPr>
-              <w:keepNext/>
               <w:spacing w:after="40"/>
             </w:pPr>
             <w:r>
@@ -11214,7 +10687,6 @@
           </w:tcPr>
           <w:p>
             <w:pPr>
-              <w:keepNext/>
               <w:spacing w:after="40"/>
             </w:pPr>
             <w:r>
@@ -11228,12 +10700,6 @@
         </w:tc>
       </w:tr>
       <w:tr>
-        <w:tblPrEx>
-          <w:tblCellMar>
-            <w:top w:w="0" w:type="dxa"/>
-            <w:bottom w:w="0" w:type="dxa"/>
-          </w:tblCellMar>
-        </w:tblPrEx>
         <w:trPr>
           <w:cantSplit/>
         </w:trPr>
@@ -11250,7 +10716,6 @@
           </w:tcPr>
           <w:p>
             <w:pPr>
-              <w:keepNext/>
               <w:spacing w:after="40"/>
             </w:pPr>
             <w:r>
@@ -11275,7 +10740,6 @@
           </w:tcPr>
           <w:p>
             <w:pPr>
-              <w:keepNext/>
               <w:spacing w:after="40"/>
             </w:pPr>
             <w:r>
@@ -11300,7 +10764,6 @@
           </w:tcPr>
           <w:p>
             <w:pPr>
-              <w:keepNext/>
               <w:spacing w:after="40"/>
             </w:pPr>
             <w:r>
@@ -11314,12 +10777,6 @@
         </w:tc>
       </w:tr>
       <w:tr>
-        <w:tblPrEx>
-          <w:tblCellMar>
-            <w:top w:w="0" w:type="dxa"/>
-            <w:bottom w:w="0" w:type="dxa"/>
-          </w:tblCellMar>
-        </w:tblPrEx>
         <w:trPr>
           <w:cantSplit/>
         </w:trPr>
@@ -11336,7 +10793,6 @@
           </w:tcPr>
           <w:p>
             <w:pPr>
-              <w:keepNext/>
               <w:spacing w:after="40"/>
             </w:pPr>
             <w:r>
@@ -11361,7 +10817,6 @@
           </w:tcPr>
           <w:p>
             <w:pPr>
-              <w:keepNext/>
               <w:spacing w:after="40"/>
             </w:pPr>
             <w:r>
@@ -11386,33 +10841,19 @@
           </w:tcPr>
           <w:p>
             <w:pPr>
-              <w:keepNext/>
-              <w:spacing w:after="40"/>
-            </w:pPr>
-            <w:r>
-              <w:rPr>
-                <w:sz w:val="20"/>
-                <w:szCs w:val="20"/>
-              </w:rPr>
-              <w:t>Modela el torso como un cilindro</w:t>
-            </w:r>
-            <w:r>
-              <w:rPr>
-                <w:sz w:val="20"/>
-                <w:szCs w:val="20"/>
-              </w:rPr>
-              <w:t>: los costados se comprimen al girar</w:t>
+              <w:spacing w:after="40"/>
+            </w:pPr>
+            <w:r>
+              <w:rPr>
+                <w:sz w:val="20"/>
+                <w:szCs w:val="20"/>
+              </w:rPr>
+              <w:t>Modela el torso como un cilindro: los costados se comprimen al girar</w:t>
             </w:r>
           </w:p>
         </w:tc>
       </w:tr>
       <w:tr>
-        <w:tblPrEx>
-          <w:tblCellMar>
-            <w:top w:w="0" w:type="dxa"/>
-            <w:bottom w:w="0" w:type="dxa"/>
-          </w:tblCellMar>
-        </w:tblPrEx>
         <w:trPr>
           <w:cantSplit/>
         </w:trPr>
@@ -11429,7 +10870,6 @@
           </w:tcPr>
           <w:p>
             <w:pPr>
-              <w:keepNext/>
               <w:spacing w:after="40"/>
             </w:pPr>
             <w:r>
@@ -11454,7 +10894,6 @@
           </w:tcPr>
           <w:p>
             <w:pPr>
-              <w:keepNext/>
               <w:spacing w:after="40"/>
             </w:pPr>
             <w:r>
@@ -11479,7 +10918,6 @@
           </w:tcPr>
           <w:p>
             <w:pPr>
-              <w:keepNext/>
               <w:spacing w:after="40"/>
             </w:pPr>
             <w:r>
@@ -11493,12 +10931,6 @@
         </w:tc>
       </w:tr>
       <w:tr>
-        <w:tblPrEx>
-          <w:tblCellMar>
-            <w:top w:w="0" w:type="dxa"/>
-            <w:bottom w:w="0" w:type="dxa"/>
-          </w:tblCellMar>
-        </w:tblPrEx>
         <w:trPr>
           <w:cantSplit/>
         </w:trPr>
@@ -11515,14 +10947,14 @@
           </w:tcPr>
           <w:p>
             <w:pPr>
-              <w:keepNext/>
-              <w:spacing w:after="40"/>
-            </w:pPr>
-            <w:r>
-              <w:rPr>
-                <w:sz w:val="20"/>
-                <w:szCs w:val="20"/>
-              </w:rPr>
+              <w:spacing w:after="40"/>
+            </w:pPr>
+            <w:r>
+              <w:rPr>
+                <w:sz w:val="20"/>
+                <w:szCs w:val="20"/>
+              </w:rPr>
+              <w:lastRenderedPageBreak/>
               <w:t>Inercia de la tela</w:t>
             </w:r>
           </w:p>
@@ -11540,7 +10972,6 @@
           </w:tcPr>
           <w:p>
             <w:pPr>
-              <w:keepNext/>
               <w:spacing w:after="40"/>
             </w:pPr>
             <w:r>
@@ -11565,7 +10996,6 @@
           </w:tcPr>
           <w:p>
             <w:pPr>
-              <w:keepNext/>
               <w:spacing w:after="40"/>
             </w:pPr>
             <w:r>
@@ -11579,12 +11009,6 @@
         </w:tc>
       </w:tr>
       <w:tr>
-        <w:tblPrEx>
-          <w:tblCellMar>
-            <w:top w:w="0" w:type="dxa"/>
-            <w:bottom w:w="0" w:type="dxa"/>
-          </w:tblCellMar>
-        </w:tblPrEx>
         <w:trPr>
           <w:cantSplit/>
         </w:trPr>
@@ -11601,7 +11025,6 @@
           </w:tcPr>
           <w:p>
             <w:pPr>
-              <w:keepNext/>
               <w:spacing w:after="40"/>
             </w:pPr>
             <w:r>
@@ -11626,7 +11049,6 @@
           </w:tcPr>
           <w:p>
             <w:pPr>
-              <w:keepNext/>
               <w:spacing w:after="40"/>
             </w:pPr>
             <w:r>
@@ -11651,7 +11073,6 @@
           </w:tcPr>
           <w:p>
             <w:pPr>
-              <w:keepNext/>
               <w:spacing w:after="40"/>
             </w:pPr>
             <w:r>
@@ -11665,12 +11086,6 @@
         </w:tc>
       </w:tr>
       <w:tr>
-        <w:tblPrEx>
-          <w:tblCellMar>
-            <w:top w:w="0" w:type="dxa"/>
-            <w:bottom w:w="0" w:type="dxa"/>
-          </w:tblCellMar>
-        </w:tblPrEx>
         <w:trPr>
           <w:cantSplit/>
         </w:trPr>
@@ -11694,6 +11109,174 @@
                 <w:sz w:val="20"/>
                 <w:szCs w:val="20"/>
               </w:rPr>
+              <w:t>Cuello adaptativo</w:t>
+            </w:r>
+          </w:p>
+        </w:tc>
+        <w:tc>
+          <w:tcPr>
+            <w:tcW w:w="3300" w:type="dxa"/>
+            <w:tcMar>
+              <w:top w:w="80" w:type="dxa"/>
+              <w:left w:w="110" w:type="dxa"/>
+              <w:bottom w:w="80" w:type="dxa"/>
+              <w:right w:w="110" w:type="dxa"/>
+            </w:tcMar>
+            <w:vAlign w:val="center"/>
+          </w:tcPr>
+          <w:p>
+            <w:pPr>
+              <w:spacing w:after="40"/>
+            </w:pPr>
+            <w:r>
+              <w:rPr>
+                <w:sz w:val="20"/>
+                <w:szCs w:val="20"/>
+              </w:rPr>
+              <w:t>El cuello de la prenda quedaba corrido o flotando si la cabeza estaba incli</w:t>
+            </w:r>
+            <w:r>
+              <w:rPr>
+                <w:sz w:val="20"/>
+                <w:szCs w:val="20"/>
+              </w:rPr>
+              <w:t>nada o el pelo tapaba el cuello</w:t>
+            </w:r>
+          </w:p>
+        </w:tc>
+        <w:tc>
+          <w:tcPr>
+            <w:tcW w:w="3760" w:type="dxa"/>
+            <w:tcMar>
+              <w:top w:w="80" w:type="dxa"/>
+              <w:left w:w="110" w:type="dxa"/>
+              <w:bottom w:w="80" w:type="dxa"/>
+              <w:right w:w="110" w:type="dxa"/>
+            </w:tcMar>
+            <w:vAlign w:val="center"/>
+          </w:tcPr>
+          <w:p>
+            <w:pPr>
+              <w:spacing w:after="40"/>
+            </w:pPr>
+            <w:r>
+              <w:rPr>
+                <w:sz w:val="20"/>
+                <w:szCs w:val="20"/>
+              </w:rPr>
+              <w:t>Mide el cuello a varias alturas tomando como referencia el color de piel del centro del cuello: separa piel de pelo y encuentra dónde nace el cuello y su centro real</w:t>
+            </w:r>
+          </w:p>
+        </w:tc>
+      </w:tr>
+      <w:tr>
+        <w:trPr>
+          <w:cantSplit/>
+        </w:trPr>
+        <w:tc>
+          <w:tcPr>
+            <w:tcW w:w="2300" w:type="dxa"/>
+            <w:tcMar>
+              <w:top w:w="80" w:type="dxa"/>
+              <w:left w:w="110" w:type="dxa"/>
+              <w:bottom w:w="80" w:type="dxa"/>
+              <w:right w:w="110" w:type="dxa"/>
+            </w:tcMar>
+            <w:vAlign w:val="center"/>
+          </w:tcPr>
+          <w:p>
+            <w:pPr>
+              <w:spacing w:after="40"/>
+            </w:pPr>
+            <w:r>
+              <w:rPr>
+                <w:sz w:val="20"/>
+                <w:szCs w:val="20"/>
+              </w:rPr>
+              <w:t>Cadera confiable</w:t>
+            </w:r>
+          </w:p>
+        </w:tc>
+        <w:tc>
+          <w:tcPr>
+            <w:tcW w:w="3300" w:type="dxa"/>
+            <w:tcMar>
+              <w:top w:w="80" w:type="dxa"/>
+              <w:left w:w="110" w:type="dxa"/>
+              <w:bottom w:w="80" w:type="dxa"/>
+              <w:right w:w="110" w:type="dxa"/>
+            </w:tcMar>
+            <w:vAlign w:val="center"/>
+          </w:tcPr>
+          <w:p>
+            <w:pPr>
+              <w:spacing w:after="40"/>
+            </w:pPr>
+            <w:r>
+              <w:rPr>
+                <w:sz w:val="20"/>
+                <w:szCs w:val="20"/>
+              </w:rPr>
+              <w:t>Con la persona cerca de la cámara, una c</w:t>
+            </w:r>
+            <w:r>
+              <w:rPr>
+                <w:sz w:val="20"/>
+                <w:szCs w:val="20"/>
+              </w:rPr>
+              <w:t>adera fuera de cuadro torcía la prenda</w:t>
+            </w:r>
+          </w:p>
+        </w:tc>
+        <w:tc>
+          <w:tcPr>
+            <w:tcW w:w="3760" w:type="dxa"/>
+            <w:tcMar>
+              <w:top w:w="80" w:type="dxa"/>
+              <w:left w:w="110" w:type="dxa"/>
+              <w:bottom w:w="80" w:type="dxa"/>
+              <w:right w:w="110" w:type="dxa"/>
+            </w:tcMar>
+            <w:vAlign w:val="center"/>
+          </w:tcPr>
+          <w:p>
+            <w:pPr>
+              <w:spacing w:after="40"/>
+            </w:pPr>
+            <w:r>
+              <w:rPr>
+                <w:sz w:val="20"/>
+                <w:szCs w:val="20"/>
+              </w:rPr>
+              <w:t>Si la cadera no se ve bien no se usa, y el torso nunca se inclina más de lo que permite el cuerpo</w:t>
+            </w:r>
+          </w:p>
+        </w:tc>
+      </w:tr>
+      <w:tr>
+        <w:trPr>
+          <w:cantSplit/>
+        </w:trPr>
+        <w:tc>
+          <w:tcPr>
+            <w:tcW w:w="2300" w:type="dxa"/>
+            <w:tcMar>
+              <w:top w:w="80" w:type="dxa"/>
+              <w:left w:w="110" w:type="dxa"/>
+              <w:bottom w:w="80" w:type="dxa"/>
+              <w:right w:w="110" w:type="dxa"/>
+            </w:tcMar>
+            <w:vAlign w:val="center"/>
+          </w:tcPr>
+          <w:p>
+            <w:pPr>
+              <w:spacing w:after="40"/>
+            </w:pPr>
+            <w:r>
+              <w:rPr>
+                <w:sz w:val="20"/>
+                <w:szCs w:val="20"/>
+              </w:rPr>
               <w:t>Recorte de fotos</w:t>
             </w:r>
           </w:p>
@@ -11753,7 +11336,7 @@
         <w:pStyle w:val="Ttulo1"/>
         <w:pageBreakBefore/>
       </w:pPr>
-      <w:bookmarkStart w:id="17" w:name="_Toc243819842"/>
+      <w:bookmarkStart w:id="17" w:name="_Toc243910273"/>
       <w:r>
         <w:lastRenderedPageBreak/>
         <w:t>13. Base de datos y tienda</w:t>
@@ -11803,7 +11386,7 @@
         <w:pStyle w:val="Ttulo2"/>
         <w:keepNext/>
       </w:pPr>
-      <w:bookmarkStart w:id="18" w:name="_Toc243819843"/>
+      <w:bookmarkStart w:id="18" w:name="_Toc243910274"/>
       <w:r>
         <w:t>13.1 Tablas principales</w:t>
       </w:r>
@@ -11831,12 +11414,6 @@
         <w:gridCol w:w="6960"/>
       </w:tblGrid>
       <w:tr>
-        <w:tblPrEx>
-          <w:tblCellMar>
-            <w:top w:w="0" w:type="dxa"/>
-            <w:bottom w:w="0" w:type="dxa"/>
-          </w:tblCellMar>
-        </w:tblPrEx>
         <w:trPr>
           <w:cantSplit/>
           <w:tblHeader/>
@@ -11899,12 +11476,6 @@
         </w:tc>
       </w:tr>
       <w:tr>
-        <w:tblPrEx>
-          <w:tblCellMar>
-            <w:top w:w="0" w:type="dxa"/>
-            <w:bottom w:w="0" w:type="dxa"/>
-          </w:tblCellMar>
-        </w:tblPrEx>
         <w:trPr>
           <w:cantSplit/>
         </w:trPr>
@@ -11954,25 +11525,12 @@
                 <w:sz w:val="20"/>
                 <w:szCs w:val="20"/>
               </w:rPr>
-              <w:t>Cada prenda: código SKU (VV-0001), nombr</w:t>
-            </w:r>
-            <w:r>
-              <w:rPr>
-                <w:sz w:val="20"/>
-                <w:szCs w:val="20"/>
-              </w:rPr>
-              <w:t>e, categoría, público, precio, foto y calce</w:t>
+              <w:t>Cada prenda: código SKU (VV-0001), nombre, categoría, público, precio, foto y calce</w:t>
             </w:r>
           </w:p>
         </w:tc>
       </w:tr>
       <w:tr>
-        <w:tblPrEx>
-          <w:tblCellMar>
-            <w:top w:w="0" w:type="dxa"/>
-            <w:bottom w:w="0" w:type="dxa"/>
-          </w:tblCellMar>
-        </w:tblPrEx>
         <w:trPr>
           <w:cantSplit/>
         </w:trPr>
@@ -12028,12 +11586,6 @@
         </w:tc>
       </w:tr>
       <w:tr>
-        <w:tblPrEx>
-          <w:tblCellMar>
-            <w:top w:w="0" w:type="dxa"/>
-            <w:bottom w:w="0" w:type="dxa"/>
-          </w:tblCellMar>
-        </w:tblPrEx>
         <w:trPr>
           <w:cantSplit/>
         </w:trPr>
@@ -12089,12 +11641,6 @@
         </w:tc>
       </w:tr>
       <w:tr>
-        <w:tblPrEx>
-          <w:tblCellMar>
-            <w:top w:w="0" w:type="dxa"/>
-            <w:bottom w:w="0" w:type="dxa"/>
-          </w:tblCellMar>
-        </w:tblPrEx>
         <w:trPr>
           <w:cantSplit/>
         </w:trPr>
@@ -12150,12 +11696,6 @@
         </w:tc>
       </w:tr>
       <w:tr>
-        <w:tblPrEx>
-          <w:tblCellMar>
-            <w:top w:w="0" w:type="dxa"/>
-            <w:bottom w:w="0" w:type="dxa"/>
-          </w:tblCellMar>
-        </w:tblPrEx>
         <w:trPr>
           <w:cantSplit/>
         </w:trPr>
@@ -12211,12 +11751,6 @@
         </w:tc>
       </w:tr>
       <w:tr>
-        <w:tblPrEx>
-          <w:tblCellMar>
-            <w:top w:w="0" w:type="dxa"/>
-            <w:bottom w:w="0" w:type="dxa"/>
-          </w:tblCellMar>
-        </w:tblPrEx>
         <w:trPr>
           <w:cantSplit/>
         </w:trPr>
@@ -12272,12 +11806,6 @@
         </w:tc>
       </w:tr>
       <w:tr>
-        <w:tblPrEx>
-          <w:tblCellMar>
-            <w:top w:w="0" w:type="dxa"/>
-            <w:bottom w:w="0" w:type="dxa"/>
-          </w:tblCellMar>
-        </w:tblPrEx>
         <w:trPr>
           <w:cantSplit/>
         </w:trPr>
@@ -12333,12 +11861,6 @@
         </w:tc>
       </w:tr>
       <w:tr>
-        <w:tblPrEx>
-          <w:tblCellMar>
-            <w:top w:w="0" w:type="dxa"/>
-            <w:bottom w:w="0" w:type="dxa"/>
-          </w:tblCellMar>
-        </w:tblPrEx>
         <w:trPr>
           <w:cantSplit/>
         </w:trPr>
@@ -12394,12 +11916,6 @@
         </w:tc>
       </w:tr>
       <w:tr>
-        <w:tblPrEx>
-          <w:tblCellMar>
-            <w:top w:w="0" w:type="dxa"/>
-            <w:bottom w:w="0" w:type="dxa"/>
-          </w:tblCellMar>
-        </w:tblPrEx>
         <w:trPr>
           <w:cantSplit/>
         </w:trPr>
@@ -12458,7 +11974,7 @@
         <w:pStyle w:val="Ttulo2"/>
         <w:keepNext/>
       </w:pPr>
-      <w:bookmarkStart w:id="19" w:name="_Toc243819844"/>
+      <w:bookmarkStart w:id="19" w:name="_Toc243910275"/>
       <w:r>
         <w:t>13.2 Cómo se registra una compra</w:t>
       </w:r>
@@ -12479,10 +11995,7 @@
         <w:t>una sola transacción</w:t>
       </w:r>
       <w:r>
-        <w:t xml:space="preserve">: si algo falla en el medio, </w:t>
-      </w:r>
-      <w:r>
-        <w:t>no se guarda nada.</w:t>
+        <w:t>: si algo falla en el medio, no se guarda nada.</w:t>
       </w:r>
     </w:p>
     <w:p>
@@ -12534,10 +12047,7 @@
         <w:spacing w:after="80"/>
       </w:pPr>
       <w:r>
-        <w:t xml:space="preserve">Se guarda el pedido, se </w:t>
-      </w:r>
-      <w:r>
-        <w:t>descuenta el stock y se registra el movimiento.</w:t>
+        <w:t>Se guarda el pedido, se descuenta el stock y se registra el movimiento.</w:t>
       </w:r>
     </w:p>
     <w:p>
@@ -12558,7 +12068,7 @@
         <w:pStyle w:val="Ttulo2"/>
         <w:keepNext/>
       </w:pPr>
-      <w:bookmarkStart w:id="20" w:name="_Toc243819845"/>
+      <w:bookmarkStart w:id="20" w:name="_Toc243910276"/>
       <w:r>
         <w:lastRenderedPageBreak/>
         <w:t>13.3 Programa de clientes fieles</w:t>
@@ -12588,12 +12098,6 @@
         <w:gridCol w:w="4760"/>
       </w:tblGrid>
       <w:tr>
-        <w:tblPrEx>
-          <w:tblCellMar>
-            <w:top w:w="0" w:type="dxa"/>
-            <w:bottom w:w="0" w:type="dxa"/>
-          </w:tblCellMar>
-        </w:tblPrEx>
         <w:trPr>
           <w:cantSplit/>
           <w:tblHeader/>
@@ -12684,12 +12188,6 @@
         </w:tc>
       </w:tr>
       <w:tr>
-        <w:tblPrEx>
-          <w:tblCellMar>
-            <w:top w:w="0" w:type="dxa"/>
-            <w:bottom w:w="0" w:type="dxa"/>
-          </w:tblCellMar>
-        </w:tblPrEx>
         <w:trPr>
           <w:cantSplit/>
         </w:trPr>
@@ -12770,12 +12268,6 @@
         </w:tc>
       </w:tr>
       <w:tr>
-        <w:tblPrEx>
-          <w:tblCellMar>
-            <w:top w:w="0" w:type="dxa"/>
-            <w:bottom w:w="0" w:type="dxa"/>
-          </w:tblCellMar>
-        </w:tblPrEx>
         <w:trPr>
           <w:cantSplit/>
         </w:trPr>
@@ -12856,12 +12348,6 @@
         </w:tc>
       </w:tr>
       <w:tr>
-        <w:tblPrEx>
-          <w:tblCellMar>
-            <w:top w:w="0" w:type="dxa"/>
-            <w:bottom w:w="0" w:type="dxa"/>
-          </w:tblCellMar>
-        </w:tblPrEx>
         <w:trPr>
           <w:cantSplit/>
         </w:trPr>
@@ -12942,12 +12428,6 @@
         </w:tc>
       </w:tr>
       <w:tr>
-        <w:tblPrEx>
-          <w:tblCellMar>
-            <w:top w:w="0" w:type="dxa"/>
-            <w:bottom w:w="0" w:type="dxa"/>
-          </w:tblCellMar>
-        </w:tblPrEx>
         <w:trPr>
           <w:cantSplit/>
         </w:trPr>
@@ -13038,7 +12518,7 @@
         <w:pStyle w:val="Ttulo1"/>
         <w:pageBreakBefore/>
       </w:pPr>
-      <w:bookmarkStart w:id="21" w:name="_Toc243819846"/>
+      <w:bookmarkStart w:id="21" w:name="_Toc243910277"/>
       <w:r>
         <w:lastRenderedPageBreak/>
         <w:t>14. Pruebas y calidad</w:t>
@@ -13057,7 +12537,7 @@
           <w:b/>
           <w:bCs/>
         </w:rPr>
-        <w:t>24 pruebas automáticas</w:t>
+        <w:t>25 pruebas automáticas</w:t>
       </w:r>
       <w:r>
         <w:t xml:space="preserve"> que se ejecutan con un solo comando y avisan si un cambio rompe algo. Usan personas sintéticas (siluetas generadas por programa), así se pueden repetir sin cámara.</w:t>
@@ -13085,12 +12565,6 @@
         <w:gridCol w:w="6360"/>
       </w:tblGrid>
       <w:tr>
-        <w:tblPrEx>
-          <w:tblCellMar>
-            <w:top w:w="0" w:type="dxa"/>
-            <w:bottom w:w="0" w:type="dxa"/>
-          </w:tblCellMar>
-        </w:tblPrEx>
         <w:trPr>
           <w:cantSplit/>
           <w:tblHeader/>
@@ -13153,12 +12627,6 @@
         </w:tc>
       </w:tr>
       <w:tr>
-        <w:tblPrEx>
-          <w:tblCellMar>
-            <w:top w:w="0" w:type="dxa"/>
-            <w:bottom w:w="0" w:type="dxa"/>
-          </w:tblCellMar>
-        </w:tblPrEx>
         <w:trPr>
           <w:cantSplit/>
         </w:trPr>
@@ -13208,25 +12676,12 @@
                 <w:sz w:val="20"/>
                 <w:szCs w:val="20"/>
               </w:rPr>
-              <w:t xml:space="preserve">La prenda </w:t>
-            </w:r>
-            <w:r>
-              <w:rPr>
-                <w:sz w:val="20"/>
-                <w:szCs w:val="20"/>
-              </w:rPr>
-              <w:t>queda centrada, escala con el cuerpo, se inclina con el torso y las mangas siguen los brazos</w:t>
+              <w:t>La prenda queda centrada, escala con el cuerpo, se inclina con el torso y las mangas siguen los brazos</w:t>
             </w:r>
           </w:p>
         </w:tc>
       </w:tr>
       <w:tr>
-        <w:tblPrEx>
-          <w:tblCellMar>
-            <w:top w:w="0" w:type="dxa"/>
-            <w:bottom w:w="0" w:type="dxa"/>
-          </w:tblCellMar>
-        </w:tblPrEx>
         <w:trPr>
           <w:cantSplit/>
         </w:trPr>
@@ -13282,12 +12737,6 @@
         </w:tc>
       </w:tr>
       <w:tr>
-        <w:tblPrEx>
-          <w:tblCellMar>
-            <w:top w:w="0" w:type="dxa"/>
-            <w:bottom w:w="0" w:type="dxa"/>
-          </w:tblCellMar>
-        </w:tblPrEx>
         <w:trPr>
           <w:cantSplit/>
         </w:trPr>
@@ -13343,12 +12792,6 @@
         </w:tc>
       </w:tr>
       <w:tr>
-        <w:tblPrEx>
-          <w:tblCellMar>
-            <w:top w:w="0" w:type="dxa"/>
-            <w:bottom w:w="0" w:type="dxa"/>
-          </w:tblCellMar>
-        </w:tblPrEx>
         <w:trPr>
           <w:cantSplit/>
         </w:trPr>
@@ -13398,25 +12841,12 @@
                 <w:sz w:val="20"/>
                 <w:szCs w:val="20"/>
               </w:rPr>
-              <w:t>Detecta frente, espalda y perfil; de espaldas no</w:t>
-            </w:r>
-            <w:r>
-              <w:rPr>
-                <w:sz w:val="20"/>
-                <w:szCs w:val="20"/>
-              </w:rPr>
-              <w:t xml:space="preserve"> muestra logos del frente</w:t>
+              <w:t>Detecta frente, espalda y perfil; de espaldas no muestra logos del frente</w:t>
             </w:r>
           </w:p>
         </w:tc>
       </w:tr>
       <w:tr>
-        <w:tblPrEx>
-          <w:tblCellMar>
-            <w:top w:w="0" w:type="dxa"/>
-            <w:bottom w:w="0" w:type="dxa"/>
-          </w:tblCellMar>
-        </w:tblPrEx>
         <w:trPr>
           <w:cantSplit/>
         </w:trPr>
@@ -13472,12 +12902,6 @@
         </w:tc>
       </w:tr>
       <w:tr>
-        <w:tblPrEx>
-          <w:tblCellMar>
-            <w:top w:w="0" w:type="dxa"/>
-            <w:bottom w:w="0" w:type="dxa"/>
-          </w:tblCellMar>
-        </w:tblPrEx>
         <w:trPr>
           <w:cantSplit/>
         </w:trPr>
@@ -13526,6 +12950,59 @@
                 <w:szCs w:val="20"/>
               </w:rPr>
               <w:t>La prenda no tiembla, la tela tiene inercia y la luz se detecta desde el lado correcto</w:t>
+            </w:r>
+          </w:p>
+        </w:tc>
+      </w:tr>
+      <w:tr>
+        <w:trPr>
+          <w:cantSplit/>
+        </w:trPr>
+        <w:tc>
+          <w:tcPr>
+            <w:tcW w:w="3000" w:type="dxa"/>
+            <w:tcMar>
+              <w:top w:w="80" w:type="dxa"/>
+              <w:left w:w="110" w:type="dxa"/>
+              <w:bottom w:w="80" w:type="dxa"/>
+              <w:right w:w="110" w:type="dxa"/>
+            </w:tcMar>
+            <w:vAlign w:val="center"/>
+          </w:tcPr>
+          <w:p>
+            <w:pPr>
+              <w:spacing w:after="40"/>
+            </w:pPr>
+            <w:r>
+              <w:rPr>
+                <w:sz w:val="20"/>
+                <w:szCs w:val="20"/>
+              </w:rPr>
+              <w:t>Persona cerca de la cámara (25)</w:t>
+            </w:r>
+          </w:p>
+        </w:tc>
+        <w:tc>
+          <w:tcPr>
+            <w:tcW w:w="6360" w:type="dxa"/>
+            <w:tcMar>
+              <w:top w:w="80" w:type="dxa"/>
+              <w:left w:w="110" w:type="dxa"/>
+              <w:bottom w:w="80" w:type="dxa"/>
+              <w:right w:w="110" w:type="dxa"/>
+            </w:tcMar>
+            <w:vAlign w:val="center"/>
+          </w:tcPr>
+          <w:p>
+            <w:pPr>
+              <w:spacing w:after="40"/>
+            </w:pPr>
+            <w:r>
+              <w:rPr>
+                <w:sz w:val="20"/>
+                <w:szCs w:val="20"/>
+              </w:rPr>
+              <w:t>Si la cadera queda fuera de cuadro o MediaPipe la ubica mal, la prenda no se tuerce</w:t>
             </w:r>
           </w:p>
         </w:tc>
@@ -13558,17 +13035,7 @@
           <w:sz w:val="20"/>
           <w:szCs w:val="20"/>
         </w:rPr>
-        <w:t>La prueba 21 mide tiempos y puede fallar si la computadora está muy cargada; al repetirla, pas</w:t>
-      </w:r>
-      <w:r>
-        <w:rPr>
-          <w:i/>
-          <w:iCs/>
-          <w:color w:val="595959"/>
-          <w:sz w:val="20"/>
-          <w:szCs w:val="20"/>
-        </w:rPr>
-        <w:t>a.</w:t>
+        <w:t>La prueba 21 mide tiempos y puede fallar si la computadora está muy cargada; al repetirla, pasa.</w:t>
       </w:r>
     </w:p>
     <w:p>
@@ -13576,7 +13043,7 @@
         <w:pStyle w:val="Ttulo1"/>
         <w:pageBreakBefore/>
       </w:pPr>
-      <w:bookmarkStart w:id="22" w:name="_Toc243819847"/>
+      <w:bookmarkStart w:id="22" w:name="_Toc243910278"/>
       <w:r>
         <w:lastRenderedPageBreak/>
         <w:t>15. Ética, privacidad y uso responsable</w:t>
@@ -13596,7 +13063,7 @@
         <w:pStyle w:val="Ttulo2"/>
         <w:keepNext/>
       </w:pPr>
-      <w:bookmarkStart w:id="23" w:name="_Toc243819848"/>
+      <w:bookmarkStart w:id="23" w:name="_Toc243910279"/>
       <w:r>
         <w:t>15.1 Imagen de las personas</w:t>
       </w:r>
@@ -13622,10 +13089,7 @@
         <w:t>no guarda fotos ni video</w:t>
       </w:r>
       <w:r>
-        <w:t>: la imagen se procesa en vivo y se desc</w:t>
-      </w:r>
-      <w:r>
-        <w:t>arta. Solo se guarda una foto si la persona aprieta el botón de captura.</w:t>
+        <w:t>: la imagen se procesa en vivo y se descarta. Solo se guarda una foto si la persona aprieta el botón de captura.</w:t>
       </w:r>
     </w:p>
     <w:p>
@@ -13646,7 +13110,7 @@
         <w:pStyle w:val="Ttulo2"/>
         <w:keepNext/>
       </w:pPr>
-      <w:bookmarkStart w:id="24" w:name="_Toc243819849"/>
+      <w:bookmarkStart w:id="24" w:name="_Toc243910280"/>
       <w:r>
         <w:t>15.2 Datos de los clientes</w:t>
       </w:r>
@@ -13662,10 +13126,7 @@
         <w:spacing w:after="80"/>
       </w:pPr>
       <w:r>
-        <w:t>Se piden solo los datos necesarios para la cuenta: nombre y email; el rest</w:t>
-      </w:r>
-      <w:r>
-        <w:t>o es opcional.</w:t>
+        <w:t>Se piden solo los datos necesarios para la cuenta: nombre y email; el resto es opcional.</w:t>
       </w:r>
     </w:p>
     <w:p>
@@ -13701,10 +13162,7 @@
         <w:spacing w:after="80"/>
       </w:pPr>
       <w:r>
-        <w:t>La contraseña de la base de datos está en un archivo aparte que no se comparte ni se guarda en el historial de ver</w:t>
-      </w:r>
-      <w:r>
-        <w:t>siones.</w:t>
+        <w:t>La contraseña de la base de datos está en un archivo aparte que no se comparte ni se guarda en el historial de versiones.</w:t>
       </w:r>
     </w:p>
     <w:p>
@@ -13712,7 +13170,7 @@
         <w:pStyle w:val="Ttulo2"/>
         <w:keepNext/>
       </w:pPr>
-      <w:bookmarkStart w:id="25" w:name="_Toc243819850"/>
+      <w:bookmarkStart w:id="25" w:name="_Toc243910281"/>
       <w:r>
         <w:t>15.3 Marcas y derechos de las imágenes</w:t>
       </w:r>
@@ -13736,7 +13194,7 @@
         <w:pStyle w:val="Ttulo2"/>
         <w:keepNext/>
       </w:pPr>
-      <w:bookmarkStart w:id="26" w:name="_Toc243819851"/>
+      <w:bookmarkStart w:id="26" w:name="_Toc243910282"/>
       <w:r>
         <w:t>15.4 Sesgos y límites de la IA</w:t>
       </w:r>
@@ -13765,7 +13223,10 @@
         <w:spacing w:after="80"/>
       </w:pPr>
       <w:r>
-        <w:t>Una parte del sistema reconoce los brazos por el color de la piel; ese método puede funcionar distinto según el tono de piel y hay que probarlo con personas diversas.</w:t>
+        <w:t>Dos partes del sistema usan el color de la piel: el reconocimiento de los brazos y la medición del cuello. El cuello toma como referencia el color de cada persona (no un tono fijo), pero estos métodos pueden funcionar distinto según el tono de pi</w:t>
+      </w:r>
+      <w:r>
+        <w:t>el y hay que probarlos con personas diversas.</w:t>
       </w:r>
     </w:p>
     <w:p>
@@ -13778,10 +13239,7 @@
         <w:spacing w:after="80"/>
       </w:pPr>
       <w:r>
-        <w:t>El probador es una ayuda para decidir, no una medición exacta: el talle final conviene co</w:t>
-      </w:r>
-      <w:r>
-        <w:t>nfirmarlo con la tabla de medidas.</w:t>
+        <w:t>El probador es una ayuda para decidir, no una medición exacta: el talle final conviene confirmarlo con la tabla de medidas.</w:t>
       </w:r>
     </w:p>
     <w:p>
@@ -13789,7 +13247,7 @@
         <w:pStyle w:val="Ttulo2"/>
         <w:keepNext/>
       </w:pPr>
-      <w:bookmarkStart w:id="27" w:name="_Toc243819852"/>
+      <w:bookmarkStart w:id="27" w:name="_Toc243910283"/>
       <w:r>
         <w:t>15.5 Uso de IA en el desarrollo</w:t>
       </w:r>
@@ -13813,7 +13271,7 @@
         <w:pStyle w:val="Ttulo1"/>
         <w:pageBreakBefore/>
       </w:pPr>
-      <w:bookmarkStart w:id="28" w:name="_Toc243819853"/>
+      <w:bookmarkStart w:id="28" w:name="_Toc243910284"/>
       <w:r>
         <w:lastRenderedPageBreak/>
         <w:t>16. ¿Qué mejoras se pueden hacer?</w:t>
@@ -13825,7 +13283,7 @@
         <w:spacing w:after="140"/>
       </w:pPr>
       <w:r>
-        <w:t>Varias mejoras pensadas al inicio ya están hechas; otras quedan para la próxima etapa.</w:t>
+        <w:t>Varias mejoras pensadas al inicio ya están hechas; otras quedan para la próxima etapa, con el primer paso para encararlas.</w:t>
       </w:r>
     </w:p>
     <w:tbl>
@@ -13846,24 +13304,18 @@
         <w:tblLook w:val="04A0" w:firstRow="1" w:lastRow="0" w:firstColumn="1" w:lastColumn="0" w:noHBand="0" w:noVBand="1"/>
       </w:tblPr>
       <w:tblGrid>
-        <w:gridCol w:w="5400"/>
-        <w:gridCol w:w="1900"/>
-        <w:gridCol w:w="2060"/>
+        <w:gridCol w:w="4300"/>
+        <w:gridCol w:w="1250"/>
+        <w:gridCol w:w="3810"/>
       </w:tblGrid>
       <w:tr>
-        <w:tblPrEx>
-          <w:tblCellMar>
-            <w:top w:w="0" w:type="dxa"/>
-            <w:bottom w:w="0" w:type="dxa"/>
-          </w:tblCellMar>
-        </w:tblPrEx>
         <w:trPr>
           <w:cantSplit/>
           <w:tblHeader/>
         </w:trPr>
         <w:tc>
           <w:tcPr>
-            <w:tcW w:w="5400" w:type="dxa"/>
+            <w:tcW w:w="4300" w:type="dxa"/>
             <w:shd w:val="clear" w:color="auto" w:fill="F2F2F2"/>
             <w:tcMar>
               <w:top w:w="80" w:type="dxa"/>
@@ -13891,7 +13343,7 @@
         </w:tc>
         <w:tc>
           <w:tcPr>
-            <w:tcW w:w="1900" w:type="dxa"/>
+            <w:tcW w:w="1250" w:type="dxa"/>
             <w:shd w:val="clear" w:color="auto" w:fill="F2F2F2"/>
             <w:tcMar>
               <w:top w:w="80" w:type="dxa"/>
@@ -13913,8 +13365,27 @@
                 <w:sz w:val="20"/>
                 <w:szCs w:val="20"/>
               </w:rPr>
-              <w:t>Est</w:t>
-            </w:r>
+              <w:t>Estado</w:t>
+            </w:r>
+          </w:p>
+        </w:tc>
+        <w:tc>
+          <w:tcPr>
+            <w:tcW w:w="3810" w:type="dxa"/>
+            <w:shd w:val="clear" w:color="auto" w:fill="F2F2F2"/>
+            <w:tcMar>
+              <w:top w:w="80" w:type="dxa"/>
+              <w:left w:w="110" w:type="dxa"/>
+              <w:bottom w:w="80" w:type="dxa"/>
+              <w:right w:w="110" w:type="dxa"/>
+            </w:tcMar>
+            <w:vAlign w:val="center"/>
+          </w:tcPr>
+          <w:p>
+            <w:pPr>
+              <w:keepNext/>
+              <w:spacing w:after="40"/>
+            </w:pPr>
             <w:r>
               <w:rPr>
                 <w:b/>
@@ -13922,52 +13393,18 @@
                 <w:sz w:val="20"/>
                 <w:szCs w:val="20"/>
               </w:rPr>
-              <w:t>ado</w:t>
-            </w:r>
-          </w:p>
-        </w:tc>
-        <w:tc>
-          <w:tcPr>
-            <w:tcW w:w="2060" w:type="dxa"/>
-            <w:shd w:val="clear" w:color="auto" w:fill="F2F2F2"/>
-            <w:tcMar>
-              <w:top w:w="80" w:type="dxa"/>
-              <w:left w:w="110" w:type="dxa"/>
-              <w:bottom w:w="80" w:type="dxa"/>
-              <w:right w:w="110" w:type="dxa"/>
-            </w:tcMar>
-            <w:vAlign w:val="center"/>
-          </w:tcPr>
-          <w:p>
-            <w:pPr>
-              <w:keepNext/>
-              <w:spacing w:after="40"/>
-            </w:pPr>
-            <w:r>
-              <w:rPr>
-                <w:b/>
-                <w:bCs/>
-                <w:sz w:val="20"/>
-                <w:szCs w:val="20"/>
-              </w:rPr>
-              <w:t>Sección</w:t>
+              <w:t>Sección o próximo paso</w:t>
             </w:r>
           </w:p>
         </w:tc>
       </w:tr>
       <w:tr>
-        <w:tblPrEx>
-          <w:tblCellMar>
-            <w:top w:w="0" w:type="dxa"/>
-            <w:bottom w:w="0" w:type="dxa"/>
-          </w:tblCellMar>
-        </w:tblPrEx>
         <w:trPr>
           <w:cantSplit/>
         </w:trPr>
         <w:tc>
           <w:tcPr>
-            <w:tcW w:w="5400" w:type="dxa"/>
+            <w:tcW w:w="4300" w:type="dxa"/>
             <w:tcMar>
               <w:top w:w="80" w:type="dxa"/>
               <w:left w:w="110" w:type="dxa"/>
@@ -13992,7 +13429,7 @@
         </w:tc>
         <w:tc>
           <w:tcPr>
-            <w:tcW w:w="1900" w:type="dxa"/>
+            <w:tcW w:w="1250" w:type="dxa"/>
             <w:tcMar>
               <w:top w:w="80" w:type="dxa"/>
               <w:left w:w="110" w:type="dxa"/>
@@ -14017,7 +13454,7 @@
         </w:tc>
         <w:tc>
           <w:tcPr>
-            <w:tcW w:w="2060" w:type="dxa"/>
+            <w:tcW w:w="3810" w:type="dxa"/>
             <w:tcMar>
               <w:top w:w="80" w:type="dxa"/>
               <w:left w:w="110" w:type="dxa"/>
@@ -14042,18 +13479,12 @@
         </w:tc>
       </w:tr>
       <w:tr>
-        <w:tblPrEx>
-          <w:tblCellMar>
-            <w:top w:w="0" w:type="dxa"/>
-            <w:bottom w:w="0" w:type="dxa"/>
-          </w:tblCellMar>
-        </w:tblPrEx>
         <w:trPr>
           <w:cantSplit/>
         </w:trPr>
         <w:tc>
           <w:tcPr>
-            <w:tcW w:w="5400" w:type="dxa"/>
+            <w:tcW w:w="4300" w:type="dxa"/>
             <w:tcMar>
               <w:top w:w="80" w:type="dxa"/>
               <w:left w:w="110" w:type="dxa"/>
@@ -14078,7 +13509,7 @@
         </w:tc>
         <w:tc>
           <w:tcPr>
-            <w:tcW w:w="1900" w:type="dxa"/>
+            <w:tcW w:w="1250" w:type="dxa"/>
             <w:tcMar>
               <w:top w:w="80" w:type="dxa"/>
               <w:left w:w="110" w:type="dxa"/>
@@ -14103,7 +13534,7 @@
         </w:tc>
         <w:tc>
           <w:tcPr>
-            <w:tcW w:w="2060" w:type="dxa"/>
+            <w:tcW w:w="3810" w:type="dxa"/>
             <w:tcMar>
               <w:top w:w="80" w:type="dxa"/>
               <w:left w:w="110" w:type="dxa"/>
@@ -14128,18 +13559,12 @@
         </w:tc>
       </w:tr>
       <w:tr>
-        <w:tblPrEx>
-          <w:tblCellMar>
-            <w:top w:w="0" w:type="dxa"/>
-            <w:bottom w:w="0" w:type="dxa"/>
-          </w:tblCellMar>
-        </w:tblPrEx>
         <w:trPr>
           <w:cantSplit/>
         </w:trPr>
         <w:tc>
           <w:tcPr>
-            <w:tcW w:w="5400" w:type="dxa"/>
+            <w:tcW w:w="4300" w:type="dxa"/>
             <w:tcMar>
               <w:top w:w="80" w:type="dxa"/>
               <w:left w:w="110" w:type="dxa"/>
@@ -14164,7 +13589,7 @@
         </w:tc>
         <w:tc>
           <w:tcPr>
-            <w:tcW w:w="1900" w:type="dxa"/>
+            <w:tcW w:w="1250" w:type="dxa"/>
             <w:tcMar>
               <w:top w:w="80" w:type="dxa"/>
               <w:left w:w="110" w:type="dxa"/>
@@ -14189,7 +13614,7 @@
         </w:tc>
         <w:tc>
           <w:tcPr>
-            <w:tcW w:w="2060" w:type="dxa"/>
+            <w:tcW w:w="3810" w:type="dxa"/>
             <w:tcMar>
               <w:top w:w="80" w:type="dxa"/>
               <w:left w:w="110" w:type="dxa"/>
@@ -14214,18 +13639,12 @@
         </w:tc>
       </w:tr>
       <w:tr>
-        <w:tblPrEx>
-          <w:tblCellMar>
-            <w:top w:w="0" w:type="dxa"/>
-            <w:bottom w:w="0" w:type="dxa"/>
-          </w:tblCellMar>
-        </w:tblPrEx>
         <w:trPr>
           <w:cantSplit/>
         </w:trPr>
         <w:tc>
           <w:tcPr>
-            <w:tcW w:w="5400" w:type="dxa"/>
+            <w:tcW w:w="4300" w:type="dxa"/>
             <w:tcMar>
               <w:top w:w="80" w:type="dxa"/>
               <w:left w:w="110" w:type="dxa"/>
@@ -14250,7 +13669,7 @@
         </w:tc>
         <w:tc>
           <w:tcPr>
-            <w:tcW w:w="1900" w:type="dxa"/>
+            <w:tcW w:w="1250" w:type="dxa"/>
             <w:tcMar>
               <w:top w:w="80" w:type="dxa"/>
               <w:left w:w="110" w:type="dxa"/>
@@ -14275,7 +13694,7 @@
         </w:tc>
         <w:tc>
           <w:tcPr>
-            <w:tcW w:w="2060" w:type="dxa"/>
+            <w:tcW w:w="3810" w:type="dxa"/>
             <w:tcMar>
               <w:top w:w="80" w:type="dxa"/>
               <w:left w:w="110" w:type="dxa"/>
@@ -14300,201 +13719,197 @@
         </w:tc>
       </w:tr>
       <w:tr>
-        <w:tblPrEx>
-          <w:tblCellMar>
-            <w:top w:w="0" w:type="dxa"/>
-            <w:bottom w:w="0" w:type="dxa"/>
-          </w:tblCellMar>
-        </w:tblPrEx>
         <w:trPr>
           <w:cantSplit/>
         </w:trPr>
         <w:tc>
           <w:tcPr>
-            <w:tcW w:w="5400" w:type="dxa"/>
-            <w:tcMar>
-              <w:top w:w="80" w:type="dxa"/>
-              <w:left w:w="110" w:type="dxa"/>
-              <w:bottom w:w="80" w:type="dxa"/>
-              <w:right w:w="110" w:type="dxa"/>
-            </w:tcMar>
-            <w:vAlign w:val="center"/>
-          </w:tcPr>
-          <w:p>
-            <w:pPr>
-              <w:keepNext/>
-              <w:spacing w:after="40"/>
-            </w:pPr>
-            <w:r>
-              <w:rPr>
-                <w:sz w:val="20"/>
-                <w:szCs w:val="20"/>
-              </w:rPr>
-              <w:t>Recomendación automática de talle según las medidas del cuerpo</w:t>
-            </w:r>
-          </w:p>
-        </w:tc>
-        <w:tc>
-          <w:tcPr>
-            <w:tcW w:w="1900" w:type="dxa"/>
-            <w:tcMar>
-              <w:top w:w="80" w:type="dxa"/>
-              <w:left w:w="110" w:type="dxa"/>
-              <w:bottom w:w="80" w:type="dxa"/>
-              <w:right w:w="110" w:type="dxa"/>
-            </w:tcMar>
-            <w:vAlign w:val="center"/>
-          </w:tcPr>
-          <w:p>
-            <w:pPr>
-              <w:keepNext/>
-              <w:spacing w:after="40"/>
-            </w:pPr>
-            <w:r>
-              <w:rPr>
-                <w:sz w:val="20"/>
-                <w:szCs w:val="20"/>
-              </w:rPr>
-              <w:t>Pendiente</w:t>
-            </w:r>
-          </w:p>
-        </w:tc>
-        <w:tc>
-          <w:tcPr>
-            <w:tcW w:w="2060" w:type="dxa"/>
-            <w:tcMar>
-              <w:top w:w="80" w:type="dxa"/>
-              <w:left w:w="110" w:type="dxa"/>
-              <w:bottom w:w="80" w:type="dxa"/>
-              <w:right w:w="110" w:type="dxa"/>
-            </w:tcMar>
-            <w:vAlign w:val="center"/>
-          </w:tcPr>
-          <w:p>
-            <w:pPr>
-              <w:keepNext/>
-              <w:spacing w:after="40"/>
-            </w:pPr>
+            <w:tcW w:w="4300" w:type="dxa"/>
+            <w:tcMar>
+              <w:top w:w="80" w:type="dxa"/>
+              <w:left w:w="110" w:type="dxa"/>
+              <w:bottom w:w="80" w:type="dxa"/>
+              <w:right w:w="110" w:type="dxa"/>
+            </w:tcMar>
+            <w:vAlign w:val="center"/>
+          </w:tcPr>
+          <w:p>
+            <w:pPr>
+              <w:keepNext/>
+              <w:spacing w:after="40"/>
+            </w:pPr>
+            <w:r>
+              <w:rPr>
+                <w:sz w:val="20"/>
+                <w:szCs w:val="20"/>
+              </w:rPr>
+              <w:t>Cuello que se adapta a cada persona</w:t>
+            </w:r>
+          </w:p>
+        </w:tc>
+        <w:tc>
+          <w:tcPr>
+            <w:tcW w:w="1250" w:type="dxa"/>
+            <w:tcMar>
+              <w:top w:w="80" w:type="dxa"/>
+              <w:left w:w="110" w:type="dxa"/>
+              <w:bottom w:w="80" w:type="dxa"/>
+              <w:right w:w="110" w:type="dxa"/>
+            </w:tcMar>
+            <w:vAlign w:val="center"/>
+          </w:tcPr>
+          <w:p>
+            <w:pPr>
+              <w:keepNext/>
+              <w:spacing w:after="40"/>
+            </w:pPr>
+            <w:r>
+              <w:rPr>
+                <w:sz w:val="20"/>
+                <w:szCs w:val="20"/>
+              </w:rPr>
+              <w:t>Hecha</w:t>
+            </w:r>
+          </w:p>
+        </w:tc>
+        <w:tc>
+          <w:tcPr>
+            <w:tcW w:w="3810" w:type="dxa"/>
+            <w:tcMar>
+              <w:top w:w="80" w:type="dxa"/>
+              <w:left w:w="110" w:type="dxa"/>
+              <w:bottom w:w="80" w:type="dxa"/>
+              <w:right w:w="110" w:type="dxa"/>
+            </w:tcMar>
+            <w:vAlign w:val="center"/>
+          </w:tcPr>
+          <w:p>
+            <w:pPr>
+              <w:keepNext/>
+              <w:spacing w:after="40"/>
+            </w:pPr>
+            <w:r>
+              <w:rPr>
+                <w:sz w:val="20"/>
+                <w:szCs w:val="20"/>
+              </w:rPr>
+              <w:t>12.1</w:t>
+            </w:r>
           </w:p>
         </w:tc>
       </w:tr>
       <w:tr>
-        <w:tblPrEx>
-          <w:tblCellMar>
-            <w:top w:w="0" w:type="dxa"/>
-            <w:bottom w:w="0" w:type="dxa"/>
-          </w:tblCellMar>
-        </w:tblPrEx>
         <w:trPr>
           <w:cantSplit/>
         </w:trPr>
         <w:tc>
           <w:tcPr>
-            <w:tcW w:w="5400" w:type="dxa"/>
-            <w:tcMar>
-              <w:top w:w="80" w:type="dxa"/>
-              <w:left w:w="110" w:type="dxa"/>
-              <w:bottom w:w="80" w:type="dxa"/>
-              <w:right w:w="110" w:type="dxa"/>
-            </w:tcMar>
-            <w:vAlign w:val="center"/>
-          </w:tcPr>
-          <w:p>
-            <w:pPr>
-              <w:keepNext/>
-              <w:spacing w:after="40"/>
-            </w:pPr>
-            <w:r>
-              <w:rPr>
-                <w:sz w:val="20"/>
-                <w:szCs w:val="20"/>
-              </w:rPr>
-              <w:t>Fotos reales de la espalda de cada prenda</w:t>
-            </w:r>
-          </w:p>
-        </w:tc>
-        <w:tc>
-          <w:tcPr>
-            <w:tcW w:w="1900" w:type="dxa"/>
-            <w:tcMar>
-              <w:top w:w="80" w:type="dxa"/>
-              <w:left w:w="110" w:type="dxa"/>
-              <w:bottom w:w="80" w:type="dxa"/>
-              <w:right w:w="110" w:type="dxa"/>
-            </w:tcMar>
-            <w:vAlign w:val="center"/>
-          </w:tcPr>
-          <w:p>
-            <w:pPr>
-              <w:keepNext/>
-              <w:spacing w:after="40"/>
-            </w:pPr>
-            <w:r>
-              <w:rPr>
-                <w:sz w:val="20"/>
-                <w:szCs w:val="20"/>
-              </w:rPr>
-              <w:t>Pendiente</w:t>
-            </w:r>
-          </w:p>
-        </w:tc>
-        <w:tc>
-          <w:tcPr>
-            <w:tcW w:w="2060" w:type="dxa"/>
-            <w:tcMar>
-              <w:top w:w="80" w:type="dxa"/>
-              <w:left w:w="110" w:type="dxa"/>
-              <w:bottom w:w="80" w:type="dxa"/>
-              <w:right w:w="110" w:type="dxa"/>
-            </w:tcMar>
-            <w:vAlign w:val="center"/>
-          </w:tcPr>
-          <w:p>
-            <w:pPr>
-              <w:keepNext/>
-              <w:spacing w:after="40"/>
-            </w:pPr>
+            <w:tcW w:w="4300" w:type="dxa"/>
+            <w:tcMar>
+              <w:top w:w="80" w:type="dxa"/>
+              <w:left w:w="110" w:type="dxa"/>
+              <w:bottom w:w="80" w:type="dxa"/>
+              <w:right w:w="110" w:type="dxa"/>
+            </w:tcMar>
+            <w:vAlign w:val="center"/>
+          </w:tcPr>
+          <w:p>
+            <w:pPr>
+              <w:keepNext/>
+              <w:spacing w:after="40"/>
+            </w:pPr>
+            <w:r>
+              <w:rPr>
+                <w:sz w:val="20"/>
+                <w:szCs w:val="20"/>
+              </w:rPr>
+              <w:t>Guía de encuadre y modo diagnóstico con la cámara</w:t>
+            </w:r>
+          </w:p>
+        </w:tc>
+        <w:tc>
+          <w:tcPr>
+            <w:tcW w:w="1250" w:type="dxa"/>
+            <w:tcMar>
+              <w:top w:w="80" w:type="dxa"/>
+              <w:left w:w="110" w:type="dxa"/>
+              <w:bottom w:w="80" w:type="dxa"/>
+              <w:right w:w="110" w:type="dxa"/>
+            </w:tcMar>
+            <w:vAlign w:val="center"/>
+          </w:tcPr>
+          <w:p>
+            <w:pPr>
+              <w:keepNext/>
+              <w:spacing w:after="40"/>
+            </w:pPr>
+            <w:r>
+              <w:rPr>
+                <w:sz w:val="20"/>
+                <w:szCs w:val="20"/>
+              </w:rPr>
+              <w:t>Hecha</w:t>
+            </w:r>
+          </w:p>
+        </w:tc>
+        <w:tc>
+          <w:tcPr>
+            <w:tcW w:w="3810" w:type="dxa"/>
+            <w:tcMar>
+              <w:top w:w="80" w:type="dxa"/>
+              <w:left w:w="110" w:type="dxa"/>
+              <w:bottom w:w="80" w:type="dxa"/>
+              <w:right w:w="110" w:type="dxa"/>
+            </w:tcMar>
+            <w:vAlign w:val="center"/>
+          </w:tcPr>
+          <w:p>
+            <w:pPr>
+              <w:keepNext/>
+              <w:spacing w:after="40"/>
+            </w:pPr>
+            <w:r>
+              <w:rPr>
+                <w:sz w:val="20"/>
+                <w:szCs w:val="20"/>
+              </w:rPr>
+              <w:t>11</w:t>
+            </w:r>
           </w:p>
         </w:tc>
       </w:tr>
       <w:tr>
-        <w:tblPrEx>
-          <w:tblCellMar>
-            <w:top w:w="0" w:type="dxa"/>
-            <w:bottom w:w="0" w:type="dxa"/>
-          </w:tblCellMar>
-        </w:tblPrEx>
         <w:trPr>
           <w:cantSplit/>
         </w:trPr>
         <w:tc>
           <w:tcPr>
-            <w:tcW w:w="5400" w:type="dxa"/>
-            <w:tcMar>
-              <w:top w:w="80" w:type="dxa"/>
-              <w:left w:w="110" w:type="dxa"/>
-              <w:bottom w:w="80" w:type="dxa"/>
-              <w:right w:w="110" w:type="dxa"/>
-            </w:tcMar>
-            <w:vAlign w:val="center"/>
-          </w:tcPr>
-          <w:p>
-            <w:pPr>
-              <w:keepNext/>
-              <w:spacing w:after="40"/>
-            </w:pPr>
-            <w:r>
-              <w:rPr>
-                <w:sz w:val="20"/>
-                <w:szCs w:val="20"/>
-              </w:rPr>
-              <w:t>Más categorías: buzos, pantalones, vestidos</w:t>
-            </w:r>
-          </w:p>
-        </w:tc>
-        <w:tc>
-          <w:tcPr>
-            <w:tcW w:w="1900" w:type="dxa"/>
+            <w:tcW w:w="4300" w:type="dxa"/>
+            <w:tcMar>
+              <w:top w:w="80" w:type="dxa"/>
+              <w:left w:w="110" w:type="dxa"/>
+              <w:bottom w:w="80" w:type="dxa"/>
+              <w:right w:w="110" w:type="dxa"/>
+            </w:tcMar>
+            <w:vAlign w:val="center"/>
+          </w:tcPr>
+          <w:p>
+            <w:pPr>
+              <w:keepNext/>
+              <w:spacing w:after="40"/>
+            </w:pPr>
+            <w:r>
+              <w:rPr>
+                <w:sz w:val="20"/>
+                <w:szCs w:val="20"/>
+              </w:rPr>
+              <w:t>Recomendación automática de talle según las medidas del cuerpo</w:t>
+            </w:r>
+          </w:p>
+        </w:tc>
+        <w:tc>
+          <w:tcPr>
+            <w:tcW w:w="1250" w:type="dxa"/>
             <w:tcMar>
               <w:top w:w="80" w:type="dxa"/>
               <w:left w:w="110" w:type="dxa"/>
@@ -14519,61 +13934,62 @@
         </w:tc>
         <w:tc>
           <w:tcPr>
-            <w:tcW w:w="2060" w:type="dxa"/>
-            <w:tcMar>
-              <w:top w:w="80" w:type="dxa"/>
-              <w:left w:w="110" w:type="dxa"/>
-              <w:bottom w:w="80" w:type="dxa"/>
-              <w:right w:w="110" w:type="dxa"/>
-            </w:tcMar>
-            <w:vAlign w:val="center"/>
-          </w:tcPr>
-          <w:p>
-            <w:pPr>
-              <w:keepNext/>
-              <w:spacing w:after="40"/>
-            </w:pPr>
+            <w:tcW w:w="3810" w:type="dxa"/>
+            <w:tcMar>
+              <w:top w:w="80" w:type="dxa"/>
+              <w:left w:w="110" w:type="dxa"/>
+              <w:bottom w:w="80" w:type="dxa"/>
+              <w:right w:w="110" w:type="dxa"/>
+            </w:tcMar>
+            <w:vAlign w:val="center"/>
+          </w:tcPr>
+          <w:p>
+            <w:pPr>
+              <w:keepNext/>
+              <w:spacing w:after="40"/>
+            </w:pPr>
+            <w:r>
+              <w:rPr>
+                <w:sz w:val="20"/>
+                <w:szCs w:val="20"/>
+              </w:rPr>
+              <w:t>Comparar las medidas de la silueta con la tabla medidas_talle</w:t>
+            </w:r>
           </w:p>
         </w:tc>
       </w:tr>
       <w:tr>
-        <w:tblPrEx>
-          <w:tblCellMar>
-            <w:top w:w="0" w:type="dxa"/>
-            <w:bottom w:w="0" w:type="dxa"/>
-          </w:tblCellMar>
-        </w:tblPrEx>
         <w:trPr>
           <w:cantSplit/>
         </w:trPr>
         <w:tc>
           <w:tcPr>
-            <w:tcW w:w="5400" w:type="dxa"/>
-            <w:tcMar>
-              <w:top w:w="80" w:type="dxa"/>
-              <w:left w:w="110" w:type="dxa"/>
-              <w:bottom w:w="80" w:type="dxa"/>
-              <w:right w:w="110" w:type="dxa"/>
-            </w:tcMar>
-            <w:vAlign w:val="center"/>
-          </w:tcPr>
-          <w:p>
-            <w:pPr>
-              <w:keepNext/>
-              <w:spacing w:after="40"/>
-            </w:pPr>
-            <w:r>
-              <w:rPr>
-                <w:sz w:val="20"/>
-                <w:szCs w:val="20"/>
-              </w:rPr>
-              <w:t>Versión para celular y para la web</w:t>
-            </w:r>
-          </w:p>
-        </w:tc>
-        <w:tc>
-          <w:tcPr>
-            <w:tcW w:w="1900" w:type="dxa"/>
+            <w:tcW w:w="4300" w:type="dxa"/>
+            <w:tcMar>
+              <w:top w:w="80" w:type="dxa"/>
+              <w:left w:w="110" w:type="dxa"/>
+              <w:bottom w:w="80" w:type="dxa"/>
+              <w:right w:w="110" w:type="dxa"/>
+            </w:tcMar>
+            <w:vAlign w:val="center"/>
+          </w:tcPr>
+          <w:p>
+            <w:pPr>
+              <w:keepNext/>
+              <w:spacing w:after="40"/>
+            </w:pPr>
+            <w:r>
+              <w:rPr>
+                <w:sz w:val="20"/>
+                <w:szCs w:val="20"/>
+              </w:rPr>
+              <w:t>Fotos reales de la espalda de cada prenda</w:t>
+            </w:r>
+          </w:p>
+        </w:tc>
+        <w:tc>
+          <w:tcPr>
+            <w:tcW w:w="1250" w:type="dxa"/>
             <w:tcMar>
               <w:top w:w="80" w:type="dxa"/>
               <w:left w:w="110" w:type="dxa"/>
@@ -14598,36 +14014,197 @@
         </w:tc>
         <w:tc>
           <w:tcPr>
-            <w:tcW w:w="2060" w:type="dxa"/>
-            <w:tcMar>
-              <w:top w:w="80" w:type="dxa"/>
-              <w:left w:w="110" w:type="dxa"/>
-              <w:bottom w:w="80" w:type="dxa"/>
-              <w:right w:w="110" w:type="dxa"/>
-            </w:tcMar>
-            <w:vAlign w:val="center"/>
-          </w:tcPr>
-          <w:p>
-            <w:pPr>
-              <w:keepNext/>
-              <w:spacing w:after="40"/>
-            </w:pPr>
+            <w:tcW w:w="3810" w:type="dxa"/>
+            <w:tcMar>
+              <w:top w:w="80" w:type="dxa"/>
+              <w:left w:w="110" w:type="dxa"/>
+              <w:bottom w:w="80" w:type="dxa"/>
+              <w:right w:w="110" w:type="dxa"/>
+            </w:tcMar>
+            <w:vAlign w:val="center"/>
+          </w:tcPr>
+          <w:p>
+            <w:pPr>
+              <w:keepNext/>
+              <w:spacing w:after="40"/>
+            </w:pPr>
+            <w:r>
+              <w:rPr>
+                <w:sz w:val="20"/>
+                <w:szCs w:val="20"/>
+              </w:rPr>
+              <w:t>Hoy la espalda se arma a partir del frente, sin logos (prueba 17)</w:t>
+            </w:r>
           </w:p>
         </w:tc>
       </w:tr>
       <w:tr>
-        <w:tblPrEx>
-          <w:tblCellMar>
-            <w:top w:w="0" w:type="dxa"/>
-            <w:bottom w:w="0" w:type="dxa"/>
-          </w:tblCellMar>
-        </w:tblPrEx>
         <w:trPr>
           <w:cantSplit/>
         </w:trPr>
         <w:tc>
           <w:tcPr>
-            <w:tcW w:w="5400" w:type="dxa"/>
+            <w:tcW w:w="4300" w:type="dxa"/>
+            <w:tcMar>
+              <w:top w:w="80" w:type="dxa"/>
+              <w:left w:w="110" w:type="dxa"/>
+              <w:bottom w:w="80" w:type="dxa"/>
+              <w:right w:w="110" w:type="dxa"/>
+            </w:tcMar>
+            <w:vAlign w:val="center"/>
+          </w:tcPr>
+          <w:p>
+            <w:pPr>
+              <w:keepNext/>
+              <w:spacing w:after="40"/>
+            </w:pPr>
+            <w:r>
+              <w:rPr>
+                <w:sz w:val="20"/>
+                <w:szCs w:val="20"/>
+              </w:rPr>
+              <w:t>Más categorías: buzos, pantalones, vestidos</w:t>
+            </w:r>
+          </w:p>
+        </w:tc>
+        <w:tc>
+          <w:tcPr>
+            <w:tcW w:w="1250" w:type="dxa"/>
+            <w:tcMar>
+              <w:top w:w="80" w:type="dxa"/>
+              <w:left w:w="110" w:type="dxa"/>
+              <w:bottom w:w="80" w:type="dxa"/>
+              <w:right w:w="110" w:type="dxa"/>
+            </w:tcMar>
+            <w:vAlign w:val="center"/>
+          </w:tcPr>
+          <w:p>
+            <w:pPr>
+              <w:keepNext/>
+              <w:spacing w:after="40"/>
+            </w:pPr>
+            <w:r>
+              <w:rPr>
+                <w:sz w:val="20"/>
+                <w:szCs w:val="20"/>
+              </w:rPr>
+              <w:t>Pendiente</w:t>
+            </w:r>
+          </w:p>
+        </w:tc>
+        <w:tc>
+          <w:tcPr>
+            <w:tcW w:w="3810" w:type="dxa"/>
+            <w:tcMar>
+              <w:top w:w="80" w:type="dxa"/>
+              <w:left w:w="110" w:type="dxa"/>
+              <w:bottom w:w="80" w:type="dxa"/>
+              <w:right w:w="110" w:type="dxa"/>
+            </w:tcMar>
+            <w:vAlign w:val="center"/>
+          </w:tcPr>
+          <w:p>
+            <w:pPr>
+              <w:keepNext/>
+              <w:spacing w:after="40"/>
+            </w:pPr>
+            <w:r>
+              <w:rPr>
+                <w:sz w:val="20"/>
+                <w:szCs w:val="20"/>
+              </w:rPr>
+              <w:t>Pantalones y vestidos necesitan seguir piernas y caderas, no sólo el torso</w:t>
+            </w:r>
+          </w:p>
+        </w:tc>
+      </w:tr>
+      <w:tr>
+        <w:trPr>
+          <w:cantSplit/>
+        </w:trPr>
+        <w:tc>
+          <w:tcPr>
+            <w:tcW w:w="4300" w:type="dxa"/>
+            <w:tcMar>
+              <w:top w:w="80" w:type="dxa"/>
+              <w:left w:w="110" w:type="dxa"/>
+              <w:bottom w:w="80" w:type="dxa"/>
+              <w:right w:w="110" w:type="dxa"/>
+            </w:tcMar>
+            <w:vAlign w:val="center"/>
+          </w:tcPr>
+          <w:p>
+            <w:pPr>
+              <w:keepNext/>
+              <w:spacing w:after="40"/>
+            </w:pPr>
+            <w:r>
+              <w:rPr>
+                <w:sz w:val="20"/>
+                <w:szCs w:val="20"/>
+              </w:rPr>
+              <w:t>Versión para celular y para la web</w:t>
+            </w:r>
+          </w:p>
+        </w:tc>
+        <w:tc>
+          <w:tcPr>
+            <w:tcW w:w="1250" w:type="dxa"/>
+            <w:tcMar>
+              <w:top w:w="80" w:type="dxa"/>
+              <w:left w:w="110" w:type="dxa"/>
+              <w:bottom w:w="80" w:type="dxa"/>
+              <w:right w:w="110" w:type="dxa"/>
+            </w:tcMar>
+            <w:vAlign w:val="center"/>
+          </w:tcPr>
+          <w:p>
+            <w:pPr>
+              <w:keepNext/>
+              <w:spacing w:after="40"/>
+            </w:pPr>
+            <w:r>
+              <w:rPr>
+                <w:sz w:val="20"/>
+                <w:szCs w:val="20"/>
+              </w:rPr>
+              <w:t>Pendiente</w:t>
+            </w:r>
+          </w:p>
+        </w:tc>
+        <w:tc>
+          <w:tcPr>
+            <w:tcW w:w="3810" w:type="dxa"/>
+            <w:tcMar>
+              <w:top w:w="80" w:type="dxa"/>
+              <w:left w:w="110" w:type="dxa"/>
+              <w:bottom w:w="80" w:type="dxa"/>
+              <w:right w:w="110" w:type="dxa"/>
+            </w:tcMar>
+            <w:vAlign w:val="center"/>
+          </w:tcPr>
+          <w:p>
+            <w:pPr>
+              <w:keepNext/>
+              <w:spacing w:after="40"/>
+            </w:pPr>
+            <w:r>
+              <w:rPr>
+                <w:sz w:val="20"/>
+                <w:szCs w:val="20"/>
+              </w:rPr>
+              <w:t>MediaPipe también existe para la web (JavaScript)</w:t>
+            </w:r>
+          </w:p>
+        </w:tc>
+      </w:tr>
+      <w:tr>
+        <w:trPr>
+          <w:cantSplit/>
+        </w:trPr>
+        <w:tc>
+          <w:tcPr>
+            <w:tcW w:w="4300" w:type="dxa"/>
             <w:tcMar>
               <w:top w:w="80" w:type="dxa"/>
               <w:left w:w="110" w:type="dxa"/>
@@ -14651,7 +14228,7 @@
         </w:tc>
         <w:tc>
           <w:tcPr>
-            <w:tcW w:w="1900" w:type="dxa"/>
+            <w:tcW w:w="1250" w:type="dxa"/>
             <w:tcMar>
               <w:top w:w="80" w:type="dxa"/>
               <w:left w:w="110" w:type="dxa"/>
@@ -14675,19 +14252,26 @@
         </w:tc>
         <w:tc>
           <w:tcPr>
-            <w:tcW w:w="2060" w:type="dxa"/>
-            <w:tcMar>
-              <w:top w:w="80" w:type="dxa"/>
-              <w:left w:w="110" w:type="dxa"/>
-              <w:bottom w:w="80" w:type="dxa"/>
-              <w:right w:w="110" w:type="dxa"/>
-            </w:tcMar>
-            <w:vAlign w:val="center"/>
-          </w:tcPr>
-          <w:p>
-            <w:pPr>
-              <w:spacing w:after="40"/>
-            </w:pPr>
+            <w:tcW w:w="3810" w:type="dxa"/>
+            <w:tcMar>
+              <w:top w:w="80" w:type="dxa"/>
+              <w:left w:w="110" w:type="dxa"/>
+              <w:bottom w:w="80" w:type="dxa"/>
+              <w:right w:w="110" w:type="dxa"/>
+            </w:tcMar>
+            <w:vAlign w:val="center"/>
+          </w:tcPr>
+          <w:p>
+            <w:pPr>
+              <w:spacing w:after="40"/>
+            </w:pPr>
+            <w:r>
+              <w:rPr>
+                <w:sz w:val="20"/>
+                <w:szCs w:val="20"/>
+              </w:rPr>
+              <w:t>Hoy de perfil la prenda se desvanece (prueba 18); haría falta un modelo 3D del cuerpo</w:t>
+            </w:r>
           </w:p>
         </w:tc>
       </w:tr>
@@ -14697,7 +14281,7 @@
         <w:pStyle w:val="Ttulo1"/>
         <w:pageBreakBefore/>
       </w:pPr>
-      <w:bookmarkStart w:id="29" w:name="_Toc243819854"/>
+      <w:bookmarkStart w:id="29" w:name="_Toc243910285"/>
       <w:r>
         <w:lastRenderedPageBreak/>
         <w:t>17. ¿Existen alternativas?</w:t>
@@ -14735,12 +14319,6 @@
         <w:gridCol w:w="3360"/>
       </w:tblGrid>
       <w:tr>
-        <w:tblPrEx>
-          <w:tblCellMar>
-            <w:top w:w="0" w:type="dxa"/>
-            <w:bottom w:w="0" w:type="dxa"/>
-          </w:tblCellMar>
-        </w:tblPrEx>
         <w:trPr>
           <w:cantSplit/>
           <w:tblHeader/>
@@ -14831,12 +14409,6 @@
         </w:tc>
       </w:tr>
       <w:tr>
-        <w:tblPrEx>
-          <w:tblCellMar>
-            <w:top w:w="0" w:type="dxa"/>
-            <w:bottom w:w="0" w:type="dxa"/>
-          </w:tblCellMar>
-        </w:tblPrEx>
         <w:trPr>
           <w:cantSplit/>
         </w:trPr>
@@ -14917,12 +14489,6 @@
         </w:tc>
       </w:tr>
       <w:tr>
-        <w:tblPrEx>
-          <w:tblCellMar>
-            <w:top w:w="0" w:type="dxa"/>
-            <w:bottom w:w="0" w:type="dxa"/>
-          </w:tblCellMar>
-        </w:tblPrEx>
         <w:trPr>
           <w:cantSplit/>
         </w:trPr>
@@ -15003,12 +14569,6 @@
         </w:tc>
       </w:tr>
       <w:tr>
-        <w:tblPrEx>
-          <w:tblCellMar>
-            <w:top w:w="0" w:type="dxa"/>
-            <w:bottom w:w="0" w:type="dxa"/>
-          </w:tblCellMar>
-        </w:tblPrEx>
         <w:trPr>
           <w:cantSplit/>
         </w:trPr>
@@ -15089,12 +14649,6 @@
         </w:tc>
       </w:tr>
       <w:tr>
-        <w:tblPrEx>
-          <w:tblCellMar>
-            <w:top w:w="0" w:type="dxa"/>
-            <w:bottom w:w="0" w:type="dxa"/>
-          </w:tblCellMar>
-        </w:tblPrEx>
         <w:trPr>
           <w:cantSplit/>
         </w:trPr>
@@ -15175,12 +14729,6 @@
         </w:tc>
       </w:tr>
       <w:tr>
-        <w:tblPrEx>
-          <w:tblCellMar>
-            <w:top w:w="0" w:type="dxa"/>
-            <w:bottom w:w="0" w:type="dxa"/>
-          </w:tblCellMar>
-        </w:tblPrEx>
         <w:trPr>
           <w:cantSplit/>
         </w:trPr>
@@ -15263,7 +14811,7 @@
         <w:pStyle w:val="Ttulo1"/>
         <w:pageBreakBefore/>
       </w:pPr>
-      <w:bookmarkStart w:id="30" w:name="_Toc243819855"/>
+      <w:bookmarkStart w:id="30" w:name="_Toc243910286"/>
       <w:r>
         <w:lastRenderedPageBreak/>
         <w:t>18. Conclusión y aprendizaje</w:t>
@@ -15282,10 +14830,7 @@
         <w:t>Conclusión:</w:t>
       </w:r>
       <w:r>
-        <w:t xml:space="preserve"> el Probador Virtual Inteligente demuestra que, con Python, MediaPipe, MySQL y programación asistida por IA, se puede resolver un problema cotidiano: el desgaste de</w:t>
-      </w:r>
-      <w:r>
-        <w:t xml:space="preserve"> probarse ropa. El resultado no es solo un efecto visual: es una tienda que adapta cada prenda al cuerpo de cada persona, conoce su stock y cuida a sus clientes.</w:t>
+        <w:t xml:space="preserve"> el Probador Virtual Inteligente demuestra que, con Python, MediaPipe, MySQL y programación asistida por IA, se puede resolver un problema cotidiano: el desgaste de probarse ropa. El resultado no es solo un efecto visual: es una tienda que adapta cada prenda al cuerpo de cada persona, conoce su stock y cuida a sus clientes.</w:t>
       </w:r>
     </w:p>
     <w:p>
@@ -15310,10 +14855,7 @@
         <w:spacing w:after="80"/>
       </w:pPr>
       <w:r>
-        <w:t>Cómo funciona la visión por computadora: detección de pose, segmentación y deform</w:t>
-      </w:r>
-      <w:r>
-        <w:t>ación de imágenes.</w:t>
+        <w:t>Cómo funciona la visión por computadora: detección de pose, segmentación y deformación de imágenes.</w:t>
       </w:r>
     </w:p>
     <w:p>
@@ -15352,10 +14894,7 @@
         <w:spacing w:after="80"/>
       </w:pPr>
       <w:r>
-        <w:t>Que cada problema visible (un temblor, un logo estirado) t</w:t>
-      </w:r>
-      <w:r>
-        <w:t>iene una causa que se puede medir y resolver.</w:t>
+        <w:t>Que cada problema visible (un temblor, un logo estirado) tiene una causa que se puede medir y resolver.</w:t>
       </w:r>
     </w:p>
     <w:p>
@@ -15376,7 +14915,7 @@
         <w:pStyle w:val="Ttulo1"/>
         <w:pageBreakBefore/>
       </w:pPr>
-      <w:bookmarkStart w:id="31" w:name="_Toc243819856"/>
+      <w:bookmarkStart w:id="31" w:name="_Toc243910287"/>
       <w:r>
         <w:lastRenderedPageBreak/>
         <w:t>19. Glosario</w:t>
@@ -15405,12 +14944,6 @@
         <w:gridCol w:w="6460"/>
       </w:tblGrid>
       <w:tr>
-        <w:tblPrEx>
-          <w:tblCellMar>
-            <w:top w:w="0" w:type="dxa"/>
-            <w:bottom w:w="0" w:type="dxa"/>
-          </w:tblCellMar>
-        </w:tblPrEx>
         <w:trPr>
           <w:cantSplit/>
           <w:tblHeader/>
@@ -15471,12 +15004,6 @@
         </w:tc>
       </w:tr>
       <w:tr>
-        <w:tblPrEx>
-          <w:tblCellMar>
-            <w:top w:w="0" w:type="dxa"/>
-            <w:bottom w:w="0" w:type="dxa"/>
-          </w:tblCellMar>
-        </w:tblPrEx>
         <w:trPr>
           <w:cantSplit/>
         </w:trPr>
@@ -15530,12 +15057,6 @@
         </w:tc>
       </w:tr>
       <w:tr>
-        <w:tblPrEx>
-          <w:tblCellMar>
-            <w:top w:w="0" w:type="dxa"/>
-            <w:bottom w:w="0" w:type="dxa"/>
-          </w:tblCellMar>
-        </w:tblPrEx>
         <w:trPr>
           <w:cantSplit/>
         </w:trPr>
@@ -15589,12 +15110,6 @@
         </w:tc>
       </w:tr>
       <w:tr>
-        <w:tblPrEx>
-          <w:tblCellMar>
-            <w:top w:w="0" w:type="dxa"/>
-            <w:bottom w:w="0" w:type="dxa"/>
-          </w:tblCellMar>
-        </w:tblPrEx>
         <w:trPr>
           <w:cantSplit/>
         </w:trPr>
@@ -15648,12 +15163,6 @@
         </w:tc>
       </w:tr>
       <w:tr>
-        <w:tblPrEx>
-          <w:tblCellMar>
-            <w:top w:w="0" w:type="dxa"/>
-            <w:bottom w:w="0" w:type="dxa"/>
-          </w:tblCellMar>
-        </w:tblPrEx>
         <w:trPr>
           <w:cantSplit/>
         </w:trPr>
@@ -15707,12 +15216,6 @@
         </w:tc>
       </w:tr>
       <w:tr>
-        <w:tblPrEx>
-          <w:tblCellMar>
-            <w:top w:w="0" w:type="dxa"/>
-            <w:bottom w:w="0" w:type="dxa"/>
-          </w:tblCellMar>
-        </w:tblPrEx>
         <w:trPr>
           <w:cantSplit/>
         </w:trPr>
@@ -15736,14 +15239,7 @@
                 <w:sz w:val="20"/>
                 <w:szCs w:val="20"/>
               </w:rPr>
-              <w:t>Realidad aumentad</w:t>
-            </w:r>
-            <w:r>
-              <w:rPr>
-                <w:sz w:val="20"/>
-                <w:szCs w:val="20"/>
-              </w:rPr>
-              <w:t>a (RA)</w:t>
+              <w:t>Realidad aumentada (RA)</w:t>
             </w:r>
           </w:p>
         </w:tc>
@@ -15773,12 +15269,6 @@
         </w:tc>
       </w:tr>
       <w:tr>
-        <w:tblPrEx>
-          <w:tblCellMar>
-            <w:top w:w="0" w:type="dxa"/>
-            <w:bottom w:w="0" w:type="dxa"/>
-          </w:tblCellMar>
-        </w:tblPrEx>
         <w:trPr>
           <w:cantSplit/>
         </w:trPr>
@@ -15832,12 +15322,6 @@
         </w:tc>
       </w:tr>
       <w:tr>
-        <w:tblPrEx>
-          <w:tblCellMar>
-            <w:top w:w="0" w:type="dxa"/>
-            <w:bottom w:w="0" w:type="dxa"/>
-          </w:tblCellMar>
-        </w:tblPrEx>
         <w:trPr>
           <w:cantSplit/>
         </w:trPr>
@@ -15891,12 +15375,6 @@
         </w:tc>
       </w:tr>
       <w:tr>
-        <w:tblPrEx>
-          <w:tblCellMar>
-            <w:top w:w="0" w:type="dxa"/>
-            <w:bottom w:w="0" w:type="dxa"/>
-          </w:tblCellMar>
-        </w:tblPrEx>
         <w:trPr>
           <w:cantSplit/>
         </w:trPr>
@@ -15950,12 +15428,6 @@
         </w:tc>
       </w:tr>
       <w:tr>
-        <w:tblPrEx>
-          <w:tblCellMar>
-            <w:top w:w="0" w:type="dxa"/>
-            <w:bottom w:w="0" w:type="dxa"/>
-          </w:tblCellMar>
-        </w:tblPrEx>
         <w:trPr>
           <w:cantSplit/>
         </w:trPr>
@@ -16009,12 +15481,6 @@
         </w:tc>
       </w:tr>
       <w:tr>
-        <w:tblPrEx>
-          <w:tblCellMar>
-            <w:top w:w="0" w:type="dxa"/>
-            <w:bottom w:w="0" w:type="dxa"/>
-          </w:tblCellMar>
-        </w:tblPrEx>
         <w:trPr>
           <w:cantSplit/>
         </w:trPr>
@@ -16068,12 +15534,6 @@
         </w:tc>
       </w:tr>
       <w:tr>
-        <w:tblPrEx>
-          <w:tblCellMar>
-            <w:top w:w="0" w:type="dxa"/>
-            <w:bottom w:w="0" w:type="dxa"/>
-          </w:tblCellMar>
-        </w:tblPrEx>
         <w:trPr>
           <w:cantSplit/>
         </w:trPr>
@@ -16121,25 +15581,12 @@
                 <w:sz w:val="20"/>
                 <w:szCs w:val="20"/>
               </w:rPr>
-              <w:t>Cantidad de unidades dispon</w:t>
-            </w:r>
-            <w:r>
-              <w:rPr>
-                <w:sz w:val="20"/>
-                <w:szCs w:val="20"/>
-              </w:rPr>
-              <w:t>ibles de cada variante</w:t>
+              <w:t>Cantidad de unidades disponibles de cada variante</w:t>
             </w:r>
           </w:p>
         </w:tc>
       </w:tr>
       <w:tr>
-        <w:tblPrEx>
-          <w:tblCellMar>
-            <w:top w:w="0" w:type="dxa"/>
-            <w:bottom w:w="0" w:type="dxa"/>
-          </w:tblCellMar>
-        </w:tblPrEx>
         <w:trPr>
           <w:cantSplit/>
         </w:trPr>
@@ -16193,12 +15640,6 @@
         </w:tc>
       </w:tr>
       <w:tr>
-        <w:tblPrEx>
-          <w:tblCellMar>
-            <w:top w:w="0" w:type="dxa"/>
-            <w:bottom w:w="0" w:type="dxa"/>
-          </w:tblCellMar>
-        </w:tblPrEx>
         <w:trPr>
           <w:cantSplit/>
         </w:trPr>
@@ -16252,12 +15693,6 @@
         </w:tc>
       </w:tr>
       <w:tr>
-        <w:tblPrEx>
-          <w:tblCellMar>
-            <w:top w:w="0" w:type="dxa"/>
-            <w:bottom w:w="0" w:type="dxa"/>
-          </w:tblCellMar>
-        </w:tblPrEx>
         <w:trPr>
           <w:cantSplit/>
         </w:trPr>
@@ -16311,12 +15746,6 @@
         </w:tc>
       </w:tr>
       <w:tr>
-        <w:tblPrEx>
-          <w:tblCellMar>
-            <w:top w:w="0" w:type="dxa"/>
-            <w:bottom w:w="0" w:type="dxa"/>
-          </w:tblCellMar>
-        </w:tblPrEx>
         <w:trPr>
           <w:cantSplit/>
         </w:trPr>
@@ -16370,12 +15799,6 @@
         </w:tc>
       </w:tr>
       <w:tr>
-        <w:tblPrEx>
-          <w:tblCellMar>
-            <w:top w:w="0" w:type="dxa"/>
-            <w:bottom w:w="0" w:type="dxa"/>
-          </w:tblCellMar>
-        </w:tblPrEx>
         <w:trPr>
           <w:cantSplit/>
         </w:trPr>
@@ -16429,12 +15852,6 @@
         </w:tc>
       </w:tr>
       <w:tr>
-        <w:tblPrEx>
-          <w:tblCellMar>
-            <w:top w:w="0" w:type="dxa"/>
-            <w:bottom w:w="0" w:type="dxa"/>
-          </w:tblCellMar>
-        </w:tblPrEx>
         <w:trPr>
           <w:cantSplit/>
         </w:trPr>
@@ -16488,12 +15905,6 @@
         </w:tc>
       </w:tr>
       <w:tr>
-        <w:tblPrEx>
-          <w:tblCellMar>
-            <w:top w:w="0" w:type="dxa"/>
-            <w:bottom w:w="0" w:type="dxa"/>
-          </w:tblCellMar>
-        </w:tblPrEx>
         <w:trPr>
           <w:cantSplit/>
         </w:trPr>
@@ -16547,12 +15958,6 @@
         </w:tc>
       </w:tr>
       <w:tr>
-        <w:tblPrEx>
-          <w:tblCellMar>
-            <w:top w:w="0" w:type="dxa"/>
-            <w:bottom w:w="0" w:type="dxa"/>
-          </w:tblCellMar>
-        </w:tblPrEx>
         <w:trPr>
           <w:cantSplit/>
         </w:trPr>
@@ -16606,12 +16011,6 @@
         </w:tc>
       </w:tr>
       <w:tr>
-        <w:tblPrEx>
-          <w:tblCellMar>
-            <w:top w:w="0" w:type="dxa"/>
-            <w:bottom w:w="0" w:type="dxa"/>
-          </w:tblCellMar>
-        </w:tblPrEx>
         <w:trPr>
           <w:cantSplit/>
         </w:trPr>
@@ -16670,7 +16069,7 @@
         <w:pStyle w:val="Ttulo1"/>
         <w:pageBreakBefore/>
       </w:pPr>
-      <w:bookmarkStart w:id="32" w:name="_Toc243819857"/>
+      <w:bookmarkStart w:id="32" w:name="_Toc243910288"/>
       <w:r>
         <w:lastRenderedPageBreak/>
         <w:t>20. Bibliografía</w:t>
@@ -16694,13 +16093,7 @@
           <w:rPr>
             <w:rStyle w:val="Hipervnculo"/>
           </w:rPr>
-          <w:t>MediaPipe — documentación of</w:t>
-        </w:r>
-        <w:r>
-          <w:rPr>
-            <w:rStyle w:val="Hipervnculo"/>
-          </w:rPr>
-          <w:t>icial</w:t>
+          <w:t>MediaPipe — documentación oficial</w:t>
         </w:r>
       </w:hyperlink>
     </w:p>
@@ -16763,13 +16156,7 @@
           <w:rPr>
             <w:rStyle w:val="Hipervnculo"/>
           </w:rPr>
-          <w:t>MySQL — documentación</w:t>
-        </w:r>
-        <w:r>
-          <w:rPr>
-            <w:rStyle w:val="Hipervnculo"/>
-          </w:rPr>
-          <w:t xml:space="preserve"> oficial</w:t>
+          <w:t>MySQL — documentación oficial</w:t>
         </w:r>
       </w:hyperlink>
     </w:p>
@@ -16832,13 +16219,7 @@
           <w:rPr>
             <w:rStyle w:val="Hipervnculo"/>
           </w:rPr>
-          <w:t>Pr</w:t>
-        </w:r>
-        <w:r>
-          <w:rPr>
-            <w:rStyle w:val="Hipervnculo"/>
-          </w:rPr>
-          <w:t>ecio de Claude Pro</w:t>
+          <w:t>Precio de Claude Pro</w:t>
         </w:r>
       </w:hyperlink>
     </w:p>
@@ -16943,13 +16324,7 @@
           <w:rPr>
             <w:rStyle w:val="Hipervnculo"/>
           </w:rPr>
-          <w:t>Walmart</w:t>
-        </w:r>
-        <w:r>
-          <w:rPr>
-            <w:rStyle w:val="Hipervnculo"/>
-          </w:rPr>
-          <w:t xml:space="preserve"> acquires virtual clothing try-on startup Zeekit</w:t>
+          <w:t>Walmart acquires virtual clothing try-on startup Zeekit</w:t>
         </w:r>
       </w:hyperlink>
     </w:p>
@@ -16999,7 +16374,7 @@
         <w:pStyle w:val="Ttulo1"/>
         <w:pageBreakBefore/>
       </w:pPr>
-      <w:bookmarkStart w:id="33" w:name="_Toc243819858"/>
+      <w:bookmarkStart w:id="33" w:name="_Toc243910289"/>
       <w:r>
         <w:lastRenderedPageBreak/>
         <w:t>21. Anexo</w:t>
@@ -17011,7 +16386,7 @@
         <w:pStyle w:val="Ttulo2"/>
         <w:keepNext/>
       </w:pPr>
-      <w:bookmarkStart w:id="34" w:name="_Toc243819859"/>
+      <w:bookmarkStart w:id="34" w:name="_Toc243910290"/>
       <w:r>
         <w:t>21.1 Catálogo de prendas</w:t>
       </w:r>
@@ -17028,7 +16403,7 @@
           <w:noProof/>
         </w:rPr>
         <w:drawing>
-          <wp:inline distT="0" distB="0" distL="0" distR="0" wp14:anchorId="72CE1480" wp14:editId="72CE1481">
+          <wp:inline distT="0" distB="0" distL="0" distR="0" wp14:anchorId="3DAAB8EC" wp14:editId="5984F81F">
             <wp:extent cx="5905500" cy="1847850"/>
             <wp:effectExtent l="0" t="0" r="0" b="0"/>
             <wp:docPr id="3" name="Imagen 3"/>
@@ -17088,7 +16463,7 @@
         <w:pStyle w:val="Ttulo2"/>
         <w:keepNext/>
       </w:pPr>
-      <w:bookmarkStart w:id="35" w:name="_Toc243819860"/>
+      <w:bookmarkStart w:id="35" w:name="_Toc243910291"/>
       <w:r>
         <w:t>21.2 Logos que no se deforman</w:t>
       </w:r>
@@ -17105,7 +16480,7 @@
           <w:noProof/>
         </w:rPr>
         <w:drawing>
-          <wp:inline distT="0" distB="0" distL="0" distR="0" wp14:anchorId="72CE1482" wp14:editId="72CE1483">
+          <wp:inline distT="0" distB="0" distL="0" distR="0" wp14:anchorId="5D2F948D" wp14:editId="0562D685">
             <wp:extent cx="4953000" cy="3095625"/>
             <wp:effectExtent l="0" t="0" r="0" b="0"/>
             <wp:docPr id="4" name="Imagen 4"/>
@@ -17157,17 +16532,7 @@
           <w:sz w:val="18"/>
           <w:szCs w:val="18"/>
         </w:rPr>
-        <w:t>Figu</w:t>
-      </w:r>
-      <w:r>
-        <w:rPr>
-          <w:i/>
-          <w:iCs/>
-          <w:color w:val="595959"/>
-          <w:sz w:val="18"/>
-          <w:szCs w:val="18"/>
-        </w:rPr>
-        <w:t>ra 3. Con los brazos abajo. Arriba, antes: los logos se estiran. Abajo, después: quedan intactos.</w:t>
+        <w:t>Figura 3. Con los brazos abajo. Arriba, antes: los logos se estiran. Abajo, después: quedan intactos.</w:t>
       </w:r>
     </w:p>
     <w:p>
@@ -17175,7 +16540,7 @@
         <w:pStyle w:val="Ttulo2"/>
         <w:keepNext/>
       </w:pPr>
-      <w:bookmarkStart w:id="36" w:name="_Toc243819861"/>
+      <w:bookmarkStart w:id="36" w:name="_Toc243910292"/>
       <w:r>
         <w:lastRenderedPageBreak/>
         <w:t>21.3 Malla suavizada</w:t>
@@ -17193,7 +16558,7 @@
           <w:noProof/>
         </w:rPr>
         <w:drawing>
-          <wp:inline distT="0" distB="0" distL="0" distR="0" wp14:anchorId="72CE1484" wp14:editId="72CE1485">
+          <wp:inline distT="0" distB="0" distL="0" distR="0" wp14:anchorId="3BCC5202" wp14:editId="2872D837">
             <wp:extent cx="5334000" cy="2190750"/>
             <wp:effectExtent l="0" t="0" r="0" b="0"/>
             <wp:docPr id="5" name="Imagen 5"/>
@@ -17253,7 +16618,7 @@
         <w:pStyle w:val="Ttulo2"/>
         <w:keepNext/>
       </w:pPr>
-      <w:bookmarkStart w:id="37" w:name="_Toc243819862"/>
+      <w:bookmarkStart w:id="37" w:name="_Toc243910293"/>
       <w:r>
         <w:t>21.4 Efecto 3D al girar</w:t>
       </w:r>
@@ -17270,7 +16635,7 @@
           <w:noProof/>
         </w:rPr>
         <w:drawing>
-          <wp:inline distT="0" distB="0" distL="0" distR="0" wp14:anchorId="72CE1486" wp14:editId="72CE1487">
+          <wp:inline distT="0" distB="0" distL="0" distR="0" wp14:anchorId="58DD8661" wp14:editId="45790D42">
             <wp:extent cx="5905500" cy="3048000"/>
             <wp:effectExtent l="0" t="0" r="0" b="0"/>
             <wp:docPr id="6" name="Imagen 6"/>
@@ -17322,17 +16687,7 @@
           <w:sz w:val="18"/>
           <w:szCs w:val="18"/>
         </w:rPr>
-        <w:t>Fi</w:t>
-      </w:r>
-      <w:r>
-        <w:rPr>
-          <w:i/>
-          <w:iCs/>
-          <w:color w:val="595959"/>
-          <w:sz w:val="18"/>
-          <w:szCs w:val="18"/>
-        </w:rPr>
-        <w:t>gura 5. Arriba, sin envoltura 3D. Abajo, con envoltura 3D: el diseño se corre hacia el lado que se aleja.</w:t>
+        <w:t>Figura 5. Arriba, sin envoltura 3D. Abajo, con envoltura 3D: el diseño se corre hacia el lado que se aleja.</w:t>
       </w:r>
     </w:p>
     <w:p>
@@ -17340,7 +16695,7 @@
         <w:pStyle w:val="Ttulo2"/>
         <w:keepNext/>
       </w:pPr>
-      <w:bookmarkStart w:id="38" w:name="_Toc243819863"/>
+      <w:bookmarkStart w:id="38" w:name="_Toc243910294"/>
       <w:r>
         <w:lastRenderedPageBreak/>
         <w:t>21.5 Luz según la cámara</w:t>
@@ -17358,7 +16713,7 @@
           <w:noProof/>
         </w:rPr>
         <w:drawing>
-          <wp:inline distT="0" distB="0" distL="0" distR="0" wp14:anchorId="72CE1488" wp14:editId="72CE1489">
+          <wp:inline distT="0" distB="0" distL="0" distR="0" wp14:anchorId="4FFE6488" wp14:editId="6D63A127">
             <wp:extent cx="4476750" cy="3190875"/>
             <wp:effectExtent l="0" t="0" r="0" b="0"/>
             <wp:docPr id="7" name="Imagen 7"/>
@@ -17418,11 +16773,914 @@
         <w:pStyle w:val="Ttulo2"/>
         <w:keepNext/>
       </w:pPr>
-      <w:bookmarkStart w:id="39" w:name="_Toc243819864"/>
-      <w:r>
-        <w:t>21.6 Para completar</w:t>
+      <w:bookmarkStart w:id="39" w:name="_Toc243910295"/>
+      <w:r>
+        <w:lastRenderedPageBreak/>
+        <w:t>21.6 Boceto de la pantalla para la tienda</w:t>
       </w:r>
       <w:bookmarkEnd w:id="39"/>
+    </w:p>
+    <w:p>
+      <w:pPr>
+        <w:keepNext/>
+        <w:spacing w:after="140"/>
+      </w:pPr>
+      <w:r>
+        <w:t>Cómo se vería el probador en un televisor de una tienda fís</w:t>
+      </w:r>
+      <w:r>
+        <w:t>ica, con el equipo de la sección 10.2. Es una propuesta: hoy el programa se maneja con el teclado y el mouse.</w:t>
+      </w:r>
+    </w:p>
+    <w:p>
+      <w:pPr>
+        <w:keepNext/>
+        <w:spacing w:before="120" w:after="60"/>
+        <w:jc w:val="center"/>
+      </w:pPr>
+      <w:r>
+        <w:rPr>
+          <w:noProof/>
+        </w:rPr>
+        <w:drawing>
+          <wp:inline distT="0" distB="0" distL="0" distR="0" wp14:anchorId="222A36A7" wp14:editId="487F6448">
+            <wp:extent cx="5943600" cy="3863340"/>
+            <wp:effectExtent l="0" t="0" r="0" b="0"/>
+            <wp:docPr id="8" name="Imagen 8"/>
+            <wp:cNvGraphicFramePr>
+              <a:graphicFrameLocks xmlns:a="http://schemas.openxmlformats.org/drawingml/2006/main" noChangeAspect="1"/>
+            </wp:cNvGraphicFramePr>
+            <a:graphic xmlns:a="http://schemas.openxmlformats.org/drawingml/2006/main">
+              <a:graphicData uri="http://schemas.openxmlformats.org/drawingml/2006/picture">
+                <pic:pic xmlns:pic="http://schemas.openxmlformats.org/drawingml/2006/picture">
+                  <pic:nvPicPr>
+                    <pic:cNvPr id="0" name=""/>
+                    <pic:cNvPicPr>
+                      <a:picLocks noChangeAspect="1" noChangeArrowheads="1"/>
+                    </pic:cNvPicPr>
+                  </pic:nvPicPr>
+                  <pic:blipFill>
+                    <a:blip r:embed="rId27"/>
+                    <a:srcRect/>
+                    <a:stretch>
+                      <a:fillRect/>
+                    </a:stretch>
+                  </pic:blipFill>
+                  <pic:spPr bwMode="auto">
+                    <a:xfrm>
+                      <a:off x="0" y="0"/>
+                      <a:ext cx="5943600" cy="3863340"/>
+                    </a:xfrm>
+                    <a:prstGeom prst="rect">
+                      <a:avLst/>
+                    </a:prstGeom>
+                  </pic:spPr>
+                </pic:pic>
+              </a:graphicData>
+            </a:graphic>
+          </wp:inline>
+        </w:drawing>
+      </w:r>
+    </w:p>
+    <w:p>
+      <w:pPr>
+        <w:spacing w:after="220"/>
+        <w:jc w:val="center"/>
+      </w:pPr>
+      <w:r>
+        <w:rPr>
+          <w:i/>
+          <w:iCs/>
+          <w:color w:val="595959"/>
+          <w:sz w:val="18"/>
+          <w:szCs w:val="18"/>
+        </w:rPr>
+        <w:t>Figura 7. Boceto de la pantalla en una tienda. La prenda, el precio y los colores son del catálogo; las unidades de cada talle son un ejemplo.</w:t>
+      </w:r>
+    </w:p>
+    <w:p>
+      <w:pPr>
+        <w:pStyle w:val="Ttulo2"/>
+        <w:keepNext/>
+      </w:pPr>
+      <w:bookmarkStart w:id="40" w:name="_Toc243910296"/>
+      <w:r>
+        <w:t>2</w:t>
+      </w:r>
+      <w:r>
+        <w:t>1.7 Fragmentos clave del código</w:t>
+      </w:r>
+      <w:bookmarkEnd w:id="40"/>
+    </w:p>
+    <w:p>
+      <w:pPr>
+        <w:spacing w:after="140"/>
+      </w:pPr>
+      <w:r>
+        <w:t>Cuatro partes cortas del programa, tal como están en el código (los “...” marcan líneas omitidas).</w:t>
+      </w:r>
+    </w:p>
+    <w:p>
+      <w:pPr>
+        <w:keepNext/>
+        <w:spacing w:after="80"/>
+      </w:pPr>
+      <w:r>
+        <w:rPr>
+          <w:b/>
+          <w:bCs/>
+        </w:rPr>
+        <w:t>Compra en una sola transacción</w:t>
+      </w:r>
+      <w:r>
+        <w:t xml:space="preserve"> (tienda.py). Bloquea el stock de la variante, verifica que alcance y guarda todo junto; si alg</w:t>
+      </w:r>
+      <w:r>
+        <w:t>o falla, deshace todo (sección 13.2).</w:t>
+      </w:r>
+    </w:p>
+    <w:p>
+      <w:pPr>
+        <w:keepNext/>
+        <w:keepLines/>
+        <w:shd w:val="clear" w:color="auto" w:fill="F4F1EC"/>
+        <w:ind w:left="180" w:right="180"/>
+      </w:pPr>
+      <w:r>
+        <w:rPr>
+          <w:rFonts w:ascii="Consolas" w:hAnsi="Consolas" w:cs="Consolas"/>
+          <w:sz w:val="17"/>
+          <w:szCs w:val="17"/>
+        </w:rPr>
+        <w:t>def comprar(items, id_cliente=None, id_cupon=None, usar_puntos=False):</w:t>
+      </w:r>
+    </w:p>
+    <w:p>
+      <w:pPr>
+        <w:keepNext/>
+        <w:keepLines/>
+        <w:shd w:val="clear" w:color="auto" w:fill="F4F1EC"/>
+        <w:ind w:left="180" w:right="180"/>
+      </w:pPr>
+      <w:r>
+        <w:rPr>
+          <w:rFonts w:ascii="Consolas" w:hAnsi="Consolas" w:cs="Consolas"/>
+          <w:sz w:val="17"/>
+          <w:szCs w:val="17"/>
+        </w:rPr>
+        <w:t xml:space="preserve">    conexion = conectar()</w:t>
+      </w:r>
+    </w:p>
+    <w:p>
+      <w:pPr>
+        <w:keepNext/>
+        <w:keepLines/>
+        <w:shd w:val="clear" w:color="auto" w:fill="F4F1EC"/>
+        <w:ind w:left="180" w:right="180"/>
+      </w:pPr>
+      <w:r>
+        <w:rPr>
+          <w:rFonts w:ascii="Consolas" w:hAnsi="Consolas" w:cs="Consolas"/>
+          <w:sz w:val="17"/>
+          <w:szCs w:val="17"/>
+        </w:rPr>
+        <w:t xml:space="preserve">    try:</w:t>
+      </w:r>
+    </w:p>
+    <w:p>
+      <w:pPr>
+        <w:keepNext/>
+        <w:keepLines/>
+        <w:shd w:val="clear" w:color="auto" w:fill="F4F1EC"/>
+        <w:ind w:left="180" w:right="180"/>
+      </w:pPr>
+      <w:r>
+        <w:rPr>
+          <w:rFonts w:ascii="Consolas" w:hAnsi="Consolas" w:cs="Consolas"/>
+          <w:sz w:val="17"/>
+          <w:szCs w:val="17"/>
+        </w:rPr>
+        <w:t xml:space="preserve">        conexion.start_transaction()</w:t>
+      </w:r>
+    </w:p>
+    <w:p>
+      <w:pPr>
+        <w:keepNext/>
+        <w:keepLines/>
+        <w:shd w:val="clear" w:color="auto" w:fill="F4F1EC"/>
+        <w:ind w:left="180" w:right="180"/>
+      </w:pPr>
+      <w:r>
+        <w:rPr>
+          <w:rFonts w:ascii="Consolas" w:hAnsi="Consolas" w:cs="Consolas"/>
+          <w:sz w:val="17"/>
+          <w:szCs w:val="17"/>
+        </w:rPr>
+        <w:t xml:space="preserve">        for item in items:</w:t>
+      </w:r>
+    </w:p>
+    <w:p>
+      <w:pPr>
+        <w:keepNext/>
+        <w:keepLines/>
+        <w:shd w:val="clear" w:color="auto" w:fill="F4F1EC"/>
+        <w:ind w:left="180" w:right="180"/>
+      </w:pPr>
+      <w:r>
+        <w:rPr>
+          <w:rFonts w:ascii="Consolas" w:hAnsi="Consolas" w:cs="Consolas"/>
+          <w:sz w:val="17"/>
+          <w:szCs w:val="17"/>
+        </w:rPr>
+        <w:t xml:space="preserve">            # FOR UPDATE: otra compra al mismo tiempo espera; así nunca se vende de más</w:t>
+      </w:r>
+    </w:p>
+    <w:p>
+      <w:pPr>
+        <w:keepNext/>
+        <w:keepLines/>
+        <w:shd w:val="clear" w:color="auto" w:fill="F4F1EC"/>
+        <w:ind w:left="180" w:right="180"/>
+      </w:pPr>
+      <w:r>
+        <w:rPr>
+          <w:rFonts w:ascii="Consolas" w:hAnsi="Consolas" w:cs="Consolas"/>
+          <w:sz w:val="17"/>
+          <w:szCs w:val="17"/>
+        </w:rPr>
+        <w:t xml:space="preserve">            cursor.execute("SELECT i.id_inventario, i.stock, ... FOR UPDATE", (...))</w:t>
+      </w:r>
+    </w:p>
+    <w:p>
+      <w:pPr>
+        <w:keepNext/>
+        <w:keepLines/>
+        <w:shd w:val="clear" w:color="auto" w:fill="F4F1EC"/>
+        <w:ind w:left="180" w:right="180"/>
+      </w:pPr>
+      <w:r>
+        <w:rPr>
+          <w:rFonts w:ascii="Consolas" w:hAnsi="Consolas" w:cs="Consolas"/>
+          <w:sz w:val="17"/>
+          <w:szCs w:val="17"/>
+        </w:rPr>
+        <w:t xml:space="preserve">            variante = cursor.fetchone()</w:t>
+      </w:r>
+    </w:p>
+    <w:p>
+      <w:pPr>
+        <w:keepNext/>
+        <w:keepLines/>
+        <w:shd w:val="clear" w:color="auto" w:fill="F4F1EC"/>
+        <w:ind w:left="180" w:right="180"/>
+      </w:pPr>
+      <w:r>
+        <w:rPr>
+          <w:rFonts w:ascii="Consolas" w:hAnsi="Consolas" w:cs="Consolas"/>
+          <w:sz w:val="17"/>
+          <w:szCs w:val="17"/>
+        </w:rPr>
+        <w:t xml:space="preserve">            if variante["stock"] &lt; cantida</w:t>
+      </w:r>
+      <w:r>
+        <w:rPr>
+          <w:rFonts w:ascii="Consolas" w:hAnsi="Consolas" w:cs="Consolas"/>
+          <w:sz w:val="17"/>
+          <w:szCs w:val="17"/>
+        </w:rPr>
+        <w:t>d:</w:t>
+      </w:r>
+    </w:p>
+    <w:p>
+      <w:pPr>
+        <w:keepNext/>
+        <w:keepLines/>
+        <w:shd w:val="clear" w:color="auto" w:fill="F4F1EC"/>
+        <w:ind w:left="180" w:right="180"/>
+      </w:pPr>
+      <w:r>
+        <w:rPr>
+          <w:rFonts w:ascii="Consolas" w:hAnsi="Consolas" w:cs="Consolas"/>
+          <w:sz w:val="17"/>
+          <w:szCs w:val="17"/>
+        </w:rPr>
+        <w:t xml:space="preserve">                raise ErrorTienda(...)</w:t>
+      </w:r>
+    </w:p>
+    <w:p>
+      <w:pPr>
+        <w:keepNext/>
+        <w:keepLines/>
+        <w:shd w:val="clear" w:color="auto" w:fill="F4F1EC"/>
+        <w:ind w:left="180" w:right="180"/>
+      </w:pPr>
+      <w:r>
+        <w:rPr>
+          <w:rFonts w:ascii="Consolas" w:hAnsi="Consolas" w:cs="Consolas"/>
+          <w:sz w:val="17"/>
+          <w:szCs w:val="17"/>
+        </w:rPr>
+        <w:t xml:space="preserve">        ...</w:t>
+      </w:r>
+    </w:p>
+    <w:p>
+      <w:pPr>
+        <w:keepNext/>
+        <w:keepLines/>
+        <w:shd w:val="clear" w:color="auto" w:fill="F4F1EC"/>
+        <w:ind w:left="180" w:right="180"/>
+      </w:pPr>
+      <w:r>
+        <w:rPr>
+          <w:rFonts w:ascii="Consolas" w:hAnsi="Consolas" w:cs="Consolas"/>
+          <w:sz w:val="17"/>
+          <w:szCs w:val="17"/>
+        </w:rPr>
+        <w:t xml:space="preserve">        conexion.commit()</w:t>
+      </w:r>
+    </w:p>
+    <w:p>
+      <w:pPr>
+        <w:keepNext/>
+        <w:keepLines/>
+        <w:shd w:val="clear" w:color="auto" w:fill="F4F1EC"/>
+        <w:ind w:left="180" w:right="180"/>
+      </w:pPr>
+      <w:r>
+        <w:rPr>
+          <w:rFonts w:ascii="Consolas" w:hAnsi="Consolas" w:cs="Consolas"/>
+          <w:sz w:val="17"/>
+          <w:szCs w:val="17"/>
+        </w:rPr>
+        <w:t xml:space="preserve">    except Exception:</w:t>
+      </w:r>
+    </w:p>
+    <w:p>
+      <w:pPr>
+        <w:keepNext/>
+        <w:keepLines/>
+        <w:shd w:val="clear" w:color="auto" w:fill="F4F1EC"/>
+        <w:ind w:left="180" w:right="180"/>
+      </w:pPr>
+      <w:r>
+        <w:rPr>
+          <w:rFonts w:ascii="Consolas" w:hAnsi="Consolas" w:cs="Consolas"/>
+          <w:sz w:val="17"/>
+          <w:szCs w:val="17"/>
+        </w:rPr>
+        <w:t xml:space="preserve">        conexion.rollback()</w:t>
+      </w:r>
+    </w:p>
+    <w:p>
+      <w:pPr>
+        <w:keepLines/>
+        <w:shd w:val="clear" w:color="auto" w:fill="F4F1EC"/>
+        <w:spacing w:after="160"/>
+        <w:ind w:left="180" w:right="180"/>
+      </w:pPr>
+      <w:r>
+        <w:rPr>
+          <w:rFonts w:ascii="Consolas" w:hAnsi="Consolas" w:cs="Consolas"/>
+          <w:sz w:val="17"/>
+          <w:szCs w:val="17"/>
+        </w:rPr>
+        <w:t xml:space="preserve">        raise</w:t>
+      </w:r>
+    </w:p>
+    <w:p>
+      <w:pPr>
+        <w:keepNext/>
+        <w:spacing w:after="80"/>
+      </w:pPr>
+      <w:r>
+        <w:rPr>
+          <w:b/>
+          <w:bCs/>
+        </w:rPr>
+        <w:lastRenderedPageBreak/>
+        <w:t>Cuello adaptativo</w:t>
+      </w:r>
+      <w:r>
+        <w:t xml:space="preserve"> (pose_tracker.py). El color de referencia sale del propio cuello de la persona, por eso no depende de un tono de piel fijo (sección 15.4).</w:t>
+      </w:r>
+    </w:p>
+    <w:p>
+      <w:pPr>
+        <w:keepNext/>
+        <w:keepLines/>
+        <w:shd w:val="clear" w:color="auto" w:fill="F4F1EC"/>
+        <w:ind w:left="180" w:right="180"/>
+      </w:pPr>
+      <w:r>
+        <w:rPr>
+          <w:rFonts w:ascii="Consolas" w:hAnsi="Consolas" w:cs="Consolas"/>
+          <w:sz w:val="17"/>
+          <w:szCs w:val="17"/>
+        </w:rPr>
+        <w:t># Color del cuello: se toma como referencia el color del CENTRO del cuello de esta</w:t>
+      </w:r>
+    </w:p>
+    <w:p>
+      <w:pPr>
+        <w:keepNext/>
+        <w:keepLines/>
+        <w:shd w:val="clear" w:color="auto" w:fill="F4F1EC"/>
+        <w:ind w:left="180" w:right="180"/>
+      </w:pPr>
+      <w:r>
+        <w:rPr>
+          <w:rFonts w:ascii="Consolas" w:hAnsi="Consolas" w:cs="Consolas"/>
+          <w:sz w:val="17"/>
+          <w:szCs w:val="17"/>
+        </w:rPr>
+        <w:t># persona (sirve para cualquier t</w:t>
+      </w:r>
+      <w:r>
+        <w:rPr>
+          <w:rFonts w:ascii="Consolas" w:hAnsi="Consolas" w:cs="Consolas"/>
+          <w:sz w:val="17"/>
+          <w:szCs w:val="17"/>
+        </w:rPr>
+        <w:t>ono de piel) y cuenta como cuello lo que se le</w:t>
+      </w:r>
+    </w:p>
+    <w:p>
+      <w:pPr>
+        <w:keepNext/>
+        <w:keepLines/>
+        <w:shd w:val="clear" w:color="auto" w:fill="F4F1EC"/>
+        <w:ind w:left="180" w:right="180"/>
+      </w:pPr>
+      <w:r>
+        <w:rPr>
+          <w:rFonts w:ascii="Consolas" w:hAnsi="Consolas" w:cs="Consolas"/>
+          <w:sz w:val="17"/>
+          <w:szCs w:val="17"/>
+        </w:rPr>
+        <w:t># parece. El pelo, una capucha o el fondo tienen otro color.</w:t>
+      </w:r>
+    </w:p>
+    <w:p>
+      <w:pPr>
+        <w:keepNext/>
+        <w:keepLines/>
+        <w:shd w:val="clear" w:color="auto" w:fill="F4F1EC"/>
+        <w:ind w:left="180" w:right="180"/>
+      </w:pPr>
+      <w:r>
+        <w:rPr>
+          <w:rFonts w:ascii="Consolas" w:hAnsi="Consolas" w:cs="Consolas"/>
+          <w:sz w:val="17"/>
+          <w:szCs w:val="17"/>
+        </w:rPr>
+        <w:t>referencia = np.median(centro_lab, axis=0)</w:t>
+      </w:r>
+    </w:p>
+    <w:p>
+      <w:pPr>
+        <w:keepNext/>
+        <w:keepLines/>
+        <w:shd w:val="clear" w:color="auto" w:fill="F4F1EC"/>
+        <w:ind w:left="180" w:right="180"/>
+      </w:pPr>
+      <w:r>
+        <w:rPr>
+          <w:rFonts w:ascii="Consolas" w:hAnsi="Consolas" w:cs="Consolas"/>
+          <w:sz w:val="17"/>
+          <w:szCs w:val="17"/>
+        </w:rPr>
+        <w:t>def parecido(xs, ys):</w:t>
+      </w:r>
+    </w:p>
+    <w:p>
+      <w:pPr>
+        <w:keepNext/>
+        <w:keepLines/>
+        <w:shd w:val="clear" w:color="auto" w:fill="F4F1EC"/>
+        <w:ind w:left="180" w:right="180"/>
+      </w:pPr>
+      <w:r>
+        <w:rPr>
+          <w:rFonts w:ascii="Consolas" w:hAnsi="Consolas" w:cs="Consolas"/>
+          <w:sz w:val="17"/>
+          <w:szCs w:val="17"/>
+        </w:rPr>
+        <w:t xml:space="preserve">    dif = lab[ys - y0, xs - x0] - referencia</w:t>
+      </w:r>
+    </w:p>
+    <w:p>
+      <w:pPr>
+        <w:keepLines/>
+        <w:shd w:val="clear" w:color="auto" w:fill="F4F1EC"/>
+        <w:spacing w:after="160"/>
+        <w:ind w:left="180" w:right="180"/>
+      </w:pPr>
+      <w:r>
+        <w:rPr>
+          <w:rFonts w:ascii="Consolas" w:hAnsi="Consolas" w:cs="Consolas"/>
+          <w:sz w:val="17"/>
+          <w:szCs w:val="17"/>
+        </w:rPr>
+        <w:t xml:space="preserve">    return np.sqrt((dif[..., 0] * 0.5)</w:t>
+      </w:r>
+      <w:r>
+        <w:rPr>
+          <w:rFonts w:ascii="Consolas" w:hAnsi="Consolas" w:cs="Consolas"/>
+          <w:sz w:val="17"/>
+          <w:szCs w:val="17"/>
+        </w:rPr>
+        <w:t xml:space="preserve"> ** 2 + dif[..., 1] ** 2 + dif[..., 2] ** 2) &lt; 22</w:t>
+      </w:r>
+    </w:p>
+    <w:p>
+      <w:pPr>
+        <w:keepNext/>
+        <w:spacing w:after="80"/>
+      </w:pPr>
+      <w:r>
+        <w:rPr>
+          <w:b/>
+          <w:bCs/>
+        </w:rPr>
+        <w:t>Logos que no se deforman</w:t>
+      </w:r>
+      <w:r>
+        <w:t xml:space="preserve"> (diseno_rigido.py). Dos números medidos sobre el catálogo deciden qué es un logo y qué es tela (sección 21.2).</w:t>
+      </w:r>
+    </w:p>
+    <w:p>
+      <w:pPr>
+        <w:keepNext/>
+        <w:keepLines/>
+        <w:shd w:val="clear" w:color="auto" w:fill="F4F1EC"/>
+        <w:ind w:left="180" w:right="180"/>
+      </w:pPr>
+      <w:r>
+        <w:rPr>
+          <w:rFonts w:ascii="Consolas" w:hAnsi="Consolas" w:cs="Consolas"/>
+          <w:sz w:val="17"/>
+          <w:szCs w:val="17"/>
+        </w:rPr>
+        <w:t># Con más piezas sueltas que esto, es un estampado repetido (lunares ~</w:t>
+      </w:r>
+      <w:r>
+        <w:rPr>
+          <w:rFonts w:ascii="Consolas" w:hAnsi="Consolas" w:cs="Consolas"/>
+          <w:sz w:val="17"/>
+          <w:szCs w:val="17"/>
+        </w:rPr>
+        <w:t>170, animal print</w:t>
+      </w:r>
+    </w:p>
+    <w:p>
+      <w:pPr>
+        <w:keepNext/>
+        <w:keepLines/>
+        <w:shd w:val="clear" w:color="auto" w:fill="F4F1EC"/>
+        <w:ind w:left="180" w:right="180"/>
+      </w:pPr>
+      <w:r>
+        <w:rPr>
+          <w:rFonts w:ascii="Consolas" w:hAnsi="Consolas" w:cs="Consolas"/>
+          <w:sz w:val="17"/>
+          <w:szCs w:val="17"/>
+        </w:rPr>
+        <w:t># ~350). Un texto o un escudo con vivos tiene menos (~50).</w:t>
+      </w:r>
+    </w:p>
+    <w:p>
+      <w:pPr>
+        <w:keepNext/>
+        <w:keepLines/>
+        <w:shd w:val="clear" w:color="auto" w:fill="F4F1EC"/>
+        <w:ind w:left="180" w:right="180"/>
+      </w:pPr>
+      <w:r>
+        <w:rPr>
+          <w:rFonts w:ascii="Consolas" w:hAnsi="Consolas" w:cs="Consolas"/>
+          <w:sz w:val="17"/>
+          <w:szCs w:val="17"/>
+        </w:rPr>
+        <w:t>MAXIMO_PIEZAS = 100</w:t>
+      </w:r>
+    </w:p>
+    <w:p>
+      <w:pPr>
+        <w:keepNext/>
+        <w:keepLines/>
+        <w:shd w:val="clear" w:color="auto" w:fill="F4F1EC"/>
+        <w:ind w:left="180" w:right="180"/>
+      </w:pPr>
+      <w:r>
+        <w:rPr>
+          <w:rFonts w:ascii="Consolas" w:hAnsi="Consolas" w:cs="Consolas"/>
+          <w:sz w:val="17"/>
+          <w:szCs w:val="17"/>
+        </w:rPr>
+        <w:t># Fracción mínima del interior del bloque con bordes marcados (diseños reales: 0,40</w:t>
+      </w:r>
+    </w:p>
+    <w:p>
+      <w:pPr>
+        <w:keepNext/>
+        <w:keepLines/>
+        <w:shd w:val="clear" w:color="auto" w:fill="F4F1EC"/>
+        <w:ind w:left="180" w:right="180"/>
+      </w:pPr>
+      <w:r>
+        <w:rPr>
+          <w:rFonts w:ascii="Consolas" w:hAnsi="Consolas" w:cs="Consolas"/>
+          <w:sz w:val="17"/>
+          <w:szCs w:val="17"/>
+        </w:rPr>
+        <w:t># a 0,97; sombras, pliegues, brillos y cuellos: 0 a 0,35).</w:t>
+      </w:r>
+    </w:p>
+    <w:p>
+      <w:pPr>
+        <w:keepNext/>
+        <w:keepLines/>
+        <w:shd w:val="clear" w:color="auto" w:fill="F4F1EC"/>
+        <w:ind w:left="180" w:right="180"/>
+      </w:pPr>
+      <w:r>
+        <w:rPr>
+          <w:rFonts w:ascii="Consolas" w:hAnsi="Consolas" w:cs="Consolas"/>
+          <w:sz w:val="17"/>
+          <w:szCs w:val="17"/>
+        </w:rPr>
+        <w:t>BORDES_MINIMOS =</w:t>
+      </w:r>
+      <w:r>
+        <w:rPr>
+          <w:rFonts w:ascii="Consolas" w:hAnsi="Consolas" w:cs="Consolas"/>
+          <w:sz w:val="17"/>
+          <w:szCs w:val="17"/>
+        </w:rPr>
+        <w:t xml:space="preserve"> 0.36</w:t>
+      </w:r>
+    </w:p>
+    <w:p>
+      <w:pPr>
+        <w:keepNext/>
+        <w:keepLines/>
+        <w:shd w:val="clear" w:color="auto" w:fill="F4F1EC"/>
+        <w:ind w:left="180" w:right="180"/>
+      </w:pPr>
+      <w:r>
+        <w:rPr>
+          <w:rFonts w:ascii="Consolas" w:hAnsi="Consolas" w:cs="Consolas"/>
+          <w:sz w:val="17"/>
+          <w:szCs w:val="17"/>
+        </w:rPr>
+        <w:t>...</w:t>
+      </w:r>
+    </w:p>
+    <w:p>
+      <w:pPr>
+        <w:keepNext/>
+        <w:keepLines/>
+        <w:shd w:val="clear" w:color="auto" w:fill="F4F1EC"/>
+        <w:ind w:left="180" w:right="180"/>
+      </w:pPr>
+      <w:r>
+        <w:rPr>
+          <w:rFonts w:ascii="Consolas" w:hAnsi="Consolas" w:cs="Consolas"/>
+          <w:sz w:val="17"/>
+          <w:szCs w:val="17"/>
+        </w:rPr>
+        <w:t>if _densidad_bordes(recorte) &lt; BORDES_MINIMOS:</w:t>
+      </w:r>
+    </w:p>
+    <w:p>
+      <w:pPr>
+        <w:keepLines/>
+        <w:shd w:val="clear" w:color="auto" w:fill="F4F1EC"/>
+        <w:spacing w:after="160"/>
+        <w:ind w:left="180" w:right="180"/>
+      </w:pPr>
+      <w:r>
+        <w:rPr>
+          <w:rFonts w:ascii="Consolas" w:hAnsi="Consolas" w:cs="Consolas"/>
+          <w:sz w:val="17"/>
+          <w:szCs w:val="17"/>
+        </w:rPr>
+        <w:t xml:space="preserve">    continue  # sombra, pliegue, brillo o cuello: es tela, no un diseño</w:t>
+      </w:r>
+    </w:p>
+    <w:p>
+      <w:pPr>
+        <w:keepNext/>
+        <w:spacing w:after="80"/>
+      </w:pPr>
+      <w:r>
+        <w:rPr>
+          <w:b/>
+          <w:bCs/>
+        </w:rPr>
+        <w:t>Una sola copia abierta</w:t>
+      </w:r>
+      <w:r>
+        <w:t xml:space="preserve"> (main.py). Si el probador ya está abierto, el puerto está ocupado y la segunda copia avisa en lugar de p</w:t>
+      </w:r>
+      <w:r>
+        <w:t>elear por la cámara.</w:t>
+      </w:r>
+    </w:p>
+    <w:p>
+      <w:pPr>
+        <w:keepNext/>
+        <w:keepLines/>
+        <w:shd w:val="clear" w:color="auto" w:fill="F4F1EC"/>
+        <w:ind w:left="180" w:right="180"/>
+      </w:pPr>
+      <w:r>
+        <w:rPr>
+          <w:rFonts w:ascii="Consolas" w:hAnsi="Consolas" w:cs="Consolas"/>
+          <w:sz w:val="17"/>
+          <w:szCs w:val="17"/>
+        </w:rPr>
+        <w:t>PUERTO_UNA_SOLA_COPIA = 47321</w:t>
+      </w:r>
+    </w:p>
+    <w:p>
+      <w:pPr>
+        <w:keepNext/>
+        <w:keepLines/>
+        <w:shd w:val="clear" w:color="auto" w:fill="F4F1EC"/>
+        <w:ind w:left="180" w:right="180"/>
+      </w:pPr>
+      <w:r>
+        <w:rPr>
+          <w:rFonts w:ascii="Consolas" w:hAnsi="Consolas" w:cs="Consolas"/>
+          <w:sz w:val="17"/>
+          <w:szCs w:val="17"/>
+        </w:rPr>
+        <w:t xml:space="preserve"> </w:t>
+      </w:r>
+    </w:p>
+    <w:p>
+      <w:pPr>
+        <w:keepNext/>
+        <w:keepLines/>
+        <w:shd w:val="clear" w:color="auto" w:fill="F4F1EC"/>
+        <w:ind w:left="180" w:right="180"/>
+      </w:pPr>
+      <w:r>
+        <w:rPr>
+          <w:rFonts w:ascii="Consolas" w:hAnsi="Consolas" w:cs="Consolas"/>
+          <w:sz w:val="17"/>
+          <w:szCs w:val="17"/>
+        </w:rPr>
+        <w:t>def reservar_copia_unica():</w:t>
+      </w:r>
+    </w:p>
+    <w:p>
+      <w:pPr>
+        <w:keepNext/>
+        <w:keepLines/>
+        <w:shd w:val="clear" w:color="auto" w:fill="F4F1EC"/>
+        <w:ind w:left="180" w:right="180"/>
+      </w:pPr>
+      <w:r>
+        <w:rPr>
+          <w:rFonts w:ascii="Consolas" w:hAnsi="Consolas" w:cs="Consolas"/>
+          <w:sz w:val="17"/>
+          <w:szCs w:val="17"/>
+        </w:rPr>
+        <w:t xml:space="preserve">    """Devuelve el socket que marca esta copia como la abierta, o None si ya hay otra."""</w:t>
+      </w:r>
+    </w:p>
+    <w:p>
+      <w:pPr>
+        <w:keepNext/>
+        <w:keepLines/>
+        <w:shd w:val="clear" w:color="auto" w:fill="F4F1EC"/>
+        <w:ind w:left="180" w:right="180"/>
+      </w:pPr>
+      <w:r>
+        <w:rPr>
+          <w:rFonts w:ascii="Consolas" w:hAnsi="Consolas" w:cs="Consolas"/>
+          <w:sz w:val="17"/>
+          <w:szCs w:val="17"/>
+        </w:rPr>
+        <w:t xml:space="preserve">    marca = socket.socket(socket.AF_INET, socket.SOCK_STREAM)</w:t>
+      </w:r>
+    </w:p>
+    <w:p>
+      <w:pPr>
+        <w:keepNext/>
+        <w:keepLines/>
+        <w:shd w:val="clear" w:color="auto" w:fill="F4F1EC"/>
+        <w:ind w:left="180" w:right="180"/>
+      </w:pPr>
+      <w:r>
+        <w:rPr>
+          <w:rFonts w:ascii="Consolas" w:hAnsi="Consolas" w:cs="Consolas"/>
+          <w:sz w:val="17"/>
+          <w:szCs w:val="17"/>
+        </w:rPr>
+        <w:t xml:space="preserve">    try:</w:t>
+      </w:r>
+    </w:p>
+    <w:p>
+      <w:pPr>
+        <w:keepNext/>
+        <w:keepLines/>
+        <w:shd w:val="clear" w:color="auto" w:fill="F4F1EC"/>
+        <w:ind w:left="180" w:right="180"/>
+      </w:pPr>
+      <w:r>
+        <w:rPr>
+          <w:rFonts w:ascii="Consolas" w:hAnsi="Consolas" w:cs="Consolas"/>
+          <w:sz w:val="17"/>
+          <w:szCs w:val="17"/>
+        </w:rPr>
+        <w:t xml:space="preserve">        marca.bind(("127.0.0.1", PUERTO_UNA_SOLA_COPIA))</w:t>
+      </w:r>
+    </w:p>
+    <w:p>
+      <w:pPr>
+        <w:keepNext/>
+        <w:keepLines/>
+        <w:shd w:val="clear" w:color="auto" w:fill="F4F1EC"/>
+        <w:ind w:left="180" w:right="180"/>
+      </w:pPr>
+      <w:r>
+        <w:rPr>
+          <w:rFonts w:ascii="Consolas" w:hAnsi="Consolas" w:cs="Consolas"/>
+          <w:sz w:val="17"/>
+          <w:szCs w:val="17"/>
+        </w:rPr>
+        <w:t xml:space="preserve">        return marca</w:t>
+      </w:r>
+    </w:p>
+    <w:p>
+      <w:pPr>
+        <w:keepNext/>
+        <w:keepLines/>
+        <w:shd w:val="clear" w:color="auto" w:fill="F4F1EC"/>
+        <w:ind w:left="180" w:right="180"/>
+      </w:pPr>
+      <w:r>
+        <w:rPr>
+          <w:rFonts w:ascii="Consolas" w:hAnsi="Consolas" w:cs="Consolas"/>
+          <w:sz w:val="17"/>
+          <w:szCs w:val="17"/>
+        </w:rPr>
+        <w:t xml:space="preserve">    except OSErro</w:t>
+      </w:r>
+      <w:r>
+        <w:rPr>
+          <w:rFonts w:ascii="Consolas" w:hAnsi="Consolas" w:cs="Consolas"/>
+          <w:sz w:val="17"/>
+          <w:szCs w:val="17"/>
+        </w:rPr>
+        <w:t>r:</w:t>
+      </w:r>
+    </w:p>
+    <w:p>
+      <w:pPr>
+        <w:keepNext/>
+        <w:keepLines/>
+        <w:shd w:val="clear" w:color="auto" w:fill="F4F1EC"/>
+        <w:ind w:left="180" w:right="180"/>
+      </w:pPr>
+      <w:r>
+        <w:rPr>
+          <w:rFonts w:ascii="Consolas" w:hAnsi="Consolas" w:cs="Consolas"/>
+          <w:sz w:val="17"/>
+          <w:szCs w:val="17"/>
+        </w:rPr>
+        <w:t xml:space="preserve">        marca.close()</w:t>
+      </w:r>
+    </w:p>
+    <w:p>
+      <w:pPr>
+        <w:keepLines/>
+        <w:shd w:val="clear" w:color="auto" w:fill="F4F1EC"/>
+        <w:spacing w:after="160"/>
+        <w:ind w:left="180" w:right="180"/>
+      </w:pPr>
+      <w:r>
+        <w:rPr>
+          <w:rFonts w:ascii="Consolas" w:hAnsi="Consolas" w:cs="Consolas"/>
+          <w:sz w:val="17"/>
+          <w:szCs w:val="17"/>
+        </w:rPr>
+        <w:t xml:space="preserve">        return None</w:t>
+      </w:r>
+    </w:p>
+    <w:p>
+      <w:pPr>
+        <w:pStyle w:val="Ttulo2"/>
+        <w:keepNext/>
+      </w:pPr>
+      <w:bookmarkStart w:id="41" w:name="_Toc243910297"/>
+      <w:r>
+        <w:t>21.8 Para completar</w:t>
+      </w:r>
+      <w:bookmarkEnd w:id="41"/>
     </w:p>
     <w:p>
       <w:pPr>
@@ -17430,13 +17688,7 @@
         <w:ind w:left="360"/>
       </w:pPr>
       <w:r>
-        <w:t>☐</w:t>
-      </w:r>
-      <w:r>
-        <w:t xml:space="preserve">  Capturas del pro</w:t>
-      </w:r>
-      <w:r>
-        <w:t>bador funcionando con la cámara</w:t>
+        <w:t>☐  Capturas del probador funcionando con la cámara</w:t>
       </w:r>
     </w:p>
     <w:p>
@@ -17445,41 +17697,14 @@
         <w:ind w:left="360"/>
       </w:pPr>
       <w:r>
-        <w:t>☐</w:t>
-      </w:r>
-      <w:r>
-        <w:t xml:space="preserve">  Fotos de las pruebas con compañeros</w:t>
-      </w:r>
-    </w:p>
-    <w:p>
-      <w:pPr>
-        <w:spacing w:after="80"/>
-        <w:ind w:left="360"/>
-      </w:pPr>
-      <w:r>
-        <w:t>☐</w:t>
-      </w:r>
-      <w:r>
-        <w:t xml:space="preserve">  Boceto de la pantalla para la tienda</w:t>
-      </w:r>
-    </w:p>
-    <w:p>
-      <w:pPr>
-        <w:spacing w:after="80"/>
-        <w:ind w:left="360"/>
-      </w:pPr>
-      <w:r>
-        <w:t>☐</w:t>
-      </w:r>
-      <w:r>
-        <w:t xml:space="preserve">  Fragmentos clave del código</w:t>
+        <w:t>☐  Fotos de las pruebas con compañeros</w:t>
       </w:r>
     </w:p>
     <w:sectPr>
-      <w:headerReference w:type="default" r:id="rId27"/>
-      <w:footerReference w:type="default" r:id="rId28"/>
-      <w:headerReference w:type="first" r:id="rId29"/>
-      <w:footerReference w:type="first" r:id="rId30"/>
+      <w:headerReference w:type="default" r:id="rId28"/>
+      <w:footerReference w:type="default" r:id="rId29"/>
+      <w:headerReference w:type="first" r:id="rId30"/>
+      <w:footerReference w:type="first" r:id="rId31"/>
       <w:pgSz w:w="12240" w:h="15840"/>
       <w:pgMar w:top="1440" w:right="1440" w:bottom="1440" w:left="1440" w:header="708" w:footer="708" w:gutter="0"/>
       <w:cols w:space="720"/>
